--- a/tervezési dokumentumok/dokumentáció.docx
+++ b/tervezési dokumentumok/dokumentáció.docx
@@ -43,391 +43,33 @@
           <w:sz w:val="24"/>
           <w:szCs w:val="24"/>
         </w:rPr>
-        <w:t>A projekt célja</w:t>
-      </w:r>
-    </w:p>
-    <w:p>
-      <w:pPr>
-        <w:spacing w:after="0" w:line="240" w:lineRule="auto"/>
-        <w:rPr>
-          <w:sz w:val="24"/>
-          <w:szCs w:val="24"/>
-        </w:rPr>
-      </w:pPr>
-      <w:r>
-        <w:rPr>
-          <w:sz w:val="24"/>
-          <w:szCs w:val="24"/>
-        </w:rPr>
-        <w:t>Matematikából magánóra vállalás</w:t>
-      </w:r>
-    </w:p>
-    <w:p>
-      <w:pPr>
-        <w:spacing w:after="0" w:line="240" w:lineRule="auto"/>
-        <w:rPr>
-          <w:sz w:val="24"/>
-          <w:szCs w:val="24"/>
-        </w:rPr>
-      </w:pPr>
-    </w:p>
-    <w:p>
-      <w:pPr>
-        <w:spacing w:after="0" w:line="240" w:lineRule="auto"/>
-        <w:rPr>
-          <w:sz w:val="24"/>
-          <w:szCs w:val="24"/>
-        </w:rPr>
-      </w:pPr>
-      <w:r>
-        <w:rPr>
-          <w:sz w:val="24"/>
-          <w:szCs w:val="24"/>
-        </w:rPr>
-        <w:t>Lehetséges az órák időpontjának és mennyiségének a követése</w:t>
-      </w:r>
-    </w:p>
-    <w:p>
-      <w:pPr>
-        <w:spacing w:after="0" w:line="240" w:lineRule="auto"/>
-        <w:rPr>
-          <w:sz w:val="24"/>
-          <w:szCs w:val="24"/>
-        </w:rPr>
-      </w:pPr>
-    </w:p>
-    <w:p>
-      <w:pPr>
-        <w:spacing w:after="0" w:line="240" w:lineRule="auto"/>
-        <w:rPr>
-          <w:sz w:val="24"/>
-          <w:szCs w:val="24"/>
-        </w:rPr>
-      </w:pPr>
-      <w:r>
-        <w:rPr>
-          <w:sz w:val="24"/>
-          <w:szCs w:val="24"/>
-        </w:rPr>
-        <w:t>Hogyan foglalható időpont?</w:t>
-      </w:r>
-    </w:p>
-    <w:p>
-      <w:pPr>
-        <w:spacing w:after="0" w:line="240" w:lineRule="auto"/>
-        <w:rPr>
-          <w:sz w:val="24"/>
-          <w:szCs w:val="24"/>
-        </w:rPr>
-      </w:pPr>
-      <w:r>
-        <w:rPr>
-          <w:sz w:val="24"/>
-          <w:szCs w:val="24"/>
-        </w:rPr>
-        <w:t xml:space="preserve">Tartalmaz </w:t>
-      </w:r>
-      <w:proofErr w:type="spellStart"/>
-      <w:r>
-        <w:rPr>
-          <w:sz w:val="24"/>
-          <w:szCs w:val="24"/>
-        </w:rPr>
-        <w:t>naptárat</w:t>
-      </w:r>
-      <w:proofErr w:type="spellEnd"/>
-      <w:r>
-        <w:rPr>
-          <w:sz w:val="24"/>
-          <w:szCs w:val="24"/>
-        </w:rPr>
-        <w:t>- látható, milyen szabad időpontok vannak, ha van foglalt időpont és valaki lemondja, magától szabaddá válik (foglalható)</w:t>
-      </w:r>
-    </w:p>
-    <w:p>
-      <w:pPr>
-        <w:spacing w:after="0" w:line="240" w:lineRule="auto"/>
-        <w:rPr>
-          <w:sz w:val="24"/>
-          <w:szCs w:val="24"/>
-        </w:rPr>
-      </w:pPr>
-    </w:p>
-    <w:p>
-      <w:pPr>
-        <w:spacing w:after="0" w:line="240" w:lineRule="auto"/>
-        <w:rPr>
-          <w:sz w:val="24"/>
-          <w:szCs w:val="24"/>
-        </w:rPr>
-      </w:pPr>
-      <w:r>
-        <w:rPr>
-          <w:sz w:val="24"/>
-          <w:szCs w:val="24"/>
-        </w:rPr>
-        <w:t>Ki látja az időpontokat?</w:t>
-      </w:r>
-    </w:p>
-    <w:p>
-      <w:pPr>
-        <w:spacing w:after="0" w:line="240" w:lineRule="auto"/>
-        <w:rPr>
-          <w:sz w:val="24"/>
-          <w:szCs w:val="24"/>
-        </w:rPr>
-      </w:pPr>
-      <w:r>
-        <w:rPr>
-          <w:sz w:val="24"/>
-          <w:szCs w:val="24"/>
-        </w:rPr>
-        <w:t xml:space="preserve">Azok látják, akik regisztrálnak </w:t>
-      </w:r>
-    </w:p>
-    <w:p>
-      <w:pPr>
-        <w:spacing w:after="0" w:line="240" w:lineRule="auto"/>
-        <w:rPr>
-          <w:sz w:val="24"/>
-          <w:szCs w:val="24"/>
-        </w:rPr>
-      </w:pPr>
-    </w:p>
-    <w:p>
-      <w:pPr>
-        <w:spacing w:after="0" w:line="240" w:lineRule="auto"/>
-        <w:rPr>
-          <w:sz w:val="24"/>
-          <w:szCs w:val="24"/>
-        </w:rPr>
-      </w:pPr>
-      <w:r>
-        <w:rPr>
-          <w:sz w:val="24"/>
-          <w:szCs w:val="24"/>
-        </w:rPr>
-        <w:t>Mit kell megadni?</w:t>
-      </w:r>
-    </w:p>
-    <w:p>
-      <w:pPr>
-        <w:spacing w:after="0" w:line="240" w:lineRule="auto"/>
-        <w:rPr>
-          <w:sz w:val="24"/>
-          <w:szCs w:val="24"/>
-        </w:rPr>
-      </w:pPr>
-      <w:r>
-        <w:rPr>
-          <w:sz w:val="24"/>
-          <w:szCs w:val="24"/>
-        </w:rPr>
-        <w:t xml:space="preserve">Regisztrálásnál meg kell adni, </w:t>
-      </w:r>
-      <w:r>
-        <w:rPr>
-          <w:sz w:val="24"/>
-          <w:szCs w:val="24"/>
-        </w:rPr>
-        <w:t>a matematikával kapcsolatos célodat</w:t>
-      </w:r>
-      <w:r>
-        <w:rPr>
-          <w:sz w:val="24"/>
-          <w:szCs w:val="24"/>
-        </w:rPr>
-        <w:t xml:space="preserve"> (érettségi, továbbtanulás, emelt szint, felvételi)</w:t>
-      </w:r>
-    </w:p>
-    <w:p>
-      <w:pPr>
-        <w:spacing w:after="0" w:line="240" w:lineRule="auto"/>
-        <w:rPr>
-          <w:sz w:val="24"/>
-          <w:szCs w:val="24"/>
-        </w:rPr>
-      </w:pPr>
-    </w:p>
-    <w:p>
-      <w:pPr>
-        <w:spacing w:after="0" w:line="240" w:lineRule="auto"/>
-        <w:rPr>
-          <w:sz w:val="24"/>
-          <w:szCs w:val="24"/>
-        </w:rPr>
-      </w:pPr>
-      <w:proofErr w:type="gramStart"/>
-      <w:r>
-        <w:rPr>
-          <w:sz w:val="24"/>
-          <w:szCs w:val="24"/>
-        </w:rPr>
-        <w:t>az</w:t>
-      </w:r>
-      <w:proofErr w:type="gramEnd"/>
-      <w:r>
-        <w:rPr>
-          <w:sz w:val="24"/>
-          <w:szCs w:val="24"/>
-        </w:rPr>
-        <w:t xml:space="preserve"> óra típusát: </w:t>
-      </w:r>
-      <w:r>
-        <w:rPr>
-          <w:sz w:val="24"/>
-          <w:szCs w:val="24"/>
-        </w:rPr>
-        <w:t>online/jelenléti</w:t>
-      </w:r>
-    </w:p>
-    <w:p>
-      <w:pPr>
-        <w:spacing w:after="0" w:line="240" w:lineRule="auto"/>
-        <w:rPr>
-          <w:sz w:val="24"/>
-          <w:szCs w:val="24"/>
-        </w:rPr>
-      </w:pPr>
-      <w:proofErr w:type="gramStart"/>
-      <w:r>
-        <w:rPr>
-          <w:sz w:val="24"/>
-          <w:szCs w:val="24"/>
-        </w:rPr>
-        <w:t>rendszeres</w:t>
-      </w:r>
-      <w:proofErr w:type="gramEnd"/>
-      <w:r>
-        <w:rPr>
-          <w:sz w:val="24"/>
-          <w:szCs w:val="24"/>
-        </w:rPr>
-        <w:t>/alkalmi/feladatmegoldás</w:t>
-      </w:r>
-    </w:p>
-    <w:p>
-      <w:pPr>
-        <w:spacing w:after="0" w:line="240" w:lineRule="auto"/>
-        <w:rPr>
-          <w:sz w:val="24"/>
-          <w:szCs w:val="24"/>
-        </w:rPr>
-      </w:pPr>
-    </w:p>
-    <w:p>
-      <w:pPr>
-        <w:spacing w:after="0" w:line="240" w:lineRule="auto"/>
-        <w:rPr>
-          <w:sz w:val="24"/>
-          <w:szCs w:val="24"/>
-        </w:rPr>
-      </w:pPr>
-      <w:r>
-        <w:rPr>
-          <w:sz w:val="24"/>
-          <w:szCs w:val="24"/>
-        </w:rPr>
-        <w:t>Összesítés</w:t>
-      </w:r>
-    </w:p>
-    <w:p>
-      <w:pPr>
-        <w:spacing w:after="0" w:line="240" w:lineRule="auto"/>
-        <w:rPr>
-          <w:sz w:val="24"/>
-          <w:szCs w:val="24"/>
-        </w:rPr>
-      </w:pPr>
-      <w:proofErr w:type="gramStart"/>
-      <w:r>
-        <w:rPr>
-          <w:sz w:val="24"/>
-          <w:szCs w:val="24"/>
-        </w:rPr>
-        <w:t>hónap</w:t>
-      </w:r>
-      <w:proofErr w:type="gramEnd"/>
-      <w:r>
-        <w:rPr>
-          <w:sz w:val="24"/>
-          <w:szCs w:val="24"/>
-        </w:rPr>
-        <w:t xml:space="preserve"> végén a rendszer összesíti, kinek hány órája van-</w:t>
-      </w:r>
-      <w:r>
-        <w:rPr>
-          <w:sz w:val="24"/>
-          <w:szCs w:val="24"/>
-        </w:rPr>
-        <w:t>pénz</w:t>
-      </w:r>
-      <w:r>
-        <w:rPr>
-          <w:sz w:val="24"/>
-          <w:szCs w:val="24"/>
-        </w:rPr>
-        <w:t>összeg</w:t>
-      </w:r>
-    </w:p>
-    <w:p>
-      <w:pPr>
-        <w:spacing w:after="0" w:line="240" w:lineRule="auto"/>
-        <w:rPr>
-          <w:sz w:val="24"/>
-          <w:szCs w:val="24"/>
-        </w:rPr>
-      </w:pPr>
-    </w:p>
-    <w:p>
-      <w:pPr>
-        <w:spacing w:after="0" w:line="240" w:lineRule="auto"/>
-        <w:rPr>
-          <w:sz w:val="24"/>
-          <w:szCs w:val="24"/>
-        </w:rPr>
-      </w:pPr>
-      <w:proofErr w:type="gramStart"/>
-      <w:r>
-        <w:rPr>
-          <w:sz w:val="24"/>
-          <w:szCs w:val="24"/>
-        </w:rPr>
-        <w:t>tanár</w:t>
-      </w:r>
-      <w:proofErr w:type="gramEnd"/>
-      <w:r>
-        <w:rPr>
-          <w:sz w:val="24"/>
-          <w:szCs w:val="24"/>
-        </w:rPr>
-        <w:t xml:space="preserve"> foglal időpontot-nem foglalható időpont (módosítás)</w:t>
-      </w:r>
-    </w:p>
-    <w:p>
-      <w:pPr>
-        <w:spacing w:after="0" w:line="240" w:lineRule="auto"/>
-        <w:rPr>
-          <w:sz w:val="24"/>
-          <w:szCs w:val="24"/>
-        </w:rPr>
-      </w:pPr>
-    </w:p>
-    <w:p>
-      <w:pPr>
-        <w:spacing w:after="0" w:line="240" w:lineRule="auto"/>
-        <w:rPr>
-          <w:sz w:val="24"/>
-          <w:szCs w:val="24"/>
-        </w:rPr>
-      </w:pPr>
-      <w:r>
-        <w:rPr>
-          <w:sz w:val="24"/>
-          <w:szCs w:val="24"/>
-        </w:rPr>
-        <w:t>lemondás</w:t>
-      </w:r>
+        <w:t>Mi a célunk a projekttel?</w:t>
+      </w:r>
+    </w:p>
+    <w:p>
+      <w:pPr>
+        <w:spacing w:after="0" w:line="240" w:lineRule="auto"/>
+        <w:rPr>
+          <w:sz w:val="24"/>
+          <w:szCs w:val="24"/>
+        </w:rPr>
+      </w:pPr>
+      <w:r>
+        <w:rPr>
+          <w:sz w:val="24"/>
+          <w:szCs w:val="24"/>
+        </w:rPr>
+        <w:t>A projekt lehetőséget nyújt nyomon követni tanár és diák szemszögéből matematikából vállalt magánórákat</w:t>
+      </w:r>
+    </w:p>
+    <w:p>
+      <w:pPr>
+        <w:spacing w:after="0" w:line="240" w:lineRule="auto"/>
+        <w:rPr>
+          <w:sz w:val="24"/>
+          <w:szCs w:val="24"/>
+        </w:rPr>
+      </w:pPr>
       <w:bookmarkStart w:id="0" w:name="_GoBack"/>
       <w:bookmarkEnd w:id="0"/>
     </w:p>
@@ -435,40 +77,694 @@
       <w:pPr>
         <w:spacing w:after="0" w:line="240" w:lineRule="auto"/>
         <w:rPr>
-          <w:sz w:val="24"/>
-          <w:szCs w:val="24"/>
-        </w:rPr>
-      </w:pPr>
-      <w:proofErr w:type="gramStart"/>
-      <w:r>
-        <w:rPr>
-          <w:sz w:val="24"/>
-          <w:szCs w:val="24"/>
-        </w:rPr>
-        <w:t>időpontot</w:t>
-      </w:r>
-      <w:proofErr w:type="gramEnd"/>
-      <w:r>
-        <w:rPr>
-          <w:sz w:val="24"/>
-          <w:szCs w:val="24"/>
-        </w:rPr>
-        <w:t xml:space="preserve"> m</w:t>
-      </w:r>
-      <w:r>
-        <w:rPr>
-          <w:sz w:val="24"/>
-          <w:szCs w:val="24"/>
-        </w:rPr>
-        <w:t>in</w:t>
-      </w:r>
-      <w:r>
-        <w:rPr>
-          <w:sz w:val="24"/>
-          <w:szCs w:val="24"/>
-        </w:rPr>
-        <w:t>. 24 órával előtte lemondható</w:t>
-      </w:r>
+          <w:b/>
+          <w:sz w:val="28"/>
+          <w:szCs w:val="28"/>
+        </w:rPr>
+      </w:pPr>
+      <w:r>
+        <w:rPr>
+          <w:b/>
+          <w:sz w:val="28"/>
+          <w:szCs w:val="28"/>
+        </w:rPr>
+        <w:t>A projekt funkciói</w:t>
+      </w:r>
+    </w:p>
+    <w:p>
+      <w:pPr>
+        <w:pStyle w:val="Listaszerbekezds"/>
+        <w:numPr>
+          <w:ilvl w:val="0"/>
+          <w:numId w:val="1"/>
+        </w:numPr>
+        <w:spacing w:after="0" w:line="240" w:lineRule="auto"/>
+        <w:rPr>
+          <w:sz w:val="24"/>
+          <w:szCs w:val="24"/>
+        </w:rPr>
+      </w:pPr>
+      <w:r>
+        <w:rPr>
+          <w:sz w:val="24"/>
+          <w:szCs w:val="24"/>
+        </w:rPr>
+        <w:t>Lehetséges az órák időpontjának és mennyiségének a követése</w:t>
+      </w:r>
+    </w:p>
+    <w:p>
+      <w:pPr>
+        <w:spacing w:after="0" w:line="240" w:lineRule="auto"/>
+        <w:rPr>
+          <w:sz w:val="24"/>
+          <w:szCs w:val="24"/>
+        </w:rPr>
+      </w:pPr>
+    </w:p>
+    <w:p>
+      <w:pPr>
+        <w:pStyle w:val="Listaszerbekezds"/>
+        <w:numPr>
+          <w:ilvl w:val="0"/>
+          <w:numId w:val="1"/>
+        </w:numPr>
+        <w:spacing w:after="0" w:line="240" w:lineRule="auto"/>
+        <w:rPr>
+          <w:sz w:val="24"/>
+          <w:szCs w:val="24"/>
+        </w:rPr>
+      </w:pPr>
+      <w:r>
+        <w:rPr>
+          <w:sz w:val="24"/>
+          <w:szCs w:val="24"/>
+        </w:rPr>
+        <w:t>Hogyan foglalható időpont?</w:t>
+      </w:r>
+    </w:p>
+    <w:p>
+      <w:pPr>
+        <w:pStyle w:val="Listaszerbekezds"/>
+        <w:numPr>
+          <w:ilvl w:val="0"/>
+          <w:numId w:val="7"/>
+        </w:numPr>
+        <w:spacing w:after="0" w:line="240" w:lineRule="auto"/>
+        <w:ind w:left="1134"/>
+        <w:rPr>
+          <w:sz w:val="24"/>
+          <w:szCs w:val="24"/>
+        </w:rPr>
+      </w:pPr>
+      <w:r>
+        <w:rPr>
+          <w:sz w:val="24"/>
+          <w:szCs w:val="24"/>
+        </w:rPr>
+        <w:t>Tartalmaz naptárat- látható, milyen szabad időpontok vannak, ha van foglalt időpont és valaki lemondja, magától szabaddá válik (foglalható)</w:t>
+      </w:r>
+    </w:p>
+    <w:p>
+      <w:pPr>
+        <w:spacing w:after="0" w:line="240" w:lineRule="auto"/>
+        <w:rPr>
+          <w:sz w:val="24"/>
+          <w:szCs w:val="24"/>
+        </w:rPr>
+      </w:pPr>
+    </w:p>
+    <w:p>
+      <w:pPr>
+        <w:pStyle w:val="Listaszerbekezds"/>
+        <w:numPr>
+          <w:ilvl w:val="0"/>
+          <w:numId w:val="1"/>
+        </w:numPr>
+        <w:spacing w:after="0" w:line="240" w:lineRule="auto"/>
+        <w:rPr>
+          <w:sz w:val="24"/>
+          <w:szCs w:val="24"/>
+        </w:rPr>
+      </w:pPr>
+      <w:r>
+        <w:rPr>
+          <w:sz w:val="24"/>
+          <w:szCs w:val="24"/>
+        </w:rPr>
+        <w:t>Ki látja az időpontokat?</w:t>
+      </w:r>
+    </w:p>
+    <w:p>
+      <w:pPr>
+        <w:pStyle w:val="Listaszerbekezds"/>
+        <w:numPr>
+          <w:ilvl w:val="0"/>
+          <w:numId w:val="8"/>
+        </w:numPr>
+        <w:spacing w:after="0" w:line="240" w:lineRule="auto"/>
+        <w:ind w:left="1134"/>
+        <w:rPr>
+          <w:sz w:val="24"/>
+          <w:szCs w:val="24"/>
+        </w:rPr>
+      </w:pPr>
+      <w:r>
+        <w:rPr>
+          <w:sz w:val="24"/>
+          <w:szCs w:val="24"/>
+        </w:rPr>
+        <w:t xml:space="preserve">Azok látják, akik regisztrálnak </w:t>
+      </w:r>
+    </w:p>
+    <w:p>
+      <w:pPr>
+        <w:spacing w:after="0" w:line="240" w:lineRule="auto"/>
+        <w:rPr>
+          <w:sz w:val="24"/>
+          <w:szCs w:val="24"/>
+        </w:rPr>
+      </w:pPr>
+    </w:p>
+    <w:p>
+      <w:pPr>
+        <w:pStyle w:val="Listaszerbekezds"/>
+        <w:numPr>
+          <w:ilvl w:val="0"/>
+          <w:numId w:val="1"/>
+        </w:numPr>
+        <w:spacing w:after="0" w:line="240" w:lineRule="auto"/>
+        <w:rPr>
+          <w:sz w:val="24"/>
+          <w:szCs w:val="24"/>
+        </w:rPr>
+      </w:pPr>
+      <w:r>
+        <w:rPr>
+          <w:sz w:val="24"/>
+          <w:szCs w:val="24"/>
+        </w:rPr>
+        <w:t>Mit kell megadni</w:t>
+      </w:r>
+      <w:r>
+        <w:rPr>
+          <w:sz w:val="24"/>
+          <w:szCs w:val="24"/>
+        </w:rPr>
+        <w:t xml:space="preserve"> a regisztrálásnál</w:t>
+      </w:r>
+      <w:r>
+        <w:rPr>
+          <w:sz w:val="24"/>
+          <w:szCs w:val="24"/>
+        </w:rPr>
+        <w:t>?</w:t>
+      </w:r>
+    </w:p>
+    <w:p>
+      <w:pPr>
+        <w:pStyle w:val="Listaszerbekezds"/>
+        <w:numPr>
+          <w:ilvl w:val="0"/>
+          <w:numId w:val="9"/>
+        </w:numPr>
+        <w:spacing w:after="0" w:line="240" w:lineRule="auto"/>
+        <w:ind w:left="1134" w:hanging="283"/>
+        <w:rPr>
+          <w:sz w:val="24"/>
+          <w:szCs w:val="24"/>
+        </w:rPr>
+      </w:pPr>
+      <w:r>
+        <w:rPr>
+          <w:sz w:val="24"/>
+          <w:szCs w:val="24"/>
+        </w:rPr>
+        <w:t>felhasználónevet</w:t>
+      </w:r>
+      <w:r>
+        <w:rPr>
+          <w:sz w:val="24"/>
+          <w:szCs w:val="24"/>
+        </w:rPr>
+        <w:t>,</w:t>
+      </w:r>
+    </w:p>
+    <w:p>
+      <w:pPr>
+        <w:pStyle w:val="Listaszerbekezds"/>
+        <w:numPr>
+          <w:ilvl w:val="0"/>
+          <w:numId w:val="9"/>
+        </w:numPr>
+        <w:spacing w:after="0" w:line="240" w:lineRule="auto"/>
+        <w:ind w:left="1134" w:hanging="283"/>
+        <w:rPr>
+          <w:sz w:val="24"/>
+          <w:szCs w:val="24"/>
+        </w:rPr>
+      </w:pPr>
+      <w:r>
+        <w:rPr>
+          <w:sz w:val="24"/>
+          <w:szCs w:val="24"/>
+        </w:rPr>
+        <w:t>email-címet,</w:t>
+      </w:r>
+    </w:p>
+    <w:p>
+      <w:pPr>
+        <w:pStyle w:val="Listaszerbekezds"/>
+        <w:numPr>
+          <w:ilvl w:val="0"/>
+          <w:numId w:val="9"/>
+        </w:numPr>
+        <w:spacing w:after="0" w:line="240" w:lineRule="auto"/>
+        <w:ind w:left="1134" w:hanging="283"/>
+        <w:rPr>
+          <w:sz w:val="24"/>
+          <w:szCs w:val="24"/>
+        </w:rPr>
+      </w:pPr>
+      <w:r>
+        <w:rPr>
+          <w:sz w:val="24"/>
+          <w:szCs w:val="24"/>
+        </w:rPr>
+        <w:t>matematikával kapcsolatos cél</w:t>
+      </w:r>
+      <w:r>
+        <w:rPr>
+          <w:sz w:val="24"/>
+          <w:szCs w:val="24"/>
+        </w:rPr>
+        <w:t>t (érettségi, továbbtanulás, emelt szint, felvételi)</w:t>
+      </w:r>
+    </w:p>
+    <w:p>
+      <w:pPr>
+        <w:pStyle w:val="Listaszerbekezds"/>
+        <w:numPr>
+          <w:ilvl w:val="0"/>
+          <w:numId w:val="10"/>
+        </w:numPr>
+        <w:spacing w:after="0" w:line="240" w:lineRule="auto"/>
+        <w:ind w:left="1134"/>
+        <w:rPr>
+          <w:sz w:val="24"/>
+          <w:szCs w:val="24"/>
+        </w:rPr>
+      </w:pPr>
+      <w:r>
+        <w:rPr>
+          <w:sz w:val="24"/>
+          <w:szCs w:val="24"/>
+        </w:rPr>
+        <w:t>A</w:t>
+      </w:r>
+      <w:r>
+        <w:rPr>
+          <w:sz w:val="24"/>
+          <w:szCs w:val="24"/>
+        </w:rPr>
+        <w:t>z óra típusát: online/jelenléti</w:t>
+      </w:r>
+    </w:p>
+    <w:p>
+      <w:pPr>
+        <w:pStyle w:val="Listaszerbekezds"/>
+        <w:numPr>
+          <w:ilvl w:val="0"/>
+          <w:numId w:val="10"/>
+        </w:numPr>
+        <w:spacing w:after="0" w:line="240" w:lineRule="auto"/>
+        <w:ind w:left="1134"/>
+        <w:rPr>
+          <w:sz w:val="24"/>
+          <w:szCs w:val="24"/>
+        </w:rPr>
+      </w:pPr>
+      <w:r>
+        <w:rPr>
+          <w:sz w:val="24"/>
+          <w:szCs w:val="24"/>
+        </w:rPr>
+        <w:t>rendszeres/alkalmi/feladatmegoldás</w:t>
+      </w:r>
+    </w:p>
+    <w:p>
+      <w:pPr>
+        <w:spacing w:after="0" w:line="240" w:lineRule="auto"/>
+        <w:rPr>
+          <w:sz w:val="24"/>
+          <w:szCs w:val="24"/>
+        </w:rPr>
+      </w:pPr>
+    </w:p>
+    <w:p>
+      <w:pPr>
+        <w:pStyle w:val="Listaszerbekezds"/>
+        <w:numPr>
+          <w:ilvl w:val="0"/>
+          <w:numId w:val="1"/>
+        </w:numPr>
+        <w:spacing w:after="0" w:line="240" w:lineRule="auto"/>
+        <w:rPr>
+          <w:sz w:val="24"/>
+          <w:szCs w:val="24"/>
+        </w:rPr>
+      </w:pPr>
+      <w:r>
+        <w:rPr>
+          <w:sz w:val="24"/>
+          <w:szCs w:val="24"/>
+        </w:rPr>
+        <w:t>Összesítés</w:t>
+      </w:r>
+    </w:p>
+    <w:p>
+      <w:pPr>
+        <w:pStyle w:val="Listaszerbekezds"/>
+        <w:numPr>
+          <w:ilvl w:val="0"/>
+          <w:numId w:val="6"/>
+        </w:numPr>
+        <w:spacing w:after="0" w:line="240" w:lineRule="auto"/>
+        <w:ind w:left="1134"/>
+        <w:rPr>
+          <w:sz w:val="24"/>
+          <w:szCs w:val="24"/>
+        </w:rPr>
+      </w:pPr>
+      <w:r>
+        <w:rPr>
+          <w:sz w:val="24"/>
+          <w:szCs w:val="24"/>
+        </w:rPr>
+        <w:t>hónap végén a rendszer összesíti, kinek hány órája van-pénzösszeg</w:t>
+      </w:r>
+    </w:p>
+    <w:p>
+      <w:pPr>
+        <w:spacing w:after="0" w:line="240" w:lineRule="auto"/>
+        <w:rPr>
+          <w:sz w:val="24"/>
+          <w:szCs w:val="24"/>
+        </w:rPr>
+      </w:pPr>
+    </w:p>
+    <w:p>
+      <w:pPr>
+        <w:pStyle w:val="Listaszerbekezds"/>
+        <w:numPr>
+          <w:ilvl w:val="0"/>
+          <w:numId w:val="3"/>
+        </w:numPr>
+        <w:spacing w:after="0" w:line="240" w:lineRule="auto"/>
+        <w:rPr>
+          <w:sz w:val="24"/>
+          <w:szCs w:val="24"/>
+        </w:rPr>
+      </w:pPr>
+      <w:r>
+        <w:rPr>
+          <w:sz w:val="24"/>
+          <w:szCs w:val="24"/>
+        </w:rPr>
+        <w:t>Időpont módosítása</w:t>
+      </w:r>
+    </w:p>
+    <w:p>
+      <w:pPr>
+        <w:pStyle w:val="Listaszerbekezds"/>
+        <w:numPr>
+          <w:ilvl w:val="0"/>
+          <w:numId w:val="5"/>
+        </w:numPr>
+        <w:spacing w:after="0" w:line="240" w:lineRule="auto"/>
+        <w:ind w:left="1134" w:hanging="425"/>
+        <w:rPr>
+          <w:sz w:val="24"/>
+          <w:szCs w:val="24"/>
+        </w:rPr>
+      </w:pPr>
+      <w:r>
+        <w:rPr>
+          <w:sz w:val="24"/>
+          <w:szCs w:val="24"/>
+        </w:rPr>
+        <w:t>tanár foglal időpontot-nem foglalható időpont (módosítás)</w:t>
+      </w:r>
+    </w:p>
+    <w:p>
+      <w:pPr>
+        <w:spacing w:after="0" w:line="240" w:lineRule="auto"/>
+        <w:rPr>
+          <w:sz w:val="24"/>
+          <w:szCs w:val="24"/>
+        </w:rPr>
+      </w:pPr>
+    </w:p>
+    <w:p>
+      <w:pPr>
+        <w:pStyle w:val="Listaszerbekezds"/>
+        <w:numPr>
+          <w:ilvl w:val="0"/>
+          <w:numId w:val="1"/>
+        </w:numPr>
+        <w:spacing w:after="0" w:line="240" w:lineRule="auto"/>
+        <w:rPr>
+          <w:sz w:val="24"/>
+          <w:szCs w:val="24"/>
+        </w:rPr>
+      </w:pPr>
+      <w:r>
+        <w:rPr>
+          <w:sz w:val="24"/>
+          <w:szCs w:val="24"/>
+        </w:rPr>
+        <w:t>lemondás</w:t>
+      </w:r>
+    </w:p>
+    <w:p>
+      <w:pPr>
+        <w:pStyle w:val="Listaszerbekezds"/>
+        <w:numPr>
+          <w:ilvl w:val="0"/>
+          <w:numId w:val="4"/>
+        </w:numPr>
+        <w:spacing w:after="0" w:line="240" w:lineRule="auto"/>
+        <w:ind w:left="1134" w:hanging="425"/>
+        <w:rPr>
+          <w:sz w:val="24"/>
+          <w:szCs w:val="24"/>
+        </w:rPr>
+      </w:pPr>
+      <w:r>
+        <w:rPr>
+          <w:sz w:val="24"/>
+          <w:szCs w:val="24"/>
+        </w:rPr>
+        <w:t>időpontot min. 24 órával előtte lemondható</w:t>
+      </w:r>
+    </w:p>
+    <w:p>
+      <w:pPr>
+        <w:spacing w:after="0" w:line="240" w:lineRule="auto"/>
+        <w:rPr>
+          <w:sz w:val="24"/>
+          <w:szCs w:val="24"/>
+        </w:rPr>
+      </w:pPr>
+    </w:p>
+    <w:p>
+      <w:pPr>
+        <w:spacing w:after="0" w:line="240" w:lineRule="auto"/>
+        <w:rPr>
+          <w:sz w:val="24"/>
+          <w:szCs w:val="24"/>
+        </w:rPr>
+      </w:pPr>
+      <w:r>
+        <w:rPr>
+          <w:sz w:val="24"/>
+          <w:szCs w:val="24"/>
+        </w:rPr>
+        <w:t>Felhasznált technológiák</w:t>
+      </w:r>
+    </w:p>
+    <w:p>
+      <w:pPr>
+        <w:spacing w:after="0" w:line="240" w:lineRule="auto"/>
+        <w:rPr>
+          <w:sz w:val="24"/>
+          <w:szCs w:val="24"/>
+        </w:rPr>
+      </w:pPr>
+      <w:r>
+        <w:rPr>
+          <w:sz w:val="24"/>
+          <w:szCs w:val="24"/>
+        </w:rPr>
+        <w:t>Git/Github</w:t>
+      </w:r>
+    </w:p>
+    <w:p>
+      <w:pPr>
+        <w:spacing w:after="0" w:line="240" w:lineRule="auto"/>
+        <w:rPr>
+          <w:sz w:val="24"/>
+          <w:szCs w:val="24"/>
+        </w:rPr>
+      </w:pPr>
+      <w:r>
+        <w:rPr>
+          <w:sz w:val="24"/>
+          <w:szCs w:val="24"/>
+        </w:rPr>
+        <w:t>CSS</w:t>
+      </w:r>
+    </w:p>
+    <w:p>
+      <w:pPr>
+        <w:spacing w:after="0" w:line="240" w:lineRule="auto"/>
+        <w:rPr>
+          <w:sz w:val="24"/>
+          <w:szCs w:val="24"/>
+        </w:rPr>
+      </w:pPr>
+      <w:r>
+        <w:rPr>
+          <w:sz w:val="24"/>
+          <w:szCs w:val="24"/>
+        </w:rPr>
+        <w:t>HTML</w:t>
+      </w:r>
+    </w:p>
+    <w:p>
+      <w:pPr>
+        <w:spacing w:after="0" w:line="240" w:lineRule="auto"/>
+        <w:rPr>
+          <w:sz w:val="24"/>
+          <w:szCs w:val="24"/>
+        </w:rPr>
+      </w:pPr>
+    </w:p>
+    <w:p>
+      <w:pPr>
+        <w:spacing w:after="0" w:line="240" w:lineRule="auto"/>
+        <w:rPr>
+          <w:sz w:val="24"/>
+          <w:szCs w:val="24"/>
+        </w:rPr>
+      </w:pPr>
+      <w:r>
+        <w:rPr>
+          <w:sz w:val="24"/>
+          <w:szCs w:val="24"/>
+        </w:rPr>
+        <w:t>Fejlesztési környezetek:</w:t>
+      </w:r>
+    </w:p>
+    <w:p>
+      <w:pPr>
+        <w:spacing w:after="0" w:line="240" w:lineRule="auto"/>
+        <w:rPr>
+          <w:sz w:val="24"/>
+          <w:szCs w:val="24"/>
+        </w:rPr>
+      </w:pPr>
+      <w:r>
+        <w:rPr>
+          <w:sz w:val="24"/>
+          <w:szCs w:val="24"/>
+        </w:rPr>
+        <w:t>NODEJS</w:t>
+      </w:r>
+    </w:p>
+    <w:p>
+      <w:pPr>
+        <w:spacing w:after="0" w:line="240" w:lineRule="auto"/>
+        <w:rPr>
+          <w:sz w:val="24"/>
+          <w:szCs w:val="24"/>
+        </w:rPr>
+      </w:pPr>
+      <w:r>
+        <w:rPr>
+          <w:sz w:val="24"/>
+          <w:szCs w:val="24"/>
+        </w:rPr>
+        <w:t>ANGULAR</w:t>
+      </w:r>
+    </w:p>
+    <w:p>
+      <w:pPr>
+        <w:spacing w:after="0" w:line="240" w:lineRule="auto"/>
+        <w:rPr>
+          <w:sz w:val="24"/>
+          <w:szCs w:val="24"/>
+        </w:rPr>
+      </w:pPr>
+      <w:r>
+        <w:rPr>
+          <w:sz w:val="24"/>
+          <w:szCs w:val="24"/>
+        </w:rPr>
+        <w:t>SQL/XAMPP</w:t>
+      </w:r>
+    </w:p>
+    <w:p>
+      <w:pPr>
+        <w:spacing w:after="0" w:line="240" w:lineRule="auto"/>
+        <w:rPr>
+          <w:sz w:val="24"/>
+          <w:szCs w:val="24"/>
+        </w:rPr>
+      </w:pPr>
+    </w:p>
+    <w:p>
+      <w:pPr>
+        <w:spacing w:after="0" w:line="240" w:lineRule="auto"/>
+        <w:rPr>
+          <w:sz w:val="24"/>
+          <w:szCs w:val="24"/>
+        </w:rPr>
+      </w:pPr>
+      <w:r>
+        <w:rPr>
+          <w:sz w:val="24"/>
+          <w:szCs w:val="24"/>
+        </w:rPr>
+        <w:t>Tesztelés</w:t>
+      </w:r>
+      <w:r>
+        <w:rPr>
+          <w:sz w:val="24"/>
+          <w:szCs w:val="24"/>
+        </w:rPr>
+        <w:t>i módszerek</w:t>
+      </w:r>
+    </w:p>
+    <w:p>
+      <w:pPr>
+        <w:spacing w:after="0" w:line="240" w:lineRule="auto"/>
+        <w:rPr>
+          <w:sz w:val="24"/>
+          <w:szCs w:val="24"/>
+        </w:rPr>
+      </w:pPr>
+      <w:r>
+        <w:rPr>
+          <w:sz w:val="24"/>
+          <w:szCs w:val="24"/>
+        </w:rPr>
+        <w:t>jasmine</w:t>
+      </w:r>
+    </w:p>
+    <w:p>
+      <w:pPr>
+        <w:spacing w:after="0" w:line="240" w:lineRule="auto"/>
+        <w:rPr>
+          <w:sz w:val="24"/>
+          <w:szCs w:val="24"/>
+        </w:rPr>
+      </w:pPr>
+      <w:r>
+        <w:rPr>
+          <w:sz w:val="24"/>
+          <w:szCs w:val="24"/>
+        </w:rPr>
+        <w:t>jest</w:t>
+      </w:r>
+    </w:p>
+    <w:p>
+      <w:pPr>
+        <w:spacing w:after="0" w:line="240" w:lineRule="auto"/>
+        <w:rPr>
+          <w:sz w:val="24"/>
+          <w:szCs w:val="24"/>
+        </w:rPr>
+      </w:pPr>
     </w:p>
     <w:sectPr>
       <w:pgSz w:w="11906" w:h="16838"/>
@@ -478,6 +774,1181 @@
     </w:sectPr>
   </w:body>
 </w:document>
+</file>
+
+<file path=word/numbering.xml><?xml version="1.0" encoding="utf-8"?>
+<w:numbering xmlns:wpc="http://schemas.microsoft.com/office/word/2010/wordprocessingCanvas" xmlns:cx="http://schemas.microsoft.com/office/drawing/2014/chartex" xmlns:mc="http://schemas.openxmlformats.org/markup-compatibility/2006" xmlns:o="urn:schemas-microsoft-com:office:office" xmlns:r="http://schemas.openxmlformats.org/officeDocument/2006/relationships" xmlns:m="http://schemas.openxmlformats.org/officeDocument/2006/math" xmlns:v="urn:schemas-microsoft-com:vml" xmlns:wp14="http://schemas.microsoft.com/office/word/2010/wordprocessingDrawing" xmlns:wp="http://schemas.openxmlformats.org/drawingml/2006/wordprocessingDrawing" xmlns:w10="urn:schemas-microsoft-com:office:word" xmlns:w="http://schemas.openxmlformats.org/wordprocessingml/2006/main" xmlns:w14="http://schemas.microsoft.com/office/word/2010/wordml" xmlns:w15="http://schemas.microsoft.com/office/word/2012/wordml" xmlns:w16se="http://schemas.microsoft.com/office/word/2015/wordml/symex" xmlns:wpg="http://schemas.microsoft.com/office/word/2010/wordprocessingGroup" xmlns:wpi="http://schemas.microsoft.com/office/word/2010/wordprocessingInk" xmlns:wne="http://schemas.microsoft.com/office/word/2006/wordml" xmlns:wps="http://schemas.microsoft.com/office/word/2010/wordprocessingShape" mc:Ignorable="w14 w15 w16se wp14">
+  <w:abstractNum w:abstractNumId="0" w15:restartNumberingAfterBreak="0">
+    <w:nsid w:val="0199740F"/>
+    <w:multiLevelType w:val="hybridMultilevel"/>
+    <w:tmpl w:val="86C48BAA"/>
+    <w:lvl w:ilvl="0" w:tplc="5AFAB07C">
+      <w:start w:val="1"/>
+      <w:numFmt w:val="bullet"/>
+      <w:lvlText w:val=""/>
+      <w:lvlJc w:val="left"/>
+      <w:pPr>
+        <w:ind w:left="720" w:hanging="360"/>
+      </w:pPr>
+      <w:rPr>
+        <w:rFonts w:ascii="Symbol" w:hAnsi="Symbol" w:hint="default"/>
+        <w:color w:val="auto"/>
+      </w:rPr>
+    </w:lvl>
+    <w:lvl w:ilvl="1" w:tplc="040E0003" w:tentative="1">
+      <w:start w:val="1"/>
+      <w:numFmt w:val="bullet"/>
+      <w:lvlText w:val="o"/>
+      <w:lvlJc w:val="left"/>
+      <w:pPr>
+        <w:ind w:left="1440" w:hanging="360"/>
+      </w:pPr>
+      <w:rPr>
+        <w:rFonts w:ascii="Courier New" w:hAnsi="Courier New" w:cs="Courier New" w:hint="default"/>
+      </w:rPr>
+    </w:lvl>
+    <w:lvl w:ilvl="2" w:tplc="040E0005" w:tentative="1">
+      <w:start w:val="1"/>
+      <w:numFmt w:val="bullet"/>
+      <w:lvlText w:val=""/>
+      <w:lvlJc w:val="left"/>
+      <w:pPr>
+        <w:ind w:left="2160" w:hanging="360"/>
+      </w:pPr>
+      <w:rPr>
+        <w:rFonts w:ascii="Wingdings" w:hAnsi="Wingdings" w:hint="default"/>
+      </w:rPr>
+    </w:lvl>
+    <w:lvl w:ilvl="3" w:tplc="040E0001" w:tentative="1">
+      <w:start w:val="1"/>
+      <w:numFmt w:val="bullet"/>
+      <w:lvlText w:val=""/>
+      <w:lvlJc w:val="left"/>
+      <w:pPr>
+        <w:ind w:left="2880" w:hanging="360"/>
+      </w:pPr>
+      <w:rPr>
+        <w:rFonts w:ascii="Symbol" w:hAnsi="Symbol" w:hint="default"/>
+      </w:rPr>
+    </w:lvl>
+    <w:lvl w:ilvl="4" w:tplc="040E0003" w:tentative="1">
+      <w:start w:val="1"/>
+      <w:numFmt w:val="bullet"/>
+      <w:lvlText w:val="o"/>
+      <w:lvlJc w:val="left"/>
+      <w:pPr>
+        <w:ind w:left="3600" w:hanging="360"/>
+      </w:pPr>
+      <w:rPr>
+        <w:rFonts w:ascii="Courier New" w:hAnsi="Courier New" w:cs="Courier New" w:hint="default"/>
+      </w:rPr>
+    </w:lvl>
+    <w:lvl w:ilvl="5" w:tplc="040E0005" w:tentative="1">
+      <w:start w:val="1"/>
+      <w:numFmt w:val="bullet"/>
+      <w:lvlText w:val=""/>
+      <w:lvlJc w:val="left"/>
+      <w:pPr>
+        <w:ind w:left="4320" w:hanging="360"/>
+      </w:pPr>
+      <w:rPr>
+        <w:rFonts w:ascii="Wingdings" w:hAnsi="Wingdings" w:hint="default"/>
+      </w:rPr>
+    </w:lvl>
+    <w:lvl w:ilvl="6" w:tplc="040E0001" w:tentative="1">
+      <w:start w:val="1"/>
+      <w:numFmt w:val="bullet"/>
+      <w:lvlText w:val=""/>
+      <w:lvlJc w:val="left"/>
+      <w:pPr>
+        <w:ind w:left="5040" w:hanging="360"/>
+      </w:pPr>
+      <w:rPr>
+        <w:rFonts w:ascii="Symbol" w:hAnsi="Symbol" w:hint="default"/>
+      </w:rPr>
+    </w:lvl>
+    <w:lvl w:ilvl="7" w:tplc="040E0003" w:tentative="1">
+      <w:start w:val="1"/>
+      <w:numFmt w:val="bullet"/>
+      <w:lvlText w:val="o"/>
+      <w:lvlJc w:val="left"/>
+      <w:pPr>
+        <w:ind w:left="5760" w:hanging="360"/>
+      </w:pPr>
+      <w:rPr>
+        <w:rFonts w:ascii="Courier New" w:hAnsi="Courier New" w:cs="Courier New" w:hint="default"/>
+      </w:rPr>
+    </w:lvl>
+    <w:lvl w:ilvl="8" w:tplc="040E0005" w:tentative="1">
+      <w:start w:val="1"/>
+      <w:numFmt w:val="bullet"/>
+      <w:lvlText w:val=""/>
+      <w:lvlJc w:val="left"/>
+      <w:pPr>
+        <w:ind w:left="6480" w:hanging="360"/>
+      </w:pPr>
+      <w:rPr>
+        <w:rFonts w:ascii="Wingdings" w:hAnsi="Wingdings" w:hint="default"/>
+      </w:rPr>
+    </w:lvl>
+  </w:abstractNum>
+  <w:abstractNum w:abstractNumId="1" w15:restartNumberingAfterBreak="0">
+    <w:nsid w:val="0AE11B83"/>
+    <w:multiLevelType w:val="hybridMultilevel"/>
+    <w:tmpl w:val="598835D8"/>
+    <w:lvl w:ilvl="0" w:tplc="040E000D">
+      <w:start w:val="1"/>
+      <w:numFmt w:val="bullet"/>
+      <w:lvlText w:val=""/>
+      <w:lvlJc w:val="left"/>
+      <w:pPr>
+        <w:ind w:left="720" w:hanging="360"/>
+      </w:pPr>
+      <w:rPr>
+        <w:rFonts w:ascii="Wingdings" w:hAnsi="Wingdings" w:hint="default"/>
+        <w:color w:val="auto"/>
+      </w:rPr>
+    </w:lvl>
+    <w:lvl w:ilvl="1" w:tplc="040E0003" w:tentative="1">
+      <w:start w:val="1"/>
+      <w:numFmt w:val="bullet"/>
+      <w:lvlText w:val="o"/>
+      <w:lvlJc w:val="left"/>
+      <w:pPr>
+        <w:ind w:left="1440" w:hanging="360"/>
+      </w:pPr>
+      <w:rPr>
+        <w:rFonts w:ascii="Courier New" w:hAnsi="Courier New" w:cs="Courier New" w:hint="default"/>
+      </w:rPr>
+    </w:lvl>
+    <w:lvl w:ilvl="2" w:tplc="040E0005" w:tentative="1">
+      <w:start w:val="1"/>
+      <w:numFmt w:val="bullet"/>
+      <w:lvlText w:val=""/>
+      <w:lvlJc w:val="left"/>
+      <w:pPr>
+        <w:ind w:left="2160" w:hanging="360"/>
+      </w:pPr>
+      <w:rPr>
+        <w:rFonts w:ascii="Wingdings" w:hAnsi="Wingdings" w:hint="default"/>
+      </w:rPr>
+    </w:lvl>
+    <w:lvl w:ilvl="3" w:tplc="040E0001" w:tentative="1">
+      <w:start w:val="1"/>
+      <w:numFmt w:val="bullet"/>
+      <w:lvlText w:val=""/>
+      <w:lvlJc w:val="left"/>
+      <w:pPr>
+        <w:ind w:left="2880" w:hanging="360"/>
+      </w:pPr>
+      <w:rPr>
+        <w:rFonts w:ascii="Symbol" w:hAnsi="Symbol" w:hint="default"/>
+      </w:rPr>
+    </w:lvl>
+    <w:lvl w:ilvl="4" w:tplc="040E0003" w:tentative="1">
+      <w:start w:val="1"/>
+      <w:numFmt w:val="bullet"/>
+      <w:lvlText w:val="o"/>
+      <w:lvlJc w:val="left"/>
+      <w:pPr>
+        <w:ind w:left="3600" w:hanging="360"/>
+      </w:pPr>
+      <w:rPr>
+        <w:rFonts w:ascii="Courier New" w:hAnsi="Courier New" w:cs="Courier New" w:hint="default"/>
+      </w:rPr>
+    </w:lvl>
+    <w:lvl w:ilvl="5" w:tplc="040E0005" w:tentative="1">
+      <w:start w:val="1"/>
+      <w:numFmt w:val="bullet"/>
+      <w:lvlText w:val=""/>
+      <w:lvlJc w:val="left"/>
+      <w:pPr>
+        <w:ind w:left="4320" w:hanging="360"/>
+      </w:pPr>
+      <w:rPr>
+        <w:rFonts w:ascii="Wingdings" w:hAnsi="Wingdings" w:hint="default"/>
+      </w:rPr>
+    </w:lvl>
+    <w:lvl w:ilvl="6" w:tplc="040E0001" w:tentative="1">
+      <w:start w:val="1"/>
+      <w:numFmt w:val="bullet"/>
+      <w:lvlText w:val=""/>
+      <w:lvlJc w:val="left"/>
+      <w:pPr>
+        <w:ind w:left="5040" w:hanging="360"/>
+      </w:pPr>
+      <w:rPr>
+        <w:rFonts w:ascii="Symbol" w:hAnsi="Symbol" w:hint="default"/>
+      </w:rPr>
+    </w:lvl>
+    <w:lvl w:ilvl="7" w:tplc="040E0003" w:tentative="1">
+      <w:start w:val="1"/>
+      <w:numFmt w:val="bullet"/>
+      <w:lvlText w:val="o"/>
+      <w:lvlJc w:val="left"/>
+      <w:pPr>
+        <w:ind w:left="5760" w:hanging="360"/>
+      </w:pPr>
+      <w:rPr>
+        <w:rFonts w:ascii="Courier New" w:hAnsi="Courier New" w:cs="Courier New" w:hint="default"/>
+      </w:rPr>
+    </w:lvl>
+    <w:lvl w:ilvl="8" w:tplc="040E0005" w:tentative="1">
+      <w:start w:val="1"/>
+      <w:numFmt w:val="bullet"/>
+      <w:lvlText w:val=""/>
+      <w:lvlJc w:val="left"/>
+      <w:pPr>
+        <w:ind w:left="6480" w:hanging="360"/>
+      </w:pPr>
+      <w:rPr>
+        <w:rFonts w:ascii="Wingdings" w:hAnsi="Wingdings" w:hint="default"/>
+      </w:rPr>
+    </w:lvl>
+  </w:abstractNum>
+  <w:abstractNum w:abstractNumId="2" w15:restartNumberingAfterBreak="0">
+    <w:nsid w:val="0B171B0A"/>
+    <w:multiLevelType w:val="hybridMultilevel"/>
+    <w:tmpl w:val="1F321A10"/>
+    <w:lvl w:ilvl="0" w:tplc="040E000D">
+      <w:start w:val="1"/>
+      <w:numFmt w:val="bullet"/>
+      <w:lvlText w:val=""/>
+      <w:lvlJc w:val="left"/>
+      <w:pPr>
+        <w:ind w:left="720" w:hanging="360"/>
+      </w:pPr>
+      <w:rPr>
+        <w:rFonts w:ascii="Wingdings" w:hAnsi="Wingdings" w:hint="default"/>
+        <w:color w:val="auto"/>
+      </w:rPr>
+    </w:lvl>
+    <w:lvl w:ilvl="1" w:tplc="040E0003" w:tentative="1">
+      <w:start w:val="1"/>
+      <w:numFmt w:val="bullet"/>
+      <w:lvlText w:val="o"/>
+      <w:lvlJc w:val="left"/>
+      <w:pPr>
+        <w:ind w:left="1440" w:hanging="360"/>
+      </w:pPr>
+      <w:rPr>
+        <w:rFonts w:ascii="Courier New" w:hAnsi="Courier New" w:cs="Courier New" w:hint="default"/>
+      </w:rPr>
+    </w:lvl>
+    <w:lvl w:ilvl="2" w:tplc="040E0005" w:tentative="1">
+      <w:start w:val="1"/>
+      <w:numFmt w:val="bullet"/>
+      <w:lvlText w:val=""/>
+      <w:lvlJc w:val="left"/>
+      <w:pPr>
+        <w:ind w:left="2160" w:hanging="360"/>
+      </w:pPr>
+      <w:rPr>
+        <w:rFonts w:ascii="Wingdings" w:hAnsi="Wingdings" w:hint="default"/>
+      </w:rPr>
+    </w:lvl>
+    <w:lvl w:ilvl="3" w:tplc="040E0001" w:tentative="1">
+      <w:start w:val="1"/>
+      <w:numFmt w:val="bullet"/>
+      <w:lvlText w:val=""/>
+      <w:lvlJc w:val="left"/>
+      <w:pPr>
+        <w:ind w:left="2880" w:hanging="360"/>
+      </w:pPr>
+      <w:rPr>
+        <w:rFonts w:ascii="Symbol" w:hAnsi="Symbol" w:hint="default"/>
+      </w:rPr>
+    </w:lvl>
+    <w:lvl w:ilvl="4" w:tplc="040E0003" w:tentative="1">
+      <w:start w:val="1"/>
+      <w:numFmt w:val="bullet"/>
+      <w:lvlText w:val="o"/>
+      <w:lvlJc w:val="left"/>
+      <w:pPr>
+        <w:ind w:left="3600" w:hanging="360"/>
+      </w:pPr>
+      <w:rPr>
+        <w:rFonts w:ascii="Courier New" w:hAnsi="Courier New" w:cs="Courier New" w:hint="default"/>
+      </w:rPr>
+    </w:lvl>
+    <w:lvl w:ilvl="5" w:tplc="040E0005" w:tentative="1">
+      <w:start w:val="1"/>
+      <w:numFmt w:val="bullet"/>
+      <w:lvlText w:val=""/>
+      <w:lvlJc w:val="left"/>
+      <w:pPr>
+        <w:ind w:left="4320" w:hanging="360"/>
+      </w:pPr>
+      <w:rPr>
+        <w:rFonts w:ascii="Wingdings" w:hAnsi="Wingdings" w:hint="default"/>
+      </w:rPr>
+    </w:lvl>
+    <w:lvl w:ilvl="6" w:tplc="040E0001" w:tentative="1">
+      <w:start w:val="1"/>
+      <w:numFmt w:val="bullet"/>
+      <w:lvlText w:val=""/>
+      <w:lvlJc w:val="left"/>
+      <w:pPr>
+        <w:ind w:left="5040" w:hanging="360"/>
+      </w:pPr>
+      <w:rPr>
+        <w:rFonts w:ascii="Symbol" w:hAnsi="Symbol" w:hint="default"/>
+      </w:rPr>
+    </w:lvl>
+    <w:lvl w:ilvl="7" w:tplc="040E0003" w:tentative="1">
+      <w:start w:val="1"/>
+      <w:numFmt w:val="bullet"/>
+      <w:lvlText w:val="o"/>
+      <w:lvlJc w:val="left"/>
+      <w:pPr>
+        <w:ind w:left="5760" w:hanging="360"/>
+      </w:pPr>
+      <w:rPr>
+        <w:rFonts w:ascii="Courier New" w:hAnsi="Courier New" w:cs="Courier New" w:hint="default"/>
+      </w:rPr>
+    </w:lvl>
+    <w:lvl w:ilvl="8" w:tplc="040E0005" w:tentative="1">
+      <w:start w:val="1"/>
+      <w:numFmt w:val="bullet"/>
+      <w:lvlText w:val=""/>
+      <w:lvlJc w:val="left"/>
+      <w:pPr>
+        <w:ind w:left="6480" w:hanging="360"/>
+      </w:pPr>
+      <w:rPr>
+        <w:rFonts w:ascii="Wingdings" w:hAnsi="Wingdings" w:hint="default"/>
+      </w:rPr>
+    </w:lvl>
+  </w:abstractNum>
+  <w:abstractNum w:abstractNumId="3" w15:restartNumberingAfterBreak="0">
+    <w:nsid w:val="0F6C4C6B"/>
+    <w:multiLevelType w:val="hybridMultilevel"/>
+    <w:tmpl w:val="D2965A26"/>
+    <w:lvl w:ilvl="0" w:tplc="040E000D">
+      <w:start w:val="1"/>
+      <w:numFmt w:val="bullet"/>
+      <w:lvlText w:val=""/>
+      <w:lvlJc w:val="left"/>
+      <w:pPr>
+        <w:ind w:left="720" w:hanging="360"/>
+      </w:pPr>
+      <w:rPr>
+        <w:rFonts w:ascii="Wingdings" w:hAnsi="Wingdings" w:hint="default"/>
+        <w:color w:val="auto"/>
+      </w:rPr>
+    </w:lvl>
+    <w:lvl w:ilvl="1" w:tplc="040E0003" w:tentative="1">
+      <w:start w:val="1"/>
+      <w:numFmt w:val="bullet"/>
+      <w:lvlText w:val="o"/>
+      <w:lvlJc w:val="left"/>
+      <w:pPr>
+        <w:ind w:left="1440" w:hanging="360"/>
+      </w:pPr>
+      <w:rPr>
+        <w:rFonts w:ascii="Courier New" w:hAnsi="Courier New" w:cs="Courier New" w:hint="default"/>
+      </w:rPr>
+    </w:lvl>
+    <w:lvl w:ilvl="2" w:tplc="040E0005" w:tentative="1">
+      <w:start w:val="1"/>
+      <w:numFmt w:val="bullet"/>
+      <w:lvlText w:val=""/>
+      <w:lvlJc w:val="left"/>
+      <w:pPr>
+        <w:ind w:left="2160" w:hanging="360"/>
+      </w:pPr>
+      <w:rPr>
+        <w:rFonts w:ascii="Wingdings" w:hAnsi="Wingdings" w:hint="default"/>
+      </w:rPr>
+    </w:lvl>
+    <w:lvl w:ilvl="3" w:tplc="040E0001" w:tentative="1">
+      <w:start w:val="1"/>
+      <w:numFmt w:val="bullet"/>
+      <w:lvlText w:val=""/>
+      <w:lvlJc w:val="left"/>
+      <w:pPr>
+        <w:ind w:left="2880" w:hanging="360"/>
+      </w:pPr>
+      <w:rPr>
+        <w:rFonts w:ascii="Symbol" w:hAnsi="Symbol" w:hint="default"/>
+      </w:rPr>
+    </w:lvl>
+    <w:lvl w:ilvl="4" w:tplc="040E0003" w:tentative="1">
+      <w:start w:val="1"/>
+      <w:numFmt w:val="bullet"/>
+      <w:lvlText w:val="o"/>
+      <w:lvlJc w:val="left"/>
+      <w:pPr>
+        <w:ind w:left="3600" w:hanging="360"/>
+      </w:pPr>
+      <w:rPr>
+        <w:rFonts w:ascii="Courier New" w:hAnsi="Courier New" w:cs="Courier New" w:hint="default"/>
+      </w:rPr>
+    </w:lvl>
+    <w:lvl w:ilvl="5" w:tplc="040E0005" w:tentative="1">
+      <w:start w:val="1"/>
+      <w:numFmt w:val="bullet"/>
+      <w:lvlText w:val=""/>
+      <w:lvlJc w:val="left"/>
+      <w:pPr>
+        <w:ind w:left="4320" w:hanging="360"/>
+      </w:pPr>
+      <w:rPr>
+        <w:rFonts w:ascii="Wingdings" w:hAnsi="Wingdings" w:hint="default"/>
+      </w:rPr>
+    </w:lvl>
+    <w:lvl w:ilvl="6" w:tplc="040E0001" w:tentative="1">
+      <w:start w:val="1"/>
+      <w:numFmt w:val="bullet"/>
+      <w:lvlText w:val=""/>
+      <w:lvlJc w:val="left"/>
+      <w:pPr>
+        <w:ind w:left="5040" w:hanging="360"/>
+      </w:pPr>
+      <w:rPr>
+        <w:rFonts w:ascii="Symbol" w:hAnsi="Symbol" w:hint="default"/>
+      </w:rPr>
+    </w:lvl>
+    <w:lvl w:ilvl="7" w:tplc="040E0003" w:tentative="1">
+      <w:start w:val="1"/>
+      <w:numFmt w:val="bullet"/>
+      <w:lvlText w:val="o"/>
+      <w:lvlJc w:val="left"/>
+      <w:pPr>
+        <w:ind w:left="5760" w:hanging="360"/>
+      </w:pPr>
+      <w:rPr>
+        <w:rFonts w:ascii="Courier New" w:hAnsi="Courier New" w:cs="Courier New" w:hint="default"/>
+      </w:rPr>
+    </w:lvl>
+    <w:lvl w:ilvl="8" w:tplc="040E0005" w:tentative="1">
+      <w:start w:val="1"/>
+      <w:numFmt w:val="bullet"/>
+      <w:lvlText w:val=""/>
+      <w:lvlJc w:val="left"/>
+      <w:pPr>
+        <w:ind w:left="6480" w:hanging="360"/>
+      </w:pPr>
+      <w:rPr>
+        <w:rFonts w:ascii="Wingdings" w:hAnsi="Wingdings" w:hint="default"/>
+      </w:rPr>
+    </w:lvl>
+  </w:abstractNum>
+  <w:abstractNum w:abstractNumId="4" w15:restartNumberingAfterBreak="0">
+    <w:nsid w:val="11D5484D"/>
+    <w:multiLevelType w:val="hybridMultilevel"/>
+    <w:tmpl w:val="E0EAEC32"/>
+    <w:lvl w:ilvl="0" w:tplc="040E000D">
+      <w:start w:val="1"/>
+      <w:numFmt w:val="bullet"/>
+      <w:lvlText w:val=""/>
+      <w:lvlJc w:val="left"/>
+      <w:pPr>
+        <w:ind w:left="720" w:hanging="360"/>
+      </w:pPr>
+      <w:rPr>
+        <w:rFonts w:ascii="Wingdings" w:hAnsi="Wingdings" w:hint="default"/>
+        <w:color w:val="auto"/>
+      </w:rPr>
+    </w:lvl>
+    <w:lvl w:ilvl="1" w:tplc="040E0003" w:tentative="1">
+      <w:start w:val="1"/>
+      <w:numFmt w:val="bullet"/>
+      <w:lvlText w:val="o"/>
+      <w:lvlJc w:val="left"/>
+      <w:pPr>
+        <w:ind w:left="1440" w:hanging="360"/>
+      </w:pPr>
+      <w:rPr>
+        <w:rFonts w:ascii="Courier New" w:hAnsi="Courier New" w:cs="Courier New" w:hint="default"/>
+      </w:rPr>
+    </w:lvl>
+    <w:lvl w:ilvl="2" w:tplc="040E0005" w:tentative="1">
+      <w:start w:val="1"/>
+      <w:numFmt w:val="bullet"/>
+      <w:lvlText w:val=""/>
+      <w:lvlJc w:val="left"/>
+      <w:pPr>
+        <w:ind w:left="2160" w:hanging="360"/>
+      </w:pPr>
+      <w:rPr>
+        <w:rFonts w:ascii="Wingdings" w:hAnsi="Wingdings" w:hint="default"/>
+      </w:rPr>
+    </w:lvl>
+    <w:lvl w:ilvl="3" w:tplc="040E0001" w:tentative="1">
+      <w:start w:val="1"/>
+      <w:numFmt w:val="bullet"/>
+      <w:lvlText w:val=""/>
+      <w:lvlJc w:val="left"/>
+      <w:pPr>
+        <w:ind w:left="2880" w:hanging="360"/>
+      </w:pPr>
+      <w:rPr>
+        <w:rFonts w:ascii="Symbol" w:hAnsi="Symbol" w:hint="default"/>
+      </w:rPr>
+    </w:lvl>
+    <w:lvl w:ilvl="4" w:tplc="040E0003" w:tentative="1">
+      <w:start w:val="1"/>
+      <w:numFmt w:val="bullet"/>
+      <w:lvlText w:val="o"/>
+      <w:lvlJc w:val="left"/>
+      <w:pPr>
+        <w:ind w:left="3600" w:hanging="360"/>
+      </w:pPr>
+      <w:rPr>
+        <w:rFonts w:ascii="Courier New" w:hAnsi="Courier New" w:cs="Courier New" w:hint="default"/>
+      </w:rPr>
+    </w:lvl>
+    <w:lvl w:ilvl="5" w:tplc="040E0005" w:tentative="1">
+      <w:start w:val="1"/>
+      <w:numFmt w:val="bullet"/>
+      <w:lvlText w:val=""/>
+      <w:lvlJc w:val="left"/>
+      <w:pPr>
+        <w:ind w:left="4320" w:hanging="360"/>
+      </w:pPr>
+      <w:rPr>
+        <w:rFonts w:ascii="Wingdings" w:hAnsi="Wingdings" w:hint="default"/>
+      </w:rPr>
+    </w:lvl>
+    <w:lvl w:ilvl="6" w:tplc="040E0001" w:tentative="1">
+      <w:start w:val="1"/>
+      <w:numFmt w:val="bullet"/>
+      <w:lvlText w:val=""/>
+      <w:lvlJc w:val="left"/>
+      <w:pPr>
+        <w:ind w:left="5040" w:hanging="360"/>
+      </w:pPr>
+      <w:rPr>
+        <w:rFonts w:ascii="Symbol" w:hAnsi="Symbol" w:hint="default"/>
+      </w:rPr>
+    </w:lvl>
+    <w:lvl w:ilvl="7" w:tplc="040E0003" w:tentative="1">
+      <w:start w:val="1"/>
+      <w:numFmt w:val="bullet"/>
+      <w:lvlText w:val="o"/>
+      <w:lvlJc w:val="left"/>
+      <w:pPr>
+        <w:ind w:left="5760" w:hanging="360"/>
+      </w:pPr>
+      <w:rPr>
+        <w:rFonts w:ascii="Courier New" w:hAnsi="Courier New" w:cs="Courier New" w:hint="default"/>
+      </w:rPr>
+    </w:lvl>
+    <w:lvl w:ilvl="8" w:tplc="040E0005" w:tentative="1">
+      <w:start w:val="1"/>
+      <w:numFmt w:val="bullet"/>
+      <w:lvlText w:val=""/>
+      <w:lvlJc w:val="left"/>
+      <w:pPr>
+        <w:ind w:left="6480" w:hanging="360"/>
+      </w:pPr>
+      <w:rPr>
+        <w:rFonts w:ascii="Wingdings" w:hAnsi="Wingdings" w:hint="default"/>
+      </w:rPr>
+    </w:lvl>
+  </w:abstractNum>
+  <w:abstractNum w:abstractNumId="5" w15:restartNumberingAfterBreak="0">
+    <w:nsid w:val="198C4CA7"/>
+    <w:multiLevelType w:val="hybridMultilevel"/>
+    <w:tmpl w:val="BC824092"/>
+    <w:lvl w:ilvl="0" w:tplc="040E0005">
+      <w:start w:val="1"/>
+      <w:numFmt w:val="bullet"/>
+      <w:lvlText w:val=""/>
+      <w:lvlJc w:val="left"/>
+      <w:pPr>
+        <w:ind w:left="720" w:hanging="360"/>
+      </w:pPr>
+      <w:rPr>
+        <w:rFonts w:ascii="Wingdings" w:hAnsi="Wingdings" w:hint="default"/>
+        <w:color w:val="auto"/>
+      </w:rPr>
+    </w:lvl>
+    <w:lvl w:ilvl="1" w:tplc="040E0003" w:tentative="1">
+      <w:start w:val="1"/>
+      <w:numFmt w:val="bullet"/>
+      <w:lvlText w:val="o"/>
+      <w:lvlJc w:val="left"/>
+      <w:pPr>
+        <w:ind w:left="1440" w:hanging="360"/>
+      </w:pPr>
+      <w:rPr>
+        <w:rFonts w:ascii="Courier New" w:hAnsi="Courier New" w:cs="Courier New" w:hint="default"/>
+      </w:rPr>
+    </w:lvl>
+    <w:lvl w:ilvl="2" w:tplc="040E0005" w:tentative="1">
+      <w:start w:val="1"/>
+      <w:numFmt w:val="bullet"/>
+      <w:lvlText w:val=""/>
+      <w:lvlJc w:val="left"/>
+      <w:pPr>
+        <w:ind w:left="2160" w:hanging="360"/>
+      </w:pPr>
+      <w:rPr>
+        <w:rFonts w:ascii="Wingdings" w:hAnsi="Wingdings" w:hint="default"/>
+      </w:rPr>
+    </w:lvl>
+    <w:lvl w:ilvl="3" w:tplc="040E0001" w:tentative="1">
+      <w:start w:val="1"/>
+      <w:numFmt w:val="bullet"/>
+      <w:lvlText w:val=""/>
+      <w:lvlJc w:val="left"/>
+      <w:pPr>
+        <w:ind w:left="2880" w:hanging="360"/>
+      </w:pPr>
+      <w:rPr>
+        <w:rFonts w:ascii="Symbol" w:hAnsi="Symbol" w:hint="default"/>
+      </w:rPr>
+    </w:lvl>
+    <w:lvl w:ilvl="4" w:tplc="040E0003" w:tentative="1">
+      <w:start w:val="1"/>
+      <w:numFmt w:val="bullet"/>
+      <w:lvlText w:val="o"/>
+      <w:lvlJc w:val="left"/>
+      <w:pPr>
+        <w:ind w:left="3600" w:hanging="360"/>
+      </w:pPr>
+      <w:rPr>
+        <w:rFonts w:ascii="Courier New" w:hAnsi="Courier New" w:cs="Courier New" w:hint="default"/>
+      </w:rPr>
+    </w:lvl>
+    <w:lvl w:ilvl="5" w:tplc="040E0005" w:tentative="1">
+      <w:start w:val="1"/>
+      <w:numFmt w:val="bullet"/>
+      <w:lvlText w:val=""/>
+      <w:lvlJc w:val="left"/>
+      <w:pPr>
+        <w:ind w:left="4320" w:hanging="360"/>
+      </w:pPr>
+      <w:rPr>
+        <w:rFonts w:ascii="Wingdings" w:hAnsi="Wingdings" w:hint="default"/>
+      </w:rPr>
+    </w:lvl>
+    <w:lvl w:ilvl="6" w:tplc="040E0001" w:tentative="1">
+      <w:start w:val="1"/>
+      <w:numFmt w:val="bullet"/>
+      <w:lvlText w:val=""/>
+      <w:lvlJc w:val="left"/>
+      <w:pPr>
+        <w:ind w:left="5040" w:hanging="360"/>
+      </w:pPr>
+      <w:rPr>
+        <w:rFonts w:ascii="Symbol" w:hAnsi="Symbol" w:hint="default"/>
+      </w:rPr>
+    </w:lvl>
+    <w:lvl w:ilvl="7" w:tplc="040E0003" w:tentative="1">
+      <w:start w:val="1"/>
+      <w:numFmt w:val="bullet"/>
+      <w:lvlText w:val="o"/>
+      <w:lvlJc w:val="left"/>
+      <w:pPr>
+        <w:ind w:left="5760" w:hanging="360"/>
+      </w:pPr>
+      <w:rPr>
+        <w:rFonts w:ascii="Courier New" w:hAnsi="Courier New" w:cs="Courier New" w:hint="default"/>
+      </w:rPr>
+    </w:lvl>
+    <w:lvl w:ilvl="8" w:tplc="040E0005" w:tentative="1">
+      <w:start w:val="1"/>
+      <w:numFmt w:val="bullet"/>
+      <w:lvlText w:val=""/>
+      <w:lvlJc w:val="left"/>
+      <w:pPr>
+        <w:ind w:left="6480" w:hanging="360"/>
+      </w:pPr>
+      <w:rPr>
+        <w:rFonts w:ascii="Wingdings" w:hAnsi="Wingdings" w:hint="default"/>
+      </w:rPr>
+    </w:lvl>
+  </w:abstractNum>
+  <w:abstractNum w:abstractNumId="6" w15:restartNumberingAfterBreak="0">
+    <w:nsid w:val="50C9628B"/>
+    <w:multiLevelType w:val="hybridMultilevel"/>
+    <w:tmpl w:val="75C6A8A2"/>
+    <w:lvl w:ilvl="0" w:tplc="040E000D">
+      <w:start w:val="1"/>
+      <w:numFmt w:val="bullet"/>
+      <w:lvlText w:val=""/>
+      <w:lvlJc w:val="left"/>
+      <w:pPr>
+        <w:ind w:left="720" w:hanging="360"/>
+      </w:pPr>
+      <w:rPr>
+        <w:rFonts w:ascii="Wingdings" w:hAnsi="Wingdings" w:hint="default"/>
+        <w:color w:val="auto"/>
+      </w:rPr>
+    </w:lvl>
+    <w:lvl w:ilvl="1" w:tplc="040E0003" w:tentative="1">
+      <w:start w:val="1"/>
+      <w:numFmt w:val="bullet"/>
+      <w:lvlText w:val="o"/>
+      <w:lvlJc w:val="left"/>
+      <w:pPr>
+        <w:ind w:left="1440" w:hanging="360"/>
+      </w:pPr>
+      <w:rPr>
+        <w:rFonts w:ascii="Courier New" w:hAnsi="Courier New" w:cs="Courier New" w:hint="default"/>
+      </w:rPr>
+    </w:lvl>
+    <w:lvl w:ilvl="2" w:tplc="040E0005" w:tentative="1">
+      <w:start w:val="1"/>
+      <w:numFmt w:val="bullet"/>
+      <w:lvlText w:val=""/>
+      <w:lvlJc w:val="left"/>
+      <w:pPr>
+        <w:ind w:left="2160" w:hanging="360"/>
+      </w:pPr>
+      <w:rPr>
+        <w:rFonts w:ascii="Wingdings" w:hAnsi="Wingdings" w:hint="default"/>
+      </w:rPr>
+    </w:lvl>
+    <w:lvl w:ilvl="3" w:tplc="040E0001" w:tentative="1">
+      <w:start w:val="1"/>
+      <w:numFmt w:val="bullet"/>
+      <w:lvlText w:val=""/>
+      <w:lvlJc w:val="left"/>
+      <w:pPr>
+        <w:ind w:left="2880" w:hanging="360"/>
+      </w:pPr>
+      <w:rPr>
+        <w:rFonts w:ascii="Symbol" w:hAnsi="Symbol" w:hint="default"/>
+      </w:rPr>
+    </w:lvl>
+    <w:lvl w:ilvl="4" w:tplc="040E0003" w:tentative="1">
+      <w:start w:val="1"/>
+      <w:numFmt w:val="bullet"/>
+      <w:lvlText w:val="o"/>
+      <w:lvlJc w:val="left"/>
+      <w:pPr>
+        <w:ind w:left="3600" w:hanging="360"/>
+      </w:pPr>
+      <w:rPr>
+        <w:rFonts w:ascii="Courier New" w:hAnsi="Courier New" w:cs="Courier New" w:hint="default"/>
+      </w:rPr>
+    </w:lvl>
+    <w:lvl w:ilvl="5" w:tplc="040E0005" w:tentative="1">
+      <w:start w:val="1"/>
+      <w:numFmt w:val="bullet"/>
+      <w:lvlText w:val=""/>
+      <w:lvlJc w:val="left"/>
+      <w:pPr>
+        <w:ind w:left="4320" w:hanging="360"/>
+      </w:pPr>
+      <w:rPr>
+        <w:rFonts w:ascii="Wingdings" w:hAnsi="Wingdings" w:hint="default"/>
+      </w:rPr>
+    </w:lvl>
+    <w:lvl w:ilvl="6" w:tplc="040E0001" w:tentative="1">
+      <w:start w:val="1"/>
+      <w:numFmt w:val="bullet"/>
+      <w:lvlText w:val=""/>
+      <w:lvlJc w:val="left"/>
+      <w:pPr>
+        <w:ind w:left="5040" w:hanging="360"/>
+      </w:pPr>
+      <w:rPr>
+        <w:rFonts w:ascii="Symbol" w:hAnsi="Symbol" w:hint="default"/>
+      </w:rPr>
+    </w:lvl>
+    <w:lvl w:ilvl="7" w:tplc="040E0003" w:tentative="1">
+      <w:start w:val="1"/>
+      <w:numFmt w:val="bullet"/>
+      <w:lvlText w:val="o"/>
+      <w:lvlJc w:val="left"/>
+      <w:pPr>
+        <w:ind w:left="5760" w:hanging="360"/>
+      </w:pPr>
+      <w:rPr>
+        <w:rFonts w:ascii="Courier New" w:hAnsi="Courier New" w:cs="Courier New" w:hint="default"/>
+      </w:rPr>
+    </w:lvl>
+    <w:lvl w:ilvl="8" w:tplc="040E0005" w:tentative="1">
+      <w:start w:val="1"/>
+      <w:numFmt w:val="bullet"/>
+      <w:lvlText w:val=""/>
+      <w:lvlJc w:val="left"/>
+      <w:pPr>
+        <w:ind w:left="6480" w:hanging="360"/>
+      </w:pPr>
+      <w:rPr>
+        <w:rFonts w:ascii="Wingdings" w:hAnsi="Wingdings" w:hint="default"/>
+      </w:rPr>
+    </w:lvl>
+  </w:abstractNum>
+  <w:abstractNum w:abstractNumId="7" w15:restartNumberingAfterBreak="0">
+    <w:nsid w:val="633824E8"/>
+    <w:multiLevelType w:val="hybridMultilevel"/>
+    <w:tmpl w:val="FF168342"/>
+    <w:lvl w:ilvl="0" w:tplc="5AFAB07C">
+      <w:start w:val="1"/>
+      <w:numFmt w:val="bullet"/>
+      <w:lvlText w:val=""/>
+      <w:lvlJc w:val="left"/>
+      <w:pPr>
+        <w:ind w:left="720" w:hanging="360"/>
+      </w:pPr>
+      <w:rPr>
+        <w:rFonts w:ascii="Symbol" w:hAnsi="Symbol" w:hint="default"/>
+        <w:color w:val="auto"/>
+      </w:rPr>
+    </w:lvl>
+    <w:lvl w:ilvl="1" w:tplc="040E0003" w:tentative="1">
+      <w:start w:val="1"/>
+      <w:numFmt w:val="bullet"/>
+      <w:lvlText w:val="o"/>
+      <w:lvlJc w:val="left"/>
+      <w:pPr>
+        <w:ind w:left="1440" w:hanging="360"/>
+      </w:pPr>
+      <w:rPr>
+        <w:rFonts w:ascii="Courier New" w:hAnsi="Courier New" w:cs="Courier New" w:hint="default"/>
+      </w:rPr>
+    </w:lvl>
+    <w:lvl w:ilvl="2" w:tplc="040E0005" w:tentative="1">
+      <w:start w:val="1"/>
+      <w:numFmt w:val="bullet"/>
+      <w:lvlText w:val=""/>
+      <w:lvlJc w:val="left"/>
+      <w:pPr>
+        <w:ind w:left="2160" w:hanging="360"/>
+      </w:pPr>
+      <w:rPr>
+        <w:rFonts w:ascii="Wingdings" w:hAnsi="Wingdings" w:hint="default"/>
+      </w:rPr>
+    </w:lvl>
+    <w:lvl w:ilvl="3" w:tplc="040E0001" w:tentative="1">
+      <w:start w:val="1"/>
+      <w:numFmt w:val="bullet"/>
+      <w:lvlText w:val=""/>
+      <w:lvlJc w:val="left"/>
+      <w:pPr>
+        <w:ind w:left="2880" w:hanging="360"/>
+      </w:pPr>
+      <w:rPr>
+        <w:rFonts w:ascii="Symbol" w:hAnsi="Symbol" w:hint="default"/>
+      </w:rPr>
+    </w:lvl>
+    <w:lvl w:ilvl="4" w:tplc="040E0003" w:tentative="1">
+      <w:start w:val="1"/>
+      <w:numFmt w:val="bullet"/>
+      <w:lvlText w:val="o"/>
+      <w:lvlJc w:val="left"/>
+      <w:pPr>
+        <w:ind w:left="3600" w:hanging="360"/>
+      </w:pPr>
+      <w:rPr>
+        <w:rFonts w:ascii="Courier New" w:hAnsi="Courier New" w:cs="Courier New" w:hint="default"/>
+      </w:rPr>
+    </w:lvl>
+    <w:lvl w:ilvl="5" w:tplc="040E0005" w:tentative="1">
+      <w:start w:val="1"/>
+      <w:numFmt w:val="bullet"/>
+      <w:lvlText w:val=""/>
+      <w:lvlJc w:val="left"/>
+      <w:pPr>
+        <w:ind w:left="4320" w:hanging="360"/>
+      </w:pPr>
+      <w:rPr>
+        <w:rFonts w:ascii="Wingdings" w:hAnsi="Wingdings" w:hint="default"/>
+      </w:rPr>
+    </w:lvl>
+    <w:lvl w:ilvl="6" w:tplc="040E0001" w:tentative="1">
+      <w:start w:val="1"/>
+      <w:numFmt w:val="bullet"/>
+      <w:lvlText w:val=""/>
+      <w:lvlJc w:val="left"/>
+      <w:pPr>
+        <w:ind w:left="5040" w:hanging="360"/>
+      </w:pPr>
+      <w:rPr>
+        <w:rFonts w:ascii="Symbol" w:hAnsi="Symbol" w:hint="default"/>
+      </w:rPr>
+    </w:lvl>
+    <w:lvl w:ilvl="7" w:tplc="040E0003" w:tentative="1">
+      <w:start w:val="1"/>
+      <w:numFmt w:val="bullet"/>
+      <w:lvlText w:val="o"/>
+      <w:lvlJc w:val="left"/>
+      <w:pPr>
+        <w:ind w:left="5760" w:hanging="360"/>
+      </w:pPr>
+      <w:rPr>
+        <w:rFonts w:ascii="Courier New" w:hAnsi="Courier New" w:cs="Courier New" w:hint="default"/>
+      </w:rPr>
+    </w:lvl>
+    <w:lvl w:ilvl="8" w:tplc="040E0005" w:tentative="1">
+      <w:start w:val="1"/>
+      <w:numFmt w:val="bullet"/>
+      <w:lvlText w:val=""/>
+      <w:lvlJc w:val="left"/>
+      <w:pPr>
+        <w:ind w:left="6480" w:hanging="360"/>
+      </w:pPr>
+      <w:rPr>
+        <w:rFonts w:ascii="Wingdings" w:hAnsi="Wingdings" w:hint="default"/>
+      </w:rPr>
+    </w:lvl>
+  </w:abstractNum>
+  <w:abstractNum w:abstractNumId="8" w15:restartNumberingAfterBreak="0">
+    <w:nsid w:val="733D47D6"/>
+    <w:multiLevelType w:val="hybridMultilevel"/>
+    <w:tmpl w:val="65CA6E4E"/>
+    <w:lvl w:ilvl="0" w:tplc="040E000D">
+      <w:start w:val="1"/>
+      <w:numFmt w:val="bullet"/>
+      <w:lvlText w:val=""/>
+      <w:lvlJc w:val="left"/>
+      <w:pPr>
+        <w:ind w:left="720" w:hanging="360"/>
+      </w:pPr>
+      <w:rPr>
+        <w:rFonts w:ascii="Wingdings" w:hAnsi="Wingdings" w:hint="default"/>
+        <w:color w:val="auto"/>
+      </w:rPr>
+    </w:lvl>
+    <w:lvl w:ilvl="1" w:tplc="040E0003" w:tentative="1">
+      <w:start w:val="1"/>
+      <w:numFmt w:val="bullet"/>
+      <w:lvlText w:val="o"/>
+      <w:lvlJc w:val="left"/>
+      <w:pPr>
+        <w:ind w:left="1440" w:hanging="360"/>
+      </w:pPr>
+      <w:rPr>
+        <w:rFonts w:ascii="Courier New" w:hAnsi="Courier New" w:cs="Courier New" w:hint="default"/>
+      </w:rPr>
+    </w:lvl>
+    <w:lvl w:ilvl="2" w:tplc="040E0005" w:tentative="1">
+      <w:start w:val="1"/>
+      <w:numFmt w:val="bullet"/>
+      <w:lvlText w:val=""/>
+      <w:lvlJc w:val="left"/>
+      <w:pPr>
+        <w:ind w:left="2160" w:hanging="360"/>
+      </w:pPr>
+      <w:rPr>
+        <w:rFonts w:ascii="Wingdings" w:hAnsi="Wingdings" w:hint="default"/>
+      </w:rPr>
+    </w:lvl>
+    <w:lvl w:ilvl="3" w:tplc="040E0001" w:tentative="1">
+      <w:start w:val="1"/>
+      <w:numFmt w:val="bullet"/>
+      <w:lvlText w:val=""/>
+      <w:lvlJc w:val="left"/>
+      <w:pPr>
+        <w:ind w:left="2880" w:hanging="360"/>
+      </w:pPr>
+      <w:rPr>
+        <w:rFonts w:ascii="Symbol" w:hAnsi="Symbol" w:hint="default"/>
+      </w:rPr>
+    </w:lvl>
+    <w:lvl w:ilvl="4" w:tplc="040E0003" w:tentative="1">
+      <w:start w:val="1"/>
+      <w:numFmt w:val="bullet"/>
+      <w:lvlText w:val="o"/>
+      <w:lvlJc w:val="left"/>
+      <w:pPr>
+        <w:ind w:left="3600" w:hanging="360"/>
+      </w:pPr>
+      <w:rPr>
+        <w:rFonts w:ascii="Courier New" w:hAnsi="Courier New" w:cs="Courier New" w:hint="default"/>
+      </w:rPr>
+    </w:lvl>
+    <w:lvl w:ilvl="5" w:tplc="040E0005" w:tentative="1">
+      <w:start w:val="1"/>
+      <w:numFmt w:val="bullet"/>
+      <w:lvlText w:val=""/>
+      <w:lvlJc w:val="left"/>
+      <w:pPr>
+        <w:ind w:left="4320" w:hanging="360"/>
+      </w:pPr>
+      <w:rPr>
+        <w:rFonts w:ascii="Wingdings" w:hAnsi="Wingdings" w:hint="default"/>
+      </w:rPr>
+    </w:lvl>
+    <w:lvl w:ilvl="6" w:tplc="040E0001" w:tentative="1">
+      <w:start w:val="1"/>
+      <w:numFmt w:val="bullet"/>
+      <w:lvlText w:val=""/>
+      <w:lvlJc w:val="left"/>
+      <w:pPr>
+        <w:ind w:left="5040" w:hanging="360"/>
+      </w:pPr>
+      <w:rPr>
+        <w:rFonts w:ascii="Symbol" w:hAnsi="Symbol" w:hint="default"/>
+      </w:rPr>
+    </w:lvl>
+    <w:lvl w:ilvl="7" w:tplc="040E0003" w:tentative="1">
+      <w:start w:val="1"/>
+      <w:numFmt w:val="bullet"/>
+      <w:lvlText w:val="o"/>
+      <w:lvlJc w:val="left"/>
+      <w:pPr>
+        <w:ind w:left="5760" w:hanging="360"/>
+      </w:pPr>
+      <w:rPr>
+        <w:rFonts w:ascii="Courier New" w:hAnsi="Courier New" w:cs="Courier New" w:hint="default"/>
+      </w:rPr>
+    </w:lvl>
+    <w:lvl w:ilvl="8" w:tplc="040E0005" w:tentative="1">
+      <w:start w:val="1"/>
+      <w:numFmt w:val="bullet"/>
+      <w:lvlText w:val=""/>
+      <w:lvlJc w:val="left"/>
+      <w:pPr>
+        <w:ind w:left="6480" w:hanging="360"/>
+      </w:pPr>
+      <w:rPr>
+        <w:rFonts w:ascii="Wingdings" w:hAnsi="Wingdings" w:hint="default"/>
+      </w:rPr>
+    </w:lvl>
+  </w:abstractNum>
+  <w:abstractNum w:abstractNumId="9" w15:restartNumberingAfterBreak="0">
+    <w:nsid w:val="741C3A0C"/>
+    <w:multiLevelType w:val="hybridMultilevel"/>
+    <w:tmpl w:val="1BA052D4"/>
+    <w:lvl w:ilvl="0" w:tplc="040E000D">
+      <w:start w:val="1"/>
+      <w:numFmt w:val="bullet"/>
+      <w:lvlText w:val=""/>
+      <w:lvlJc w:val="left"/>
+      <w:pPr>
+        <w:ind w:left="720" w:hanging="360"/>
+      </w:pPr>
+      <w:rPr>
+        <w:rFonts w:ascii="Wingdings" w:hAnsi="Wingdings" w:hint="default"/>
+        <w:color w:val="auto"/>
+      </w:rPr>
+    </w:lvl>
+    <w:lvl w:ilvl="1" w:tplc="040E0003" w:tentative="1">
+      <w:start w:val="1"/>
+      <w:numFmt w:val="bullet"/>
+      <w:lvlText w:val="o"/>
+      <w:lvlJc w:val="left"/>
+      <w:pPr>
+        <w:ind w:left="1440" w:hanging="360"/>
+      </w:pPr>
+      <w:rPr>
+        <w:rFonts w:ascii="Courier New" w:hAnsi="Courier New" w:cs="Courier New" w:hint="default"/>
+      </w:rPr>
+    </w:lvl>
+    <w:lvl w:ilvl="2" w:tplc="040E0005" w:tentative="1">
+      <w:start w:val="1"/>
+      <w:numFmt w:val="bullet"/>
+      <w:lvlText w:val=""/>
+      <w:lvlJc w:val="left"/>
+      <w:pPr>
+        <w:ind w:left="2160" w:hanging="360"/>
+      </w:pPr>
+      <w:rPr>
+        <w:rFonts w:ascii="Wingdings" w:hAnsi="Wingdings" w:hint="default"/>
+      </w:rPr>
+    </w:lvl>
+    <w:lvl w:ilvl="3" w:tplc="040E0001" w:tentative="1">
+      <w:start w:val="1"/>
+      <w:numFmt w:val="bullet"/>
+      <w:lvlText w:val=""/>
+      <w:lvlJc w:val="left"/>
+      <w:pPr>
+        <w:ind w:left="2880" w:hanging="360"/>
+      </w:pPr>
+      <w:rPr>
+        <w:rFonts w:ascii="Symbol" w:hAnsi="Symbol" w:hint="default"/>
+      </w:rPr>
+    </w:lvl>
+    <w:lvl w:ilvl="4" w:tplc="040E0003" w:tentative="1">
+      <w:start w:val="1"/>
+      <w:numFmt w:val="bullet"/>
+      <w:lvlText w:val="o"/>
+      <w:lvlJc w:val="left"/>
+      <w:pPr>
+        <w:ind w:left="3600" w:hanging="360"/>
+      </w:pPr>
+      <w:rPr>
+        <w:rFonts w:ascii="Courier New" w:hAnsi="Courier New" w:cs="Courier New" w:hint="default"/>
+      </w:rPr>
+    </w:lvl>
+    <w:lvl w:ilvl="5" w:tplc="040E0005" w:tentative="1">
+      <w:start w:val="1"/>
+      <w:numFmt w:val="bullet"/>
+      <w:lvlText w:val=""/>
+      <w:lvlJc w:val="left"/>
+      <w:pPr>
+        <w:ind w:left="4320" w:hanging="360"/>
+      </w:pPr>
+      <w:rPr>
+        <w:rFonts w:ascii="Wingdings" w:hAnsi="Wingdings" w:hint="default"/>
+      </w:rPr>
+    </w:lvl>
+    <w:lvl w:ilvl="6" w:tplc="040E0001" w:tentative="1">
+      <w:start w:val="1"/>
+      <w:numFmt w:val="bullet"/>
+      <w:lvlText w:val=""/>
+      <w:lvlJc w:val="left"/>
+      <w:pPr>
+        <w:ind w:left="5040" w:hanging="360"/>
+      </w:pPr>
+      <w:rPr>
+        <w:rFonts w:ascii="Symbol" w:hAnsi="Symbol" w:hint="default"/>
+      </w:rPr>
+    </w:lvl>
+    <w:lvl w:ilvl="7" w:tplc="040E0003" w:tentative="1">
+      <w:start w:val="1"/>
+      <w:numFmt w:val="bullet"/>
+      <w:lvlText w:val="o"/>
+      <w:lvlJc w:val="left"/>
+      <w:pPr>
+        <w:ind w:left="5760" w:hanging="360"/>
+      </w:pPr>
+      <w:rPr>
+        <w:rFonts w:ascii="Courier New" w:hAnsi="Courier New" w:cs="Courier New" w:hint="default"/>
+      </w:rPr>
+    </w:lvl>
+    <w:lvl w:ilvl="8" w:tplc="040E0005" w:tentative="1">
+      <w:start w:val="1"/>
+      <w:numFmt w:val="bullet"/>
+      <w:lvlText w:val=""/>
+      <w:lvlJc w:val="left"/>
+      <w:pPr>
+        <w:ind w:left="6480" w:hanging="360"/>
+      </w:pPr>
+      <w:rPr>
+        <w:rFonts w:ascii="Wingdings" w:hAnsi="Wingdings" w:hint="default"/>
+      </w:rPr>
+    </w:lvl>
+  </w:abstractNum>
+  <w:num w:numId="1">
+    <w:abstractNumId w:val="7"/>
+  </w:num>
+  <w:num w:numId="2">
+    <w:abstractNumId w:val="5"/>
+  </w:num>
+  <w:num w:numId="3">
+    <w:abstractNumId w:val="0"/>
+  </w:num>
+  <w:num w:numId="4">
+    <w:abstractNumId w:val="6"/>
+  </w:num>
+  <w:num w:numId="5">
+    <w:abstractNumId w:val="1"/>
+  </w:num>
+  <w:num w:numId="6">
+    <w:abstractNumId w:val="3"/>
+  </w:num>
+  <w:num w:numId="7">
+    <w:abstractNumId w:val="9"/>
+  </w:num>
+  <w:num w:numId="8">
+    <w:abstractNumId w:val="8"/>
+  </w:num>
+  <w:num w:numId="9">
+    <w:abstractNumId w:val="2"/>
+  </w:num>
+  <w:num w:numId="10">
+    <w:abstractNumId w:val="4"/>
+  </w:num>
+</w:numbering>
 </file>
 
 <file path=word/styles.xml><?xml version="1.0" encoding="utf-8"?>
@@ -901,6 +2372,17 @@
     <w:semiHidden/>
     <w:unhideWhenUsed/>
   </w:style>
+  <w:style w:type="paragraph" w:styleId="Listaszerbekezds">
+    <w:name w:val="List Paragraph"/>
+    <w:basedOn w:val="Norml"/>
+    <w:uiPriority w:val="34"/>
+    <w:qFormat/>
+    <w:rsid w:val="00137933"/>
+    <w:pPr>
+      <w:ind w:left="720"/>
+      <w:contextualSpacing/>
+    </w:pPr>
+  </w:style>
 </w:styles>
 </file>
 

--- a/tervezési dokumentumok/dokumentáció.docx
+++ b/tervezési dokumentumok/dokumentáció.docx
@@ -1,6 +1,6 @@
 
 <file path=word/document.xml><?xml version="1.0" encoding="utf-8"?>
-<w:document xmlns:wpc="http://schemas.microsoft.com/office/word/2010/wordprocessingCanvas" xmlns:cx="http://schemas.microsoft.com/office/drawing/2014/chartex" xmlns:mc="http://schemas.openxmlformats.org/markup-compatibility/2006" xmlns:o="urn:schemas-microsoft-com:office:office" xmlns:r="http://schemas.openxmlformats.org/officeDocument/2006/relationships" xmlns:m="http://schemas.openxmlformats.org/officeDocument/2006/math" xmlns:v="urn:schemas-microsoft-com:vml" xmlns:wp14="http://schemas.microsoft.com/office/word/2010/wordprocessingDrawing" xmlns:wp="http://schemas.openxmlformats.org/drawingml/2006/wordprocessingDrawing" xmlns:w10="urn:schemas-microsoft-com:office:word" xmlns:w="http://schemas.openxmlformats.org/wordprocessingml/2006/main" xmlns:w14="http://schemas.microsoft.com/office/word/2010/wordml" xmlns:w15="http://schemas.microsoft.com/office/word/2012/wordml" xmlns:w16se="http://schemas.microsoft.com/office/word/2015/wordml/symex" xmlns:wpg="http://schemas.microsoft.com/office/word/2010/wordprocessingGroup" xmlns:wpi="http://schemas.microsoft.com/office/word/2010/wordprocessingInk" xmlns:wne="http://schemas.microsoft.com/office/word/2006/wordml" xmlns:wps="http://schemas.microsoft.com/office/word/2010/wordprocessingShape" mc:Ignorable="w14 w15 w16se wp14">
+<w:document xmlns:wpc="http://schemas.microsoft.com/office/word/2010/wordprocessingCanvas" xmlns:cx="http://schemas.microsoft.com/office/drawing/2014/chartex" xmlns:cx1="http://schemas.microsoft.com/office/drawing/2015/9/8/chartex" xmlns:cx2="http://schemas.microsoft.com/office/drawing/2015/10/21/chartex" xmlns:cx3="http://schemas.microsoft.com/office/drawing/2016/5/9/chartex" xmlns:cx4="http://schemas.microsoft.com/office/drawing/2016/5/10/chartex" xmlns:cx5="http://schemas.microsoft.com/office/drawing/2016/5/11/chartex" xmlns:cx6="http://schemas.microsoft.com/office/drawing/2016/5/12/chartex" xmlns:cx7="http://schemas.microsoft.com/office/drawing/2016/5/13/chartex" xmlns:cx8="http://schemas.microsoft.com/office/drawing/2016/5/14/chartex" xmlns:mc="http://schemas.openxmlformats.org/markup-compatibility/2006" xmlns:aink="http://schemas.microsoft.com/office/drawing/2016/ink" xmlns:am3d="http://schemas.microsoft.com/office/drawing/2017/model3d" xmlns:o="urn:schemas-microsoft-com:office:office" xmlns:r="http://schemas.openxmlformats.org/officeDocument/2006/relationships" xmlns:m="http://schemas.openxmlformats.org/officeDocument/2006/math" xmlns:v="urn:schemas-microsoft-com:vml" xmlns:wp14="http://schemas.microsoft.com/office/word/2010/wordprocessingDrawing" xmlns:wp="http://schemas.openxmlformats.org/drawingml/2006/wordprocessingDrawing" xmlns:w10="urn:schemas-microsoft-com:office:word" xmlns:w="http://schemas.openxmlformats.org/wordprocessingml/2006/main" xmlns:w14="http://schemas.microsoft.com/office/word/2010/wordml" xmlns:w15="http://schemas.microsoft.com/office/word/2012/wordml" xmlns:w16cex="http://schemas.microsoft.com/office/word/2018/wordml/cex" xmlns:w16cid="http://schemas.microsoft.com/office/word/2016/wordml/cid" xmlns:w16="http://schemas.microsoft.com/office/word/2018/wordml" xmlns:w16sdtdh="http://schemas.microsoft.com/office/word/2020/wordml/sdtdatahash" xmlns:w16se="http://schemas.microsoft.com/office/word/2015/wordml/symex" xmlns:wpg="http://schemas.microsoft.com/office/word/2010/wordprocessingGroup" xmlns:wpi="http://schemas.microsoft.com/office/word/2010/wordprocessingInk" xmlns:wne="http://schemas.microsoft.com/office/word/2006/wordml" xmlns:wps="http://schemas.microsoft.com/office/word/2010/wordprocessingShape" mc:Ignorable="w14 w15 w16se w16cid w16 w16cex w16sdtdh wp14">
   <w:body>
     <w:p>
       <w:pPr>
@@ -40,8 +40,10 @@
       </w:pPr>
       <w:r>
         <w:rPr>
-          <w:sz w:val="24"/>
-          <w:szCs w:val="24"/>
+          <w:b/>
+          <w:bCs/>
+          <w:sz w:val="28"/>
+          <w:szCs w:val="28"/>
         </w:rPr>
         <w:t>Mi a célunk a projekttel?</w:t>
       </w:r>
@@ -61,17 +63,22 @@
         </w:rPr>
         <w:t>A projekt lehetőséget nyújt nyomon követni tanár és diák szemszögéből matematikából vállalt magánórákat</w:t>
       </w:r>
-    </w:p>
-    <w:p>
-      <w:pPr>
-        <w:spacing w:after="0" w:line="240" w:lineRule="auto"/>
-        <w:rPr>
-          <w:sz w:val="24"/>
-          <w:szCs w:val="24"/>
-        </w:rPr>
-      </w:pPr>
-      <w:bookmarkStart w:id="0" w:name="_GoBack"/>
-      <w:bookmarkEnd w:id="0"/>
+      <w:r>
+        <w:rPr>
+          <w:sz w:val="24"/>
+          <w:szCs w:val="24"/>
+        </w:rPr>
+        <w:t>. A diák jelentkezni tud matematikából magánórára, közölve azt, hogy miért van szüksége rá (pl. emelt szint, érettségi, továbbtanulás), továbbá elmondhatja, milyen formátumban jó neki az óra (online/jelenléti). A tanárok pedig naptár segítségével látják, mikor van időpont, illetve lemondta-e valaki az időpontot.</w:t>
+      </w:r>
+    </w:p>
+    <w:p>
+      <w:pPr>
+        <w:spacing w:after="0" w:line="240" w:lineRule="auto"/>
+        <w:rPr>
+          <w:sz w:val="24"/>
+          <w:szCs w:val="24"/>
+        </w:rPr>
+      </w:pPr>
     </w:p>
     <w:p>
       <w:pPr>
@@ -109,7 +116,42 @@
           <w:sz w:val="24"/>
           <w:szCs w:val="24"/>
         </w:rPr>
-        <w:t>Lehetséges az órák időpontjának és mennyiségének a követése</w:t>
+        <w:t>A projekt l</w:t>
+      </w:r>
+      <w:r>
+        <w:rPr>
+          <w:sz w:val="24"/>
+          <w:szCs w:val="24"/>
+        </w:rPr>
+        <w:t>ehet</w:t>
+      </w:r>
+      <w:r>
+        <w:rPr>
+          <w:sz w:val="24"/>
+          <w:szCs w:val="24"/>
+        </w:rPr>
+        <w:t xml:space="preserve">ővé teszi </w:t>
+      </w:r>
+      <w:r>
+        <w:rPr>
+          <w:sz w:val="24"/>
+          <w:szCs w:val="24"/>
+        </w:rPr>
+        <w:t>az</w:t>
+      </w:r>
+      <w:r>
+        <w:rPr>
+          <w:sz w:val="24"/>
+          <w:szCs w:val="24"/>
+        </w:rPr>
+        <w:t xml:space="preserve"> órák időpontjának és mennyiségének a követés</w:t>
+      </w:r>
+      <w:r>
+        <w:rPr>
+          <w:sz w:val="24"/>
+          <w:szCs w:val="24"/>
+        </w:rPr>
+        <w:t>ét.</w:t>
       </w:r>
     </w:p>
     <w:p>
@@ -161,7 +203,50 @@
           <w:sz w:val="24"/>
           <w:szCs w:val="24"/>
         </w:rPr>
-        <w:t>Tartalmaz naptárat- látható, milyen szabad időpontok vannak, ha van foglalt időpont és valaki lemondja, magától szabaddá válik (foglalható)</w:t>
+        <w:t>Naptár segítségével</w:t>
+      </w:r>
+      <w:r>
+        <w:rPr>
+          <w:sz w:val="24"/>
+          <w:szCs w:val="24"/>
+        </w:rPr>
+        <w:t xml:space="preserve"> látható, milyen szabad időpontok vannak</w:t>
+      </w:r>
+    </w:p>
+    <w:p>
+      <w:pPr>
+        <w:pStyle w:val="Listaszerbekezds"/>
+        <w:numPr>
+          <w:ilvl w:val="0"/>
+          <w:numId w:val="7"/>
+        </w:numPr>
+        <w:spacing w:after="0" w:line="240" w:lineRule="auto"/>
+        <w:ind w:left="1134"/>
+        <w:rPr>
+          <w:sz w:val="24"/>
+          <w:szCs w:val="24"/>
+        </w:rPr>
+      </w:pPr>
+      <w:r>
+        <w:rPr>
+          <w:sz w:val="24"/>
+          <w:szCs w:val="24"/>
+        </w:rPr>
+        <w:t xml:space="preserve">ha </w:t>
+      </w:r>
+      <w:r>
+        <w:rPr>
+          <w:sz w:val="24"/>
+          <w:szCs w:val="24"/>
+        </w:rPr>
+        <w:t>lemondanak egy időpontot</w:t>
+      </w:r>
+      <w:r>
+        <w:rPr>
+          <w:sz w:val="24"/>
+          <w:szCs w:val="24"/>
+        </w:rPr>
+        <w:t>, magától szabaddá válik (foglalható)</w:t>
       </w:r>
     </w:p>
     <w:p>
@@ -213,7 +298,35 @@
           <w:sz w:val="24"/>
           <w:szCs w:val="24"/>
         </w:rPr>
-        <w:t xml:space="preserve">Azok látják, akik regisztrálnak </w:t>
+        <w:t>Azok</w:t>
+      </w:r>
+      <w:r>
+        <w:rPr>
+          <w:sz w:val="24"/>
+          <w:szCs w:val="24"/>
+        </w:rPr>
+        <w:t xml:space="preserve"> az emberek</w:t>
+      </w:r>
+      <w:r>
+        <w:rPr>
+          <w:sz w:val="24"/>
+          <w:szCs w:val="24"/>
+        </w:rPr>
+        <w:t xml:space="preserve"> lát</w:t>
+      </w:r>
+      <w:r>
+        <w:rPr>
+          <w:sz w:val="24"/>
+          <w:szCs w:val="24"/>
+        </w:rPr>
+        <w:t>hat</w:t>
+      </w:r>
+      <w:r>
+        <w:rPr>
+          <w:sz w:val="24"/>
+          <w:szCs w:val="24"/>
+        </w:rPr>
+        <w:t xml:space="preserve">ják, akik regisztrálnak </w:t>
       </w:r>
     </w:p>
     <w:p>
@@ -268,18 +381,25 @@
           <w:numId w:val="9"/>
         </w:numPr>
         <w:spacing w:after="0" w:line="240" w:lineRule="auto"/>
-        <w:ind w:left="1134" w:hanging="283"/>
-        <w:rPr>
-          <w:sz w:val="24"/>
-          <w:szCs w:val="24"/>
-        </w:rPr>
-      </w:pPr>
-      <w:r>
-        <w:rPr>
-          <w:sz w:val="24"/>
-          <w:szCs w:val="24"/>
-        </w:rPr>
-        <w:t>felhasználónevet</w:t>
+        <w:ind w:left="1134" w:hanging="357"/>
+        <w:rPr>
+          <w:sz w:val="24"/>
+          <w:szCs w:val="24"/>
+        </w:rPr>
+      </w:pPr>
+      <w:r>
+        <w:rPr>
+          <w:sz w:val="24"/>
+          <w:szCs w:val="24"/>
+        </w:rPr>
+        <w:t>F</w:t>
+      </w:r>
+      <w:r>
+        <w:rPr>
+          <w:sz w:val="24"/>
+          <w:szCs w:val="24"/>
+        </w:rPr>
+        <w:t>elhasználónevet</w:t>
       </w:r>
       <w:r>
         <w:rPr>
@@ -297,18 +417,25 @@
           <w:numId w:val="9"/>
         </w:numPr>
         <w:spacing w:after="0" w:line="240" w:lineRule="auto"/>
-        <w:ind w:left="1134" w:hanging="283"/>
-        <w:rPr>
-          <w:sz w:val="24"/>
-          <w:szCs w:val="24"/>
-        </w:rPr>
-      </w:pPr>
-      <w:r>
-        <w:rPr>
-          <w:sz w:val="24"/>
-          <w:szCs w:val="24"/>
-        </w:rPr>
-        <w:t>email-címet,</w:t>
+        <w:ind w:left="1134" w:hanging="357"/>
+        <w:rPr>
+          <w:sz w:val="24"/>
+          <w:szCs w:val="24"/>
+        </w:rPr>
+      </w:pPr>
+      <w:r>
+        <w:rPr>
+          <w:sz w:val="24"/>
+          <w:szCs w:val="24"/>
+        </w:rPr>
+        <w:t>E</w:t>
+      </w:r>
+      <w:r>
+        <w:rPr>
+          <w:sz w:val="24"/>
+          <w:szCs w:val="24"/>
+        </w:rPr>
+        <w:t>mail-címet,</w:t>
       </w:r>
     </w:p>
     <w:p>
@@ -319,18 +446,25 @@
           <w:numId w:val="9"/>
         </w:numPr>
         <w:spacing w:after="0" w:line="240" w:lineRule="auto"/>
-        <w:ind w:left="1134" w:hanging="283"/>
-        <w:rPr>
-          <w:sz w:val="24"/>
-          <w:szCs w:val="24"/>
-        </w:rPr>
-      </w:pPr>
-      <w:r>
-        <w:rPr>
-          <w:sz w:val="24"/>
-          <w:szCs w:val="24"/>
-        </w:rPr>
-        <w:t>matematikával kapcsolatos cél</w:t>
+        <w:ind w:left="1134" w:hanging="357"/>
+        <w:rPr>
+          <w:sz w:val="24"/>
+          <w:szCs w:val="24"/>
+        </w:rPr>
+      </w:pPr>
+      <w:r>
+        <w:rPr>
+          <w:sz w:val="24"/>
+          <w:szCs w:val="24"/>
+        </w:rPr>
+        <w:t>M</w:t>
+      </w:r>
+      <w:r>
+        <w:rPr>
+          <w:sz w:val="24"/>
+          <w:szCs w:val="24"/>
+        </w:rPr>
+        <w:t>atematikával kapcsolatos cél</w:t>
       </w:r>
       <w:r>
         <w:rPr>
@@ -348,7 +482,7 @@
           <w:numId w:val="10"/>
         </w:numPr>
         <w:spacing w:after="0" w:line="240" w:lineRule="auto"/>
-        <w:ind w:left="1134"/>
+        <w:ind w:left="1134" w:hanging="357"/>
         <w:rPr>
           <w:sz w:val="24"/>
           <w:szCs w:val="24"/>
@@ -367,6 +501,13 @@
           <w:szCs w:val="24"/>
         </w:rPr>
         <w:t>z óra típusát: online/jelenléti</w:t>
+      </w:r>
+      <w:r>
+        <w:rPr>
+          <w:sz w:val="24"/>
+          <w:szCs w:val="24"/>
+        </w:rPr>
+        <w:t>,</w:t>
       </w:r>
     </w:p>
     <w:p>
@@ -377,12 +518,19 @@
           <w:numId w:val="10"/>
         </w:numPr>
         <w:spacing w:after="0" w:line="240" w:lineRule="auto"/>
-        <w:ind w:left="1134"/>
-        <w:rPr>
-          <w:sz w:val="24"/>
-          <w:szCs w:val="24"/>
-        </w:rPr>
-      </w:pPr>
+        <w:ind w:left="1134" w:hanging="357"/>
+        <w:rPr>
+          <w:sz w:val="24"/>
+          <w:szCs w:val="24"/>
+        </w:rPr>
+      </w:pPr>
+      <w:r>
+        <w:rPr>
+          <w:sz w:val="24"/>
+          <w:szCs w:val="24"/>
+        </w:rPr>
+        <w:t xml:space="preserve">Milyen gyakran van szükség órákra: </w:t>
+      </w:r>
       <w:r>
         <w:rPr>
           <w:sz w:val="24"/>
@@ -420,6 +568,13 @@
         </w:rPr>
         <w:t>Összesítés</w:t>
       </w:r>
+      <w:r>
+        <w:rPr>
+          <w:sz w:val="24"/>
+          <w:szCs w:val="24"/>
+        </w:rPr>
+        <w:t xml:space="preserve"> a hónap végén</w:t>
+      </w:r>
     </w:p>
     <w:p>
       <w:pPr>
@@ -440,7 +595,36 @@
           <w:sz w:val="24"/>
           <w:szCs w:val="24"/>
         </w:rPr>
-        <w:t>hónap végén a rendszer összesíti, kinek hány órája van-pénzösszeg</w:t>
+        <w:t>Óraszám,</w:t>
+      </w:r>
+    </w:p>
+    <w:p>
+      <w:pPr>
+        <w:pStyle w:val="Listaszerbekezds"/>
+        <w:numPr>
+          <w:ilvl w:val="0"/>
+          <w:numId w:val="6"/>
+        </w:numPr>
+        <w:spacing w:after="0" w:line="240" w:lineRule="auto"/>
+        <w:ind w:left="1134"/>
+        <w:rPr>
+          <w:sz w:val="24"/>
+          <w:szCs w:val="24"/>
+        </w:rPr>
+      </w:pPr>
+      <w:r>
+        <w:rPr>
+          <w:sz w:val="24"/>
+          <w:szCs w:val="24"/>
+        </w:rPr>
+        <w:t>P</w:t>
+      </w:r>
+      <w:r>
+        <w:rPr>
+          <w:sz w:val="24"/>
+          <w:szCs w:val="24"/>
+        </w:rPr>
+        <w:t>énzösszeg</w:t>
       </w:r>
     </w:p>
     <w:p>
@@ -481,18 +665,60 @@
           <w:numId w:val="5"/>
         </w:numPr>
         <w:spacing w:after="0" w:line="240" w:lineRule="auto"/>
-        <w:ind w:left="1134" w:hanging="425"/>
-        <w:rPr>
-          <w:sz w:val="24"/>
-          <w:szCs w:val="24"/>
-        </w:rPr>
-      </w:pPr>
-      <w:r>
-        <w:rPr>
-          <w:sz w:val="24"/>
-          <w:szCs w:val="24"/>
-        </w:rPr>
-        <w:t>tanár foglal időpontot-nem foglalható időpont (módosítás)</w:t>
+        <w:ind w:left="1134" w:hanging="357"/>
+        <w:rPr>
+          <w:sz w:val="24"/>
+          <w:szCs w:val="24"/>
+        </w:rPr>
+      </w:pPr>
+      <w:r>
+        <w:rPr>
+          <w:sz w:val="24"/>
+          <w:szCs w:val="24"/>
+        </w:rPr>
+        <w:t>Ha egy</w:t>
+      </w:r>
+      <w:r>
+        <w:rPr>
+          <w:sz w:val="24"/>
+          <w:szCs w:val="24"/>
+        </w:rPr>
+        <w:t xml:space="preserve"> időpont</w:t>
+      </w:r>
+      <w:r>
+        <w:rPr>
+          <w:sz w:val="24"/>
+          <w:szCs w:val="24"/>
+        </w:rPr>
+        <w:t xml:space="preserve"> </w:t>
+      </w:r>
+      <w:r>
+        <w:rPr>
+          <w:sz w:val="24"/>
+          <w:szCs w:val="24"/>
+        </w:rPr>
+        <w:t>nem foglalható</w:t>
+      </w:r>
+      <w:r>
+        <w:rPr>
+          <w:sz w:val="24"/>
+          <w:szCs w:val="24"/>
+        </w:rPr>
+        <w:t xml:space="preserve">, lehetséges </w:t>
+      </w:r>
+      <w:r>
+        <w:rPr>
+          <w:sz w:val="24"/>
+          <w:szCs w:val="24"/>
+        </w:rPr>
+        <w:t>módosít</w:t>
+      </w:r>
+      <w:r>
+        <w:rPr>
+          <w:sz w:val="24"/>
+          <w:szCs w:val="24"/>
+        </w:rPr>
+        <w:t>ani azt.</w:t>
       </w:r>
     </w:p>
     <w:p>
@@ -522,7 +748,21 @@
           <w:sz w:val="24"/>
           <w:szCs w:val="24"/>
         </w:rPr>
-        <w:t>lemondás</w:t>
+        <w:t>Óra l</w:t>
+      </w:r>
+      <w:r>
+        <w:rPr>
+          <w:sz w:val="24"/>
+          <w:szCs w:val="24"/>
+        </w:rPr>
+        <w:t>emondás</w:t>
+      </w:r>
+      <w:r>
+        <w:rPr>
+          <w:sz w:val="24"/>
+          <w:szCs w:val="24"/>
+        </w:rPr>
+        <w:t>a</w:t>
       </w:r>
     </w:p>
     <w:p>
@@ -533,238 +773,47 @@
           <w:numId w:val="4"/>
         </w:numPr>
         <w:spacing w:after="0" w:line="240" w:lineRule="auto"/>
-        <w:ind w:left="1134" w:hanging="425"/>
-        <w:rPr>
-          <w:sz w:val="24"/>
-          <w:szCs w:val="24"/>
-        </w:rPr>
-      </w:pPr>
-      <w:r>
-        <w:rPr>
-          <w:sz w:val="24"/>
-          <w:szCs w:val="24"/>
-        </w:rPr>
-        <w:t>időpontot min. 24 órával előtte lemondható</w:t>
-      </w:r>
-    </w:p>
-    <w:p>
-      <w:pPr>
-        <w:spacing w:after="0" w:line="240" w:lineRule="auto"/>
-        <w:rPr>
-          <w:sz w:val="24"/>
-          <w:szCs w:val="24"/>
-        </w:rPr>
-      </w:pPr>
-    </w:p>
-    <w:p>
-      <w:pPr>
-        <w:spacing w:after="0" w:line="240" w:lineRule="auto"/>
-        <w:rPr>
-          <w:sz w:val="24"/>
-          <w:szCs w:val="24"/>
-        </w:rPr>
-      </w:pPr>
-      <w:r>
-        <w:rPr>
-          <w:sz w:val="24"/>
-          <w:szCs w:val="24"/>
-        </w:rPr>
-        <w:t>Felhasznált technológiák</w:t>
-      </w:r>
-    </w:p>
-    <w:p>
-      <w:pPr>
-        <w:spacing w:after="0" w:line="240" w:lineRule="auto"/>
-        <w:rPr>
-          <w:sz w:val="24"/>
-          <w:szCs w:val="24"/>
-        </w:rPr>
-      </w:pPr>
-      <w:r>
-        <w:rPr>
-          <w:sz w:val="24"/>
-          <w:szCs w:val="24"/>
-        </w:rPr>
-        <w:t>Git/Github</w:t>
-      </w:r>
-    </w:p>
-    <w:p>
-      <w:pPr>
-        <w:spacing w:after="0" w:line="240" w:lineRule="auto"/>
-        <w:rPr>
-          <w:sz w:val="24"/>
-          <w:szCs w:val="24"/>
-        </w:rPr>
-      </w:pPr>
-      <w:r>
-        <w:rPr>
-          <w:sz w:val="24"/>
-          <w:szCs w:val="24"/>
-        </w:rPr>
-        <w:t>CSS</w:t>
-      </w:r>
-    </w:p>
-    <w:p>
-      <w:pPr>
-        <w:spacing w:after="0" w:line="240" w:lineRule="auto"/>
-        <w:rPr>
-          <w:sz w:val="24"/>
-          <w:szCs w:val="24"/>
-        </w:rPr>
-      </w:pPr>
-      <w:r>
-        <w:rPr>
-          <w:sz w:val="24"/>
-          <w:szCs w:val="24"/>
-        </w:rPr>
-        <w:t>HTML</w:t>
-      </w:r>
-    </w:p>
-    <w:p>
-      <w:pPr>
-        <w:spacing w:after="0" w:line="240" w:lineRule="auto"/>
-        <w:rPr>
-          <w:sz w:val="24"/>
-          <w:szCs w:val="24"/>
-        </w:rPr>
-      </w:pPr>
-    </w:p>
-    <w:p>
-      <w:pPr>
-        <w:spacing w:after="0" w:line="240" w:lineRule="auto"/>
-        <w:rPr>
-          <w:sz w:val="24"/>
-          <w:szCs w:val="24"/>
-        </w:rPr>
-      </w:pPr>
-      <w:r>
-        <w:rPr>
-          <w:sz w:val="24"/>
-          <w:szCs w:val="24"/>
-        </w:rPr>
-        <w:t>Fejlesztési környezetek:</w:t>
-      </w:r>
-    </w:p>
-    <w:p>
-      <w:pPr>
-        <w:spacing w:after="0" w:line="240" w:lineRule="auto"/>
-        <w:rPr>
-          <w:sz w:val="24"/>
-          <w:szCs w:val="24"/>
-        </w:rPr>
-      </w:pPr>
-      <w:r>
-        <w:rPr>
-          <w:sz w:val="24"/>
-          <w:szCs w:val="24"/>
-        </w:rPr>
-        <w:t>NODEJS</w:t>
-      </w:r>
-    </w:p>
-    <w:p>
-      <w:pPr>
-        <w:spacing w:after="0" w:line="240" w:lineRule="auto"/>
-        <w:rPr>
-          <w:sz w:val="24"/>
-          <w:szCs w:val="24"/>
-        </w:rPr>
-      </w:pPr>
-      <w:r>
-        <w:rPr>
-          <w:sz w:val="24"/>
-          <w:szCs w:val="24"/>
-        </w:rPr>
-        <w:t>ANGULAR</w:t>
-      </w:r>
-    </w:p>
-    <w:p>
-      <w:pPr>
-        <w:spacing w:after="0" w:line="240" w:lineRule="auto"/>
-        <w:rPr>
-          <w:sz w:val="24"/>
-          <w:szCs w:val="24"/>
-        </w:rPr>
-      </w:pPr>
-      <w:r>
-        <w:rPr>
-          <w:sz w:val="24"/>
-          <w:szCs w:val="24"/>
-        </w:rPr>
-        <w:t>SQL/XAMPP</w:t>
-      </w:r>
-    </w:p>
-    <w:p>
-      <w:pPr>
-        <w:spacing w:after="0" w:line="240" w:lineRule="auto"/>
-        <w:rPr>
-          <w:sz w:val="24"/>
-          <w:szCs w:val="24"/>
-        </w:rPr>
-      </w:pPr>
-    </w:p>
-    <w:p>
-      <w:pPr>
-        <w:spacing w:after="0" w:line="240" w:lineRule="auto"/>
-        <w:rPr>
-          <w:sz w:val="24"/>
-          <w:szCs w:val="24"/>
-        </w:rPr>
-      </w:pPr>
-      <w:r>
-        <w:rPr>
-          <w:sz w:val="24"/>
-          <w:szCs w:val="24"/>
-        </w:rPr>
-        <w:t>Tesztelés</w:t>
-      </w:r>
-      <w:r>
-        <w:rPr>
-          <w:sz w:val="24"/>
-          <w:szCs w:val="24"/>
-        </w:rPr>
-        <w:t>i módszerek</w:t>
-      </w:r>
-    </w:p>
-    <w:p>
-      <w:pPr>
-        <w:spacing w:after="0" w:line="240" w:lineRule="auto"/>
-        <w:rPr>
-          <w:sz w:val="24"/>
-          <w:szCs w:val="24"/>
-        </w:rPr>
-      </w:pPr>
-      <w:r>
-        <w:rPr>
-          <w:sz w:val="24"/>
-          <w:szCs w:val="24"/>
-        </w:rPr>
-        <w:t>jasmine</w:t>
-      </w:r>
-    </w:p>
-    <w:p>
-      <w:pPr>
-        <w:spacing w:after="0" w:line="240" w:lineRule="auto"/>
-        <w:rPr>
-          <w:sz w:val="24"/>
-          <w:szCs w:val="24"/>
-        </w:rPr>
-      </w:pPr>
-      <w:r>
-        <w:rPr>
-          <w:sz w:val="24"/>
-          <w:szCs w:val="24"/>
-        </w:rPr>
-        <w:t>jest</w:t>
-      </w:r>
-    </w:p>
-    <w:p>
-      <w:pPr>
-        <w:spacing w:after="0" w:line="240" w:lineRule="auto"/>
-        <w:rPr>
-          <w:sz w:val="24"/>
-          <w:szCs w:val="24"/>
-        </w:rPr>
-      </w:pPr>
+        <w:ind w:left="1134" w:hanging="357"/>
+        <w:rPr>
+          <w:sz w:val="24"/>
+          <w:szCs w:val="24"/>
+        </w:rPr>
+      </w:pPr>
+      <w:r>
+        <w:rPr>
+          <w:sz w:val="24"/>
+          <w:szCs w:val="24"/>
+        </w:rPr>
+        <w:t xml:space="preserve">Egy </w:t>
+      </w:r>
+      <w:r>
+        <w:rPr>
+          <w:sz w:val="24"/>
+          <w:szCs w:val="24"/>
+        </w:rPr>
+        <w:t xml:space="preserve">időpontot 24 </w:t>
+      </w:r>
+      <w:r>
+        <w:rPr>
+          <w:sz w:val="24"/>
+          <w:szCs w:val="24"/>
+        </w:rPr>
+        <w:t xml:space="preserve">vagy több órával </w:t>
+      </w:r>
+      <w:r>
+        <w:rPr>
+          <w:sz w:val="24"/>
+          <w:szCs w:val="24"/>
+        </w:rPr>
+        <w:t xml:space="preserve">előtte </w:t>
+      </w:r>
+      <w:r>
+        <w:rPr>
+          <w:sz w:val="24"/>
+          <w:szCs w:val="24"/>
+        </w:rPr>
+        <w:t>lehet lemondani.</w:t>
+      </w:r>
     </w:p>
     <w:sectPr>
       <w:pgSz w:w="11906" w:h="16838"/>
@@ -777,7 +826,7 @@
 </file>
 
 <file path=word/numbering.xml><?xml version="1.0" encoding="utf-8"?>
-<w:numbering xmlns:wpc="http://schemas.microsoft.com/office/word/2010/wordprocessingCanvas" xmlns:cx="http://schemas.microsoft.com/office/drawing/2014/chartex" xmlns:mc="http://schemas.openxmlformats.org/markup-compatibility/2006" xmlns:o="urn:schemas-microsoft-com:office:office" xmlns:r="http://schemas.openxmlformats.org/officeDocument/2006/relationships" xmlns:m="http://schemas.openxmlformats.org/officeDocument/2006/math" xmlns:v="urn:schemas-microsoft-com:vml" xmlns:wp14="http://schemas.microsoft.com/office/word/2010/wordprocessingDrawing" xmlns:wp="http://schemas.openxmlformats.org/drawingml/2006/wordprocessingDrawing" xmlns:w10="urn:schemas-microsoft-com:office:word" xmlns:w="http://schemas.openxmlformats.org/wordprocessingml/2006/main" xmlns:w14="http://schemas.microsoft.com/office/word/2010/wordml" xmlns:w15="http://schemas.microsoft.com/office/word/2012/wordml" xmlns:w16se="http://schemas.microsoft.com/office/word/2015/wordml/symex" xmlns:wpg="http://schemas.microsoft.com/office/word/2010/wordprocessingGroup" xmlns:wpi="http://schemas.microsoft.com/office/word/2010/wordprocessingInk" xmlns:wne="http://schemas.microsoft.com/office/word/2006/wordml" xmlns:wps="http://schemas.microsoft.com/office/word/2010/wordprocessingShape" mc:Ignorable="w14 w15 w16se wp14">
+<w:numbering xmlns:wpc="http://schemas.microsoft.com/office/word/2010/wordprocessingCanvas" xmlns:cx="http://schemas.microsoft.com/office/drawing/2014/chartex" xmlns:cx1="http://schemas.microsoft.com/office/drawing/2015/9/8/chartex" xmlns:cx2="http://schemas.microsoft.com/office/drawing/2015/10/21/chartex" xmlns:cx3="http://schemas.microsoft.com/office/drawing/2016/5/9/chartex" xmlns:cx4="http://schemas.microsoft.com/office/drawing/2016/5/10/chartex" xmlns:cx5="http://schemas.microsoft.com/office/drawing/2016/5/11/chartex" xmlns:cx6="http://schemas.microsoft.com/office/drawing/2016/5/12/chartex" xmlns:cx7="http://schemas.microsoft.com/office/drawing/2016/5/13/chartex" xmlns:cx8="http://schemas.microsoft.com/office/drawing/2016/5/14/chartex" xmlns:mc="http://schemas.openxmlformats.org/markup-compatibility/2006" xmlns:aink="http://schemas.microsoft.com/office/drawing/2016/ink" xmlns:am3d="http://schemas.microsoft.com/office/drawing/2017/model3d" xmlns:o="urn:schemas-microsoft-com:office:office" xmlns:r="http://schemas.openxmlformats.org/officeDocument/2006/relationships" xmlns:m="http://schemas.openxmlformats.org/officeDocument/2006/math" xmlns:v="urn:schemas-microsoft-com:vml" xmlns:wp14="http://schemas.microsoft.com/office/word/2010/wordprocessingDrawing" xmlns:wp="http://schemas.openxmlformats.org/drawingml/2006/wordprocessingDrawing" xmlns:w10="urn:schemas-microsoft-com:office:word" xmlns:w="http://schemas.openxmlformats.org/wordprocessingml/2006/main" xmlns:w14="http://schemas.microsoft.com/office/word/2010/wordml" xmlns:w15="http://schemas.microsoft.com/office/word/2012/wordml" xmlns:w16cex="http://schemas.microsoft.com/office/word/2018/wordml/cex" xmlns:w16cid="http://schemas.microsoft.com/office/word/2016/wordml/cid" xmlns:w16="http://schemas.microsoft.com/office/word/2018/wordml" xmlns:w16sdtdh="http://schemas.microsoft.com/office/word/2020/wordml/sdtdatahash" xmlns:w16se="http://schemas.microsoft.com/office/word/2015/wordml/symex" xmlns:wpg="http://schemas.microsoft.com/office/word/2010/wordprocessingGroup" xmlns:wpi="http://schemas.microsoft.com/office/word/2010/wordprocessingInk" xmlns:wne="http://schemas.microsoft.com/office/word/2006/wordml" xmlns:wps="http://schemas.microsoft.com/office/word/2010/wordprocessingShape" mc:Ignorable="w14 w15 w16se w16cid w16 w16cex w16sdtdh wp14">
   <w:abstractNum w:abstractNumId="0" w15:restartNumberingAfterBreak="0">
     <w:nsid w:val="0199740F"/>
     <w:multiLevelType w:val="hybridMultilevel"/>
@@ -1952,7 +2001,7 @@
 </file>
 
 <file path=word/styles.xml><?xml version="1.0" encoding="utf-8"?>
-<w:styles xmlns:mc="http://schemas.openxmlformats.org/markup-compatibility/2006" xmlns:r="http://schemas.openxmlformats.org/officeDocument/2006/relationships" xmlns:w="http://schemas.openxmlformats.org/wordprocessingml/2006/main" xmlns:w14="http://schemas.microsoft.com/office/word/2010/wordml" xmlns:w15="http://schemas.microsoft.com/office/word/2012/wordml" xmlns:w16se="http://schemas.microsoft.com/office/word/2015/wordml/symex" mc:Ignorable="w14 w15 w16se">
+<w:styles xmlns:mc="http://schemas.openxmlformats.org/markup-compatibility/2006" xmlns:r="http://schemas.openxmlformats.org/officeDocument/2006/relationships" xmlns:w="http://schemas.openxmlformats.org/wordprocessingml/2006/main" xmlns:w14="http://schemas.microsoft.com/office/word/2010/wordml" xmlns:w15="http://schemas.microsoft.com/office/word/2012/wordml" xmlns:w16cex="http://schemas.microsoft.com/office/word/2018/wordml/cex" xmlns:w16cid="http://schemas.microsoft.com/office/word/2016/wordml/cid" xmlns:w16="http://schemas.microsoft.com/office/word/2018/wordml" xmlns:w16sdtdh="http://schemas.microsoft.com/office/word/2020/wordml/sdtdatahash" xmlns:w16se="http://schemas.microsoft.com/office/word/2015/wordml/symex" mc:Ignorable="w14 w15 w16se w16cid w16 w16cex w16sdtdh">
   <w:docDefaults>
     <w:rPrDefault>
       <w:rPr>
@@ -1968,7 +2017,7 @@
       </w:pPr>
     </w:pPrDefault>
   </w:docDefaults>
-  <w:latentStyles w:defLockedState="0" w:defUIPriority="99" w:defSemiHidden="0" w:defUnhideWhenUsed="0" w:defQFormat="0" w:count="371">
+  <w:latentStyles w:defLockedState="0" w:defUIPriority="99" w:defSemiHidden="0" w:defUnhideWhenUsed="0" w:defQFormat="0" w:count="376">
     <w:lsdException w:name="Normal" w:uiPriority="0" w:qFormat="1"/>
     <w:lsdException w:name="heading 1" w:uiPriority="9" w:qFormat="1"/>
     <w:lsdException w:name="heading 2" w:semiHidden="1" w:uiPriority="9" w:unhideWhenUsed="1" w:qFormat="1"/>
@@ -2074,7 +2123,6 @@
     <w:lsdException w:name="HTML Sample" w:semiHidden="1" w:unhideWhenUsed="1"/>
     <w:lsdException w:name="HTML Typewriter" w:semiHidden="1" w:unhideWhenUsed="1"/>
     <w:lsdException w:name="HTML Variable" w:semiHidden="1" w:unhideWhenUsed="1"/>
-    <w:lsdException w:name="Normal Table" w:semiHidden="1" w:unhideWhenUsed="1"/>
     <w:lsdException w:name="annotation subject" w:semiHidden="1" w:unhideWhenUsed="1"/>
     <w:lsdException w:name="No List" w:semiHidden="1" w:unhideWhenUsed="1"/>
     <w:lsdException w:name="Outline List 1" w:semiHidden="1" w:unhideWhenUsed="1"/>
@@ -2117,11 +2165,8 @@
     <w:lsdException w:name="Table Contemporary" w:semiHidden="1" w:unhideWhenUsed="1"/>
     <w:lsdException w:name="Table Elegant" w:semiHidden="1" w:unhideWhenUsed="1"/>
     <w:lsdException w:name="Table Professional" w:semiHidden="1" w:unhideWhenUsed="1"/>
-    <w:lsdException w:name="Table Subtle 1" w:semiHidden="1" w:unhideWhenUsed="1"/>
     <w:lsdException w:name="Table Subtle 2" w:semiHidden="1" w:unhideWhenUsed="1"/>
     <w:lsdException w:name="Table Web 1" w:semiHidden="1" w:unhideWhenUsed="1"/>
-    <w:lsdException w:name="Table Web 2" w:semiHidden="1" w:unhideWhenUsed="1"/>
-    <w:lsdException w:name="Table Web 3" w:semiHidden="1" w:unhideWhenUsed="1"/>
     <w:lsdException w:name="Balloon Text" w:semiHidden="1" w:unhideWhenUsed="1"/>
     <w:lsdException w:name="Table Grid" w:uiPriority="39"/>
     <w:lsdException w:name="Table Theme" w:semiHidden="1" w:unhideWhenUsed="1"/>
@@ -2340,6 +2385,11 @@
     <w:lsdException w:name="List Table 5 Dark Accent 6" w:uiPriority="50"/>
     <w:lsdException w:name="List Table 6 Colorful Accent 6" w:uiPriority="51"/>
     <w:lsdException w:name="List Table 7 Colorful Accent 6" w:uiPriority="52"/>
+    <w:lsdException w:name="Mention" w:semiHidden="1" w:unhideWhenUsed="1"/>
+    <w:lsdException w:name="Smart Hyperlink" w:semiHidden="1" w:unhideWhenUsed="1"/>
+    <w:lsdException w:name="Hashtag" w:semiHidden="1" w:unhideWhenUsed="1"/>
+    <w:lsdException w:name="Unresolved Mention" w:semiHidden="1" w:unhideWhenUsed="1"/>
+    <w:lsdException w:name="Smart Link" w:semiHidden="1" w:unhideWhenUsed="1"/>
   </w:latentStyles>
   <w:style w:type="paragraph" w:default="1" w:styleId="Norml">
     <w:name w:val="Normal"/>

--- a/tervezési dokumentumok/dokumentáció.docx
+++ b/tervezési dokumentumok/dokumentáció.docx
@@ -1,10 +1,10 @@
 
 <file path=word/document.xml><?xml version="1.0" encoding="utf-8"?>
-<w:document xmlns:wpc="http://schemas.microsoft.com/office/word/2010/wordprocessingCanvas" xmlns:cx="http://schemas.microsoft.com/office/drawing/2014/chartex" xmlns:cx1="http://schemas.microsoft.com/office/drawing/2015/9/8/chartex" xmlns:cx2="http://schemas.microsoft.com/office/drawing/2015/10/21/chartex" xmlns:cx3="http://schemas.microsoft.com/office/drawing/2016/5/9/chartex" xmlns:cx4="http://schemas.microsoft.com/office/drawing/2016/5/10/chartex" xmlns:cx5="http://schemas.microsoft.com/office/drawing/2016/5/11/chartex" xmlns:cx6="http://schemas.microsoft.com/office/drawing/2016/5/12/chartex" xmlns:cx7="http://schemas.microsoft.com/office/drawing/2016/5/13/chartex" xmlns:cx8="http://schemas.microsoft.com/office/drawing/2016/5/14/chartex" xmlns:mc="http://schemas.openxmlformats.org/markup-compatibility/2006" xmlns:aink="http://schemas.microsoft.com/office/drawing/2016/ink" xmlns:am3d="http://schemas.microsoft.com/office/drawing/2017/model3d" xmlns:o="urn:schemas-microsoft-com:office:office" xmlns:r="http://schemas.openxmlformats.org/officeDocument/2006/relationships" xmlns:m="http://schemas.openxmlformats.org/officeDocument/2006/math" xmlns:v="urn:schemas-microsoft-com:vml" xmlns:wp14="http://schemas.microsoft.com/office/word/2010/wordprocessingDrawing" xmlns:wp="http://schemas.openxmlformats.org/drawingml/2006/wordprocessingDrawing" xmlns:w10="urn:schemas-microsoft-com:office:word" xmlns:w="http://schemas.openxmlformats.org/wordprocessingml/2006/main" xmlns:w14="http://schemas.microsoft.com/office/word/2010/wordml" xmlns:w15="http://schemas.microsoft.com/office/word/2012/wordml" xmlns:w16cex="http://schemas.microsoft.com/office/word/2018/wordml/cex" xmlns:w16cid="http://schemas.microsoft.com/office/word/2016/wordml/cid" xmlns:w16="http://schemas.microsoft.com/office/word/2018/wordml" xmlns:w16sdtdh="http://schemas.microsoft.com/office/word/2020/wordml/sdtdatahash" xmlns:w16se="http://schemas.microsoft.com/office/word/2015/wordml/symex" xmlns:wpg="http://schemas.microsoft.com/office/word/2010/wordprocessingGroup" xmlns:wpi="http://schemas.microsoft.com/office/word/2010/wordprocessingInk" xmlns:wne="http://schemas.microsoft.com/office/word/2006/wordml" xmlns:wps="http://schemas.microsoft.com/office/word/2010/wordprocessingShape" mc:Ignorable="w14 w15 w16se w16cid w16 w16cex w16sdtdh wp14">
+<w:document xmlns:wpc="http://schemas.microsoft.com/office/word/2010/wordprocessingCanvas" xmlns:cx="http://schemas.microsoft.com/office/drawing/2014/chartex" xmlns:mc="http://schemas.openxmlformats.org/markup-compatibility/2006" xmlns:o="urn:schemas-microsoft-com:office:office" xmlns:r="http://schemas.openxmlformats.org/officeDocument/2006/relationships" xmlns:m="http://schemas.openxmlformats.org/officeDocument/2006/math" xmlns:v="urn:schemas-microsoft-com:vml" xmlns:wp14="http://schemas.microsoft.com/office/word/2010/wordprocessingDrawing" xmlns:wp="http://schemas.openxmlformats.org/drawingml/2006/wordprocessingDrawing" xmlns:w10="urn:schemas-microsoft-com:office:word" xmlns:w="http://schemas.openxmlformats.org/wordprocessingml/2006/main" xmlns:w14="http://schemas.microsoft.com/office/word/2010/wordml" xmlns:w15="http://schemas.microsoft.com/office/word/2012/wordml" xmlns:w16se="http://schemas.microsoft.com/office/word/2015/wordml/symex" xmlns:wpg="http://schemas.microsoft.com/office/word/2010/wordprocessingGroup" xmlns:wpi="http://schemas.microsoft.com/office/word/2010/wordprocessingInk" xmlns:wne="http://schemas.microsoft.com/office/word/2006/wordml" xmlns:wps="http://schemas.microsoft.com/office/word/2010/wordprocessingShape" mc:Ignorable="w14 w15 w16se wp14">
   <w:body>
     <w:p>
       <w:pPr>
-        <w:spacing w:after="0" w:line="240" w:lineRule="auto"/>
+        <w:spacing w:before="120" w:after="120" w:line="240" w:lineRule="auto"/>
         <w:jc w:val="center"/>
         <w:rPr>
           <w:b/>
@@ -23,16 +23,18 @@
     </w:p>
     <w:p>
       <w:pPr>
-        <w:spacing w:after="0" w:line="240" w:lineRule="auto"/>
-        <w:rPr>
-          <w:sz w:val="24"/>
-          <w:szCs w:val="24"/>
-        </w:rPr>
-      </w:pPr>
-    </w:p>
-    <w:p>
-      <w:pPr>
-        <w:spacing w:after="0" w:line="240" w:lineRule="auto"/>
+        <w:spacing w:before="120" w:after="120" w:line="240" w:lineRule="auto"/>
+        <w:jc w:val="both"/>
+        <w:rPr>
+          <w:sz w:val="24"/>
+          <w:szCs w:val="24"/>
+        </w:rPr>
+      </w:pPr>
+    </w:p>
+    <w:p>
+      <w:pPr>
+        <w:spacing w:before="120" w:after="120" w:line="240" w:lineRule="auto"/>
+        <w:jc w:val="both"/>
         <w:rPr>
           <w:sz w:val="24"/>
           <w:szCs w:val="24"/>
@@ -50,7 +52,8 @@
     </w:p>
     <w:p>
       <w:pPr>
-        <w:spacing w:after="0" w:line="240" w:lineRule="auto"/>
+        <w:spacing w:before="120" w:after="120" w:line="240" w:lineRule="auto"/>
+        <w:jc w:val="both"/>
         <w:rPr>
           <w:sz w:val="24"/>
           <w:szCs w:val="24"/>
@@ -73,16 +76,18 @@
     </w:p>
     <w:p>
       <w:pPr>
-        <w:spacing w:after="0" w:line="240" w:lineRule="auto"/>
-        <w:rPr>
-          <w:sz w:val="24"/>
-          <w:szCs w:val="24"/>
-        </w:rPr>
-      </w:pPr>
-    </w:p>
-    <w:p>
-      <w:pPr>
-        <w:spacing w:after="0" w:line="240" w:lineRule="auto"/>
+        <w:spacing w:before="120" w:after="120" w:line="240" w:lineRule="auto"/>
+        <w:jc w:val="both"/>
+        <w:rPr>
+          <w:sz w:val="24"/>
+          <w:szCs w:val="24"/>
+        </w:rPr>
+      </w:pPr>
+    </w:p>
+    <w:p>
+      <w:pPr>
+        <w:spacing w:before="120" w:after="120" w:line="240" w:lineRule="auto"/>
+        <w:jc w:val="both"/>
         <w:rPr>
           <w:b/>
           <w:sz w:val="28"/>
@@ -95,8 +100,28 @@
           <w:sz w:val="28"/>
           <w:szCs w:val="28"/>
         </w:rPr>
-        <w:t>A projekt funkciói</w:t>
-      </w:r>
+        <w:t xml:space="preserve">A projekt </w:t>
+      </w:r>
+      <w:proofErr w:type="gramStart"/>
+      <w:r>
+        <w:rPr>
+          <w:b/>
+          <w:sz w:val="28"/>
+          <w:szCs w:val="28"/>
+        </w:rPr>
+        <w:t>funkciói</w:t>
+      </w:r>
+      <w:proofErr w:type="gramEnd"/>
+    </w:p>
+    <w:p>
+      <w:pPr>
+        <w:spacing w:before="120" w:after="120" w:line="240" w:lineRule="auto"/>
+        <w:jc w:val="both"/>
+        <w:rPr>
+          <w:sz w:val="24"/>
+          <w:szCs w:val="24"/>
+        </w:rPr>
+      </w:pPr>
     </w:p>
     <w:p>
       <w:pPr>
@@ -105,7 +130,8 @@
           <w:ilvl w:val="0"/>
           <w:numId w:val="1"/>
         </w:numPr>
-        <w:spacing w:after="0" w:line="240" w:lineRule="auto"/>
+        <w:spacing w:before="120" w:after="120" w:line="240" w:lineRule="auto"/>
+        <w:jc w:val="both"/>
         <w:rPr>
           <w:sz w:val="24"/>
           <w:szCs w:val="24"/>
@@ -156,7 +182,8 @@
     </w:p>
     <w:p>
       <w:pPr>
-        <w:spacing w:after="0" w:line="240" w:lineRule="auto"/>
+        <w:spacing w:before="120" w:after="120" w:line="240" w:lineRule="auto"/>
+        <w:jc w:val="both"/>
         <w:rPr>
           <w:sz w:val="24"/>
           <w:szCs w:val="24"/>
@@ -170,7 +197,8 @@
           <w:ilvl w:val="0"/>
           <w:numId w:val="1"/>
         </w:numPr>
-        <w:spacing w:after="0" w:line="240" w:lineRule="auto"/>
+        <w:spacing w:before="120" w:after="120" w:line="240" w:lineRule="auto"/>
+        <w:jc w:val="both"/>
         <w:rPr>
           <w:sz w:val="24"/>
           <w:szCs w:val="24"/>
@@ -191,8 +219,9 @@
           <w:ilvl w:val="0"/>
           <w:numId w:val="7"/>
         </w:numPr>
-        <w:spacing w:after="0" w:line="240" w:lineRule="auto"/>
+        <w:spacing w:before="120" w:after="120" w:line="240" w:lineRule="auto"/>
         <w:ind w:left="1134"/>
+        <w:jc w:val="both"/>
         <w:rPr>
           <w:sz w:val="24"/>
           <w:szCs w:val="24"/>
@@ -220,8 +249,9 @@
           <w:ilvl w:val="0"/>
           <w:numId w:val="7"/>
         </w:numPr>
-        <w:spacing w:after="0" w:line="240" w:lineRule="auto"/>
+        <w:spacing w:before="120" w:after="120" w:line="240" w:lineRule="auto"/>
         <w:ind w:left="1134"/>
+        <w:jc w:val="both"/>
         <w:rPr>
           <w:sz w:val="24"/>
           <w:szCs w:val="24"/>
@@ -251,7 +281,8 @@
     </w:p>
     <w:p>
       <w:pPr>
-        <w:spacing w:after="0" w:line="240" w:lineRule="auto"/>
+        <w:spacing w:before="120" w:after="120" w:line="240" w:lineRule="auto"/>
+        <w:jc w:val="both"/>
         <w:rPr>
           <w:sz w:val="24"/>
           <w:szCs w:val="24"/>
@@ -265,7 +296,8 @@
           <w:ilvl w:val="0"/>
           <w:numId w:val="1"/>
         </w:numPr>
-        <w:spacing w:after="0" w:line="240" w:lineRule="auto"/>
+        <w:spacing w:before="120" w:after="120" w:line="240" w:lineRule="auto"/>
+        <w:jc w:val="both"/>
         <w:rPr>
           <w:sz w:val="24"/>
           <w:szCs w:val="24"/>
@@ -286,8 +318,9 @@
           <w:ilvl w:val="0"/>
           <w:numId w:val="8"/>
         </w:numPr>
-        <w:spacing w:after="0" w:line="240" w:lineRule="auto"/>
+        <w:spacing w:before="120" w:after="120" w:line="240" w:lineRule="auto"/>
         <w:ind w:left="1134"/>
+        <w:jc w:val="both"/>
         <w:rPr>
           <w:sz w:val="24"/>
           <w:szCs w:val="24"/>
@@ -331,7 +364,8 @@
     </w:p>
     <w:p>
       <w:pPr>
-        <w:spacing w:after="0" w:line="240" w:lineRule="auto"/>
+        <w:spacing w:before="120" w:after="120" w:line="240" w:lineRule="auto"/>
+        <w:jc w:val="both"/>
         <w:rPr>
           <w:sz w:val="24"/>
           <w:szCs w:val="24"/>
@@ -345,7 +379,8 @@
           <w:ilvl w:val="0"/>
           <w:numId w:val="1"/>
         </w:numPr>
-        <w:spacing w:after="0" w:line="240" w:lineRule="auto"/>
+        <w:spacing w:before="120" w:after="120" w:line="240" w:lineRule="auto"/>
+        <w:jc w:val="both"/>
         <w:rPr>
           <w:sz w:val="24"/>
           <w:szCs w:val="24"/>
@@ -380,8 +415,9 @@
           <w:ilvl w:val="0"/>
           <w:numId w:val="9"/>
         </w:numPr>
-        <w:spacing w:after="0" w:line="240" w:lineRule="auto"/>
+        <w:spacing w:before="120" w:after="120" w:line="240" w:lineRule="auto"/>
         <w:ind w:left="1134" w:hanging="357"/>
+        <w:jc w:val="both"/>
         <w:rPr>
           <w:sz w:val="24"/>
           <w:szCs w:val="24"/>
@@ -416,8 +452,9 @@
           <w:ilvl w:val="0"/>
           <w:numId w:val="9"/>
         </w:numPr>
-        <w:spacing w:after="0" w:line="240" w:lineRule="auto"/>
+        <w:spacing w:before="120" w:after="120" w:line="240" w:lineRule="auto"/>
         <w:ind w:left="1134" w:hanging="357"/>
+        <w:jc w:val="both"/>
         <w:rPr>
           <w:sz w:val="24"/>
           <w:szCs w:val="24"/>
@@ -445,33 +482,27 @@
           <w:ilvl w:val="0"/>
           <w:numId w:val="9"/>
         </w:numPr>
-        <w:spacing w:after="0" w:line="240" w:lineRule="auto"/>
+        <w:spacing w:before="120" w:after="120" w:line="240" w:lineRule="auto"/>
         <w:ind w:left="1134" w:hanging="357"/>
-        <w:rPr>
-          <w:sz w:val="24"/>
-          <w:szCs w:val="24"/>
-        </w:rPr>
-      </w:pPr>
-      <w:r>
-        <w:rPr>
-          <w:sz w:val="24"/>
-          <w:szCs w:val="24"/>
-        </w:rPr>
-        <w:t>M</w:t>
-      </w:r>
-      <w:r>
-        <w:rPr>
-          <w:sz w:val="24"/>
-          <w:szCs w:val="24"/>
-        </w:rPr>
-        <w:t>atematikával kapcsolatos cél</w:t>
-      </w:r>
-      <w:r>
-        <w:rPr>
-          <w:sz w:val="24"/>
-          <w:szCs w:val="24"/>
-        </w:rPr>
-        <w:t>t (érettségi, továbbtanulás, emelt szint, felvételi)</w:t>
+        <w:jc w:val="both"/>
+        <w:rPr>
+          <w:sz w:val="24"/>
+          <w:szCs w:val="24"/>
+        </w:rPr>
+      </w:pPr>
+      <w:r>
+        <w:rPr>
+          <w:sz w:val="24"/>
+          <w:szCs w:val="24"/>
+        </w:rPr>
+        <w:t>Miért van szükség magánórákra</w:t>
+      </w:r>
+      <w:r>
+        <w:rPr>
+          <w:sz w:val="24"/>
+          <w:szCs w:val="24"/>
+        </w:rPr>
+        <w:t xml:space="preserve"> (érettségi, továbbtanulás, emelt szint, felvételi)</w:t>
       </w:r>
     </w:p>
     <w:p>
@@ -481,8 +512,9 @@
           <w:ilvl w:val="0"/>
           <w:numId w:val="10"/>
         </w:numPr>
-        <w:spacing w:after="0" w:line="240" w:lineRule="auto"/>
+        <w:spacing w:before="120" w:after="120" w:line="240" w:lineRule="auto"/>
         <w:ind w:left="1134" w:hanging="357"/>
+        <w:jc w:val="both"/>
         <w:rPr>
           <w:sz w:val="24"/>
           <w:szCs w:val="24"/>
@@ -517,8 +549,9 @@
           <w:ilvl w:val="0"/>
           <w:numId w:val="10"/>
         </w:numPr>
-        <w:spacing w:after="0" w:line="240" w:lineRule="auto"/>
+        <w:spacing w:before="120" w:after="120" w:line="240" w:lineRule="auto"/>
         <w:ind w:left="1134" w:hanging="357"/>
+        <w:jc w:val="both"/>
         <w:rPr>
           <w:sz w:val="24"/>
           <w:szCs w:val="24"/>
@@ -541,7 +574,8 @@
     </w:p>
     <w:p>
       <w:pPr>
-        <w:spacing w:after="0" w:line="240" w:lineRule="auto"/>
+        <w:spacing w:before="120" w:after="120" w:line="240" w:lineRule="auto"/>
+        <w:jc w:val="both"/>
         <w:rPr>
           <w:sz w:val="24"/>
           <w:szCs w:val="24"/>
@@ -555,7 +589,8 @@
           <w:ilvl w:val="0"/>
           <w:numId w:val="1"/>
         </w:numPr>
-        <w:spacing w:after="0" w:line="240" w:lineRule="auto"/>
+        <w:spacing w:before="120" w:after="120" w:line="240" w:lineRule="auto"/>
+        <w:jc w:val="both"/>
         <w:rPr>
           <w:sz w:val="24"/>
           <w:szCs w:val="24"/>
@@ -583,19 +618,27 @@
           <w:ilvl w:val="0"/>
           <w:numId w:val="6"/>
         </w:numPr>
-        <w:spacing w:after="0" w:line="240" w:lineRule="auto"/>
+        <w:spacing w:before="120" w:after="120" w:line="240" w:lineRule="auto"/>
         <w:ind w:left="1134"/>
-        <w:rPr>
-          <w:sz w:val="24"/>
-          <w:szCs w:val="24"/>
-        </w:rPr>
-      </w:pPr>
-      <w:r>
-        <w:rPr>
-          <w:sz w:val="24"/>
-          <w:szCs w:val="24"/>
-        </w:rPr>
-        <w:t>Óraszám,</w:t>
+        <w:jc w:val="both"/>
+        <w:rPr>
+          <w:sz w:val="24"/>
+          <w:szCs w:val="24"/>
+        </w:rPr>
+      </w:pPr>
+      <w:r>
+        <w:rPr>
+          <w:sz w:val="24"/>
+          <w:szCs w:val="24"/>
+        </w:rPr>
+        <w:t>Órák száma</w:t>
+      </w:r>
+      <w:r>
+        <w:rPr>
+          <w:sz w:val="24"/>
+          <w:szCs w:val="24"/>
+        </w:rPr>
+        <w:t>,</w:t>
       </w:r>
     </w:p>
     <w:p>
@@ -605,8 +648,9 @@
           <w:ilvl w:val="0"/>
           <w:numId w:val="6"/>
         </w:numPr>
-        <w:spacing w:after="0" w:line="240" w:lineRule="auto"/>
+        <w:spacing w:before="120" w:after="120" w:line="240" w:lineRule="auto"/>
         <w:ind w:left="1134"/>
+        <w:jc w:val="both"/>
         <w:rPr>
           <w:sz w:val="24"/>
           <w:szCs w:val="24"/>
@@ -629,7 +673,8 @@
     </w:p>
     <w:p>
       <w:pPr>
-        <w:spacing w:after="0" w:line="240" w:lineRule="auto"/>
+        <w:spacing w:before="120" w:after="120" w:line="240" w:lineRule="auto"/>
+        <w:jc w:val="both"/>
         <w:rPr>
           <w:sz w:val="24"/>
           <w:szCs w:val="24"/>
@@ -643,7 +688,8 @@
           <w:ilvl w:val="0"/>
           <w:numId w:val="3"/>
         </w:numPr>
-        <w:spacing w:after="0" w:line="240" w:lineRule="auto"/>
+        <w:spacing w:before="120" w:after="120" w:line="240" w:lineRule="auto"/>
+        <w:jc w:val="both"/>
         <w:rPr>
           <w:sz w:val="24"/>
           <w:szCs w:val="24"/>
@@ -664,8 +710,9 @@
           <w:ilvl w:val="0"/>
           <w:numId w:val="5"/>
         </w:numPr>
-        <w:spacing w:after="0" w:line="240" w:lineRule="auto"/>
+        <w:spacing w:before="120" w:after="120" w:line="240" w:lineRule="auto"/>
         <w:ind w:left="1134" w:hanging="357"/>
+        <w:jc w:val="both"/>
         <w:rPr>
           <w:sz w:val="24"/>
           <w:szCs w:val="24"/>
@@ -723,7 +770,8 @@
     </w:p>
     <w:p>
       <w:pPr>
-        <w:spacing w:after="0" w:line="240" w:lineRule="auto"/>
+        <w:spacing w:before="120" w:after="120" w:line="240" w:lineRule="auto"/>
+        <w:jc w:val="both"/>
         <w:rPr>
           <w:sz w:val="24"/>
           <w:szCs w:val="24"/>
@@ -737,7 +785,8 @@
           <w:ilvl w:val="0"/>
           <w:numId w:val="1"/>
         </w:numPr>
-        <w:spacing w:after="0" w:line="240" w:lineRule="auto"/>
+        <w:spacing w:before="120" w:after="120" w:line="240" w:lineRule="auto"/>
+        <w:jc w:val="both"/>
         <w:rPr>
           <w:sz w:val="24"/>
           <w:szCs w:val="24"/>
@@ -772,8 +821,9 @@
           <w:ilvl w:val="0"/>
           <w:numId w:val="4"/>
         </w:numPr>
-        <w:spacing w:after="0" w:line="240" w:lineRule="auto"/>
+        <w:spacing w:before="120" w:after="120" w:line="240" w:lineRule="auto"/>
         <w:ind w:left="1134" w:hanging="357"/>
+        <w:jc w:val="both"/>
         <w:rPr>
           <w:sz w:val="24"/>
           <w:szCs w:val="24"/>
@@ -813,6 +863,438 @@
           <w:szCs w:val="24"/>
         </w:rPr>
         <w:t>lehet lemondani.</w:t>
+      </w:r>
+    </w:p>
+    <w:p>
+      <w:pPr>
+        <w:spacing w:before="120" w:after="120" w:line="240" w:lineRule="auto"/>
+        <w:jc w:val="both"/>
+        <w:rPr>
+          <w:sz w:val="24"/>
+          <w:szCs w:val="24"/>
+        </w:rPr>
+      </w:pPr>
+    </w:p>
+    <w:p>
+      <w:pPr>
+        <w:spacing w:before="120" w:after="120" w:line="240" w:lineRule="auto"/>
+        <w:jc w:val="both"/>
+        <w:rPr>
+          <w:b/>
+          <w:sz w:val="28"/>
+          <w:szCs w:val="28"/>
+        </w:rPr>
+      </w:pPr>
+      <w:r>
+        <w:rPr>
+          <w:b/>
+          <w:sz w:val="28"/>
+          <w:szCs w:val="28"/>
+        </w:rPr>
+        <w:lastRenderedPageBreak/>
+        <w:t xml:space="preserve">A </w:t>
+      </w:r>
+      <w:r>
+        <w:rPr>
+          <w:b/>
+          <w:sz w:val="28"/>
+          <w:szCs w:val="28"/>
+        </w:rPr>
+        <w:t>rendszer</w:t>
+      </w:r>
+      <w:r>
+        <w:rPr>
+          <w:b/>
+          <w:sz w:val="28"/>
+          <w:szCs w:val="28"/>
+        </w:rPr>
+        <w:t xml:space="preserve"> működése</w:t>
+      </w:r>
+    </w:p>
+    <w:p>
+      <w:pPr>
+        <w:spacing w:before="120" w:after="120" w:line="240" w:lineRule="auto"/>
+        <w:jc w:val="both"/>
+        <w:rPr>
+          <w:sz w:val="24"/>
+          <w:szCs w:val="24"/>
+        </w:rPr>
+      </w:pPr>
+      <w:bookmarkStart w:id="0" w:name="_GoBack"/>
+      <w:bookmarkEnd w:id="0"/>
+    </w:p>
+    <w:p>
+      <w:pPr>
+        <w:pStyle w:val="Listaszerbekezds"/>
+        <w:numPr>
+          <w:ilvl w:val="0"/>
+          <w:numId w:val="19"/>
+        </w:numPr>
+        <w:spacing w:before="120" w:after="120" w:line="240" w:lineRule="auto"/>
+        <w:jc w:val="both"/>
+        <w:rPr>
+          <w:sz w:val="24"/>
+          <w:szCs w:val="24"/>
+        </w:rPr>
+      </w:pPr>
+      <w:r>
+        <w:rPr>
+          <w:sz w:val="24"/>
+          <w:szCs w:val="24"/>
+        </w:rPr>
+        <w:t>Regisztráció:</w:t>
+      </w:r>
+    </w:p>
+    <w:p>
+      <w:pPr>
+        <w:pStyle w:val="Listaszerbekezds"/>
+        <w:spacing w:before="120" w:after="120" w:line="240" w:lineRule="auto"/>
+        <w:jc w:val="both"/>
+        <w:rPr>
+          <w:sz w:val="24"/>
+          <w:szCs w:val="24"/>
+        </w:rPr>
+      </w:pPr>
+      <w:r>
+        <w:rPr>
+          <w:sz w:val="24"/>
+          <w:szCs w:val="24"/>
+        </w:rPr>
+        <w:t>Regisztráláskor a diák megadja a felhasználónevét és az email-címét. Ez után megadja, hogy miért van szüksége a magánórákra, azt, hogy milyen gyakran lenne szüksége az órákra, illetve milyen formátumban lenne számára megfelelő az óra.</w:t>
+      </w:r>
+    </w:p>
+    <w:p>
+      <w:pPr>
+        <w:pStyle w:val="Listaszerbekezds"/>
+        <w:spacing w:before="120" w:after="120" w:line="240" w:lineRule="auto"/>
+        <w:jc w:val="both"/>
+        <w:rPr>
+          <w:sz w:val="24"/>
+          <w:szCs w:val="24"/>
+        </w:rPr>
+      </w:pPr>
+    </w:p>
+    <w:p>
+      <w:pPr>
+        <w:pStyle w:val="Listaszerbekezds"/>
+        <w:numPr>
+          <w:ilvl w:val="0"/>
+          <w:numId w:val="19"/>
+        </w:numPr>
+        <w:spacing w:before="120" w:after="120" w:line="240" w:lineRule="auto"/>
+        <w:jc w:val="both"/>
+        <w:rPr>
+          <w:sz w:val="24"/>
+          <w:szCs w:val="24"/>
+        </w:rPr>
+      </w:pPr>
+      <w:r>
+        <w:rPr>
+          <w:sz w:val="24"/>
+          <w:szCs w:val="24"/>
+        </w:rPr>
+        <w:t>Bejelentkezés:</w:t>
+      </w:r>
+    </w:p>
+    <w:p>
+      <w:pPr>
+        <w:pStyle w:val="Listaszerbekezds"/>
+        <w:spacing w:before="120" w:after="120" w:line="240" w:lineRule="auto"/>
+        <w:jc w:val="both"/>
+        <w:rPr>
+          <w:sz w:val="24"/>
+          <w:szCs w:val="24"/>
+        </w:rPr>
+      </w:pPr>
+      <w:r>
+        <w:rPr>
+          <w:sz w:val="24"/>
+          <w:szCs w:val="24"/>
+        </w:rPr>
+        <w:t>A bejelentkezett diákok láthatják az időpontokat</w:t>
+      </w:r>
+      <w:r>
+        <w:rPr>
+          <w:sz w:val="24"/>
+          <w:szCs w:val="24"/>
+        </w:rPr>
+        <w:t>.</w:t>
+      </w:r>
+    </w:p>
+    <w:p>
+      <w:pPr>
+        <w:pStyle w:val="Listaszerbekezds"/>
+        <w:spacing w:before="120" w:after="120" w:line="240" w:lineRule="auto"/>
+        <w:jc w:val="both"/>
+        <w:rPr>
+          <w:sz w:val="24"/>
+          <w:szCs w:val="24"/>
+        </w:rPr>
+      </w:pPr>
+    </w:p>
+    <w:p>
+      <w:pPr>
+        <w:pStyle w:val="Listaszerbekezds"/>
+        <w:numPr>
+          <w:ilvl w:val="0"/>
+          <w:numId w:val="19"/>
+        </w:numPr>
+        <w:spacing w:before="120" w:after="120" w:line="240" w:lineRule="auto"/>
+        <w:jc w:val="both"/>
+        <w:rPr>
+          <w:sz w:val="24"/>
+          <w:szCs w:val="24"/>
+        </w:rPr>
+      </w:pPr>
+      <w:r>
+        <w:rPr>
+          <w:sz w:val="24"/>
+          <w:szCs w:val="24"/>
+        </w:rPr>
+        <w:t>Időpont kiválasztása:</w:t>
+      </w:r>
+    </w:p>
+    <w:p>
+      <w:pPr>
+        <w:pStyle w:val="Listaszerbekezds"/>
+        <w:spacing w:before="120" w:after="120" w:line="240" w:lineRule="auto"/>
+        <w:jc w:val="both"/>
+        <w:rPr>
+          <w:sz w:val="24"/>
+          <w:szCs w:val="24"/>
+        </w:rPr>
+      </w:pPr>
+      <w:r>
+        <w:rPr>
+          <w:sz w:val="24"/>
+          <w:szCs w:val="24"/>
+        </w:rPr>
+        <w:t>A diák a naptárban látja a szabad időpontokat és ezek közül tudja kiválasztani a számára megfelelőt.</w:t>
+      </w:r>
+    </w:p>
+    <w:p>
+      <w:pPr>
+        <w:pStyle w:val="Listaszerbekezds"/>
+        <w:spacing w:before="120" w:after="120" w:line="240" w:lineRule="auto"/>
+        <w:jc w:val="both"/>
+        <w:rPr>
+          <w:sz w:val="24"/>
+          <w:szCs w:val="24"/>
+        </w:rPr>
+      </w:pPr>
+    </w:p>
+    <w:p>
+      <w:pPr>
+        <w:pStyle w:val="Listaszerbekezds"/>
+        <w:numPr>
+          <w:ilvl w:val="0"/>
+          <w:numId w:val="19"/>
+        </w:numPr>
+        <w:spacing w:before="120" w:after="120" w:line="240" w:lineRule="auto"/>
+        <w:jc w:val="both"/>
+        <w:rPr>
+          <w:sz w:val="24"/>
+          <w:szCs w:val="24"/>
+        </w:rPr>
+      </w:pPr>
+      <w:r>
+        <w:rPr>
+          <w:sz w:val="24"/>
+          <w:szCs w:val="24"/>
+        </w:rPr>
+        <w:t>Időpont foglalása:</w:t>
+      </w:r>
+    </w:p>
+    <w:p>
+      <w:pPr>
+        <w:pStyle w:val="Listaszerbekezds"/>
+        <w:spacing w:before="120" w:after="120" w:line="240" w:lineRule="auto"/>
+        <w:jc w:val="both"/>
+        <w:rPr>
+          <w:sz w:val="24"/>
+          <w:szCs w:val="24"/>
+        </w:rPr>
+      </w:pPr>
+      <w:r>
+        <w:rPr>
+          <w:sz w:val="24"/>
+          <w:szCs w:val="24"/>
+        </w:rPr>
+        <w:t>Egy naptár segítségével láthatóak a szabad időpontok. Ezek közül lehet egyet lefoglalni. Az időpont esetleges lemondása esetén pedig az adott időpont felszabadul</w:t>
+      </w:r>
+      <w:r>
+        <w:rPr>
+          <w:sz w:val="24"/>
+          <w:szCs w:val="24"/>
+        </w:rPr>
+        <w:t>, foglalhatóvá válik</w:t>
+      </w:r>
+      <w:r>
+        <w:rPr>
+          <w:sz w:val="24"/>
+          <w:szCs w:val="24"/>
+        </w:rPr>
+        <w:t>.</w:t>
+      </w:r>
+    </w:p>
+    <w:p>
+      <w:pPr>
+        <w:pStyle w:val="Listaszerbekezds"/>
+        <w:spacing w:before="120" w:after="120" w:line="240" w:lineRule="auto"/>
+        <w:jc w:val="both"/>
+        <w:rPr>
+          <w:sz w:val="24"/>
+          <w:szCs w:val="24"/>
+        </w:rPr>
+      </w:pPr>
+    </w:p>
+    <w:p>
+      <w:pPr>
+        <w:pStyle w:val="Listaszerbekezds"/>
+        <w:numPr>
+          <w:ilvl w:val="0"/>
+          <w:numId w:val="19"/>
+        </w:numPr>
+        <w:spacing w:before="120" w:after="120" w:line="240" w:lineRule="auto"/>
+        <w:jc w:val="both"/>
+        <w:rPr>
+          <w:sz w:val="24"/>
+          <w:szCs w:val="24"/>
+        </w:rPr>
+      </w:pPr>
+      <w:r>
+        <w:rPr>
+          <w:sz w:val="24"/>
+          <w:szCs w:val="24"/>
+        </w:rPr>
+        <w:t>Időpont lemondása</w:t>
+      </w:r>
+    </w:p>
+    <w:p>
+      <w:pPr>
+        <w:pStyle w:val="Listaszerbekezds"/>
+        <w:spacing w:before="120" w:after="120" w:line="240" w:lineRule="auto"/>
+        <w:jc w:val="both"/>
+        <w:rPr>
+          <w:sz w:val="24"/>
+          <w:szCs w:val="24"/>
+        </w:rPr>
+      </w:pPr>
+      <w:r>
+        <w:rPr>
+          <w:sz w:val="24"/>
+          <w:szCs w:val="24"/>
+        </w:rPr>
+        <w:t xml:space="preserve">Amennyiben </w:t>
+      </w:r>
+      <w:r>
+        <w:rPr>
+          <w:sz w:val="24"/>
+          <w:szCs w:val="24"/>
+        </w:rPr>
+        <w:t>a diák úgy érzi, hogy a kiválasztott időpont mégsem megfelelő számára, legalább 24 órával előtte le tudja mondani.</w:t>
+      </w:r>
+    </w:p>
+    <w:p>
+      <w:pPr>
+        <w:pStyle w:val="Listaszerbekezds"/>
+        <w:spacing w:before="120" w:after="120" w:line="240" w:lineRule="auto"/>
+        <w:jc w:val="both"/>
+        <w:rPr>
+          <w:sz w:val="24"/>
+          <w:szCs w:val="24"/>
+        </w:rPr>
+      </w:pPr>
+    </w:p>
+    <w:p>
+      <w:pPr>
+        <w:pStyle w:val="Listaszerbekezds"/>
+        <w:numPr>
+          <w:ilvl w:val="0"/>
+          <w:numId w:val="19"/>
+        </w:numPr>
+        <w:spacing w:before="120" w:after="120" w:line="240" w:lineRule="auto"/>
+        <w:jc w:val="both"/>
+        <w:rPr>
+          <w:sz w:val="24"/>
+          <w:szCs w:val="24"/>
+        </w:rPr>
+      </w:pPr>
+      <w:r>
+        <w:rPr>
+          <w:sz w:val="24"/>
+          <w:szCs w:val="24"/>
+        </w:rPr>
+        <w:t>Időpont módosítása</w:t>
+      </w:r>
+    </w:p>
+    <w:p>
+      <w:pPr>
+        <w:pStyle w:val="Listaszerbekezds"/>
+        <w:spacing w:before="120" w:after="120" w:line="240" w:lineRule="auto"/>
+        <w:jc w:val="both"/>
+        <w:rPr>
+          <w:sz w:val="24"/>
+          <w:szCs w:val="24"/>
+        </w:rPr>
+      </w:pPr>
+      <w:r>
+        <w:rPr>
+          <w:sz w:val="24"/>
+          <w:szCs w:val="24"/>
+        </w:rPr>
+        <w:t>Ha az időpont mégsem jó a tanár számára, lehetősége van módosítani azt.</w:t>
+      </w:r>
+    </w:p>
+    <w:p>
+      <w:pPr>
+        <w:pStyle w:val="Listaszerbekezds"/>
+        <w:spacing w:before="120" w:after="120" w:line="240" w:lineRule="auto"/>
+        <w:jc w:val="both"/>
+        <w:rPr>
+          <w:sz w:val="24"/>
+          <w:szCs w:val="24"/>
+        </w:rPr>
+      </w:pPr>
+    </w:p>
+    <w:p>
+      <w:pPr>
+        <w:pStyle w:val="Listaszerbekezds"/>
+        <w:numPr>
+          <w:ilvl w:val="0"/>
+          <w:numId w:val="19"/>
+        </w:numPr>
+        <w:spacing w:before="120" w:after="120" w:line="240" w:lineRule="auto"/>
+        <w:jc w:val="both"/>
+        <w:rPr>
+          <w:sz w:val="24"/>
+          <w:szCs w:val="24"/>
+        </w:rPr>
+      </w:pPr>
+      <w:r>
+        <w:rPr>
+          <w:sz w:val="24"/>
+          <w:szCs w:val="24"/>
+        </w:rPr>
+        <w:t>Havi összesítés</w:t>
+      </w:r>
+    </w:p>
+    <w:p>
+      <w:pPr>
+        <w:pStyle w:val="Listaszerbekezds"/>
+        <w:spacing w:before="120" w:after="120" w:line="240" w:lineRule="auto"/>
+        <w:jc w:val="both"/>
+        <w:rPr>
+          <w:sz w:val="24"/>
+          <w:szCs w:val="24"/>
+        </w:rPr>
+      </w:pPr>
+      <w:r>
+        <w:rPr>
+          <w:sz w:val="24"/>
+          <w:szCs w:val="24"/>
+        </w:rPr>
+        <w:t>A rendszer minden hónap végén összesíti az órák számát és ebből adódóan az óradíj összegét.</w:t>
       </w:r>
     </w:p>
     <w:sectPr>
@@ -826,7 +1308,7 @@
 </file>
 
 <file path=word/numbering.xml><?xml version="1.0" encoding="utf-8"?>
-<w:numbering xmlns:wpc="http://schemas.microsoft.com/office/word/2010/wordprocessingCanvas" xmlns:cx="http://schemas.microsoft.com/office/drawing/2014/chartex" xmlns:cx1="http://schemas.microsoft.com/office/drawing/2015/9/8/chartex" xmlns:cx2="http://schemas.microsoft.com/office/drawing/2015/10/21/chartex" xmlns:cx3="http://schemas.microsoft.com/office/drawing/2016/5/9/chartex" xmlns:cx4="http://schemas.microsoft.com/office/drawing/2016/5/10/chartex" xmlns:cx5="http://schemas.microsoft.com/office/drawing/2016/5/11/chartex" xmlns:cx6="http://schemas.microsoft.com/office/drawing/2016/5/12/chartex" xmlns:cx7="http://schemas.microsoft.com/office/drawing/2016/5/13/chartex" xmlns:cx8="http://schemas.microsoft.com/office/drawing/2016/5/14/chartex" xmlns:mc="http://schemas.openxmlformats.org/markup-compatibility/2006" xmlns:aink="http://schemas.microsoft.com/office/drawing/2016/ink" xmlns:am3d="http://schemas.microsoft.com/office/drawing/2017/model3d" xmlns:o="urn:schemas-microsoft-com:office:office" xmlns:r="http://schemas.openxmlformats.org/officeDocument/2006/relationships" xmlns:m="http://schemas.openxmlformats.org/officeDocument/2006/math" xmlns:v="urn:schemas-microsoft-com:vml" xmlns:wp14="http://schemas.microsoft.com/office/word/2010/wordprocessingDrawing" xmlns:wp="http://schemas.openxmlformats.org/drawingml/2006/wordprocessingDrawing" xmlns:w10="urn:schemas-microsoft-com:office:word" xmlns:w="http://schemas.openxmlformats.org/wordprocessingml/2006/main" xmlns:w14="http://schemas.microsoft.com/office/word/2010/wordml" xmlns:w15="http://schemas.microsoft.com/office/word/2012/wordml" xmlns:w16cex="http://schemas.microsoft.com/office/word/2018/wordml/cex" xmlns:w16cid="http://schemas.microsoft.com/office/word/2016/wordml/cid" xmlns:w16="http://schemas.microsoft.com/office/word/2018/wordml" xmlns:w16sdtdh="http://schemas.microsoft.com/office/word/2020/wordml/sdtdatahash" xmlns:w16se="http://schemas.microsoft.com/office/word/2015/wordml/symex" xmlns:wpg="http://schemas.microsoft.com/office/word/2010/wordprocessingGroup" xmlns:wpi="http://schemas.microsoft.com/office/word/2010/wordprocessingInk" xmlns:wne="http://schemas.microsoft.com/office/word/2006/wordml" xmlns:wps="http://schemas.microsoft.com/office/word/2010/wordprocessingShape" mc:Ignorable="w14 w15 w16se w16cid w16 w16cex w16sdtdh wp14">
+<w:numbering xmlns:wpc="http://schemas.microsoft.com/office/word/2010/wordprocessingCanvas" xmlns:cx="http://schemas.microsoft.com/office/drawing/2014/chartex" xmlns:mc="http://schemas.openxmlformats.org/markup-compatibility/2006" xmlns:o="urn:schemas-microsoft-com:office:office" xmlns:r="http://schemas.openxmlformats.org/officeDocument/2006/relationships" xmlns:m="http://schemas.openxmlformats.org/officeDocument/2006/math" xmlns:v="urn:schemas-microsoft-com:vml" xmlns:wp14="http://schemas.microsoft.com/office/word/2010/wordprocessingDrawing" xmlns:wp="http://schemas.openxmlformats.org/drawingml/2006/wordprocessingDrawing" xmlns:w10="urn:schemas-microsoft-com:office:word" xmlns:w="http://schemas.openxmlformats.org/wordprocessingml/2006/main" xmlns:w14="http://schemas.microsoft.com/office/word/2010/wordml" xmlns:w15="http://schemas.microsoft.com/office/word/2012/wordml" xmlns:w16se="http://schemas.microsoft.com/office/word/2015/wordml/symex" xmlns:wpg="http://schemas.microsoft.com/office/word/2010/wordprocessingGroup" xmlns:wpi="http://schemas.microsoft.com/office/word/2010/wordprocessingInk" xmlns:wne="http://schemas.microsoft.com/office/word/2006/wordml" xmlns:wps="http://schemas.microsoft.com/office/word/2010/wordprocessingShape" mc:Ignorable="w14 w15 w16se wp14">
   <w:abstractNum w:abstractNumId="0" w15:restartNumberingAfterBreak="0">
     <w:nsid w:val="0199740F"/>
     <w:multiLevelType w:val="hybridMultilevel"/>
@@ -1398,6 +1880,121 @@
     </w:lvl>
   </w:abstractNum>
   <w:abstractNum w:abstractNumId="5" w15:restartNumberingAfterBreak="0">
+    <w:nsid w:val="17D046FE"/>
+    <w:multiLevelType w:val="hybridMultilevel"/>
+    <w:tmpl w:val="2932EF96"/>
+    <w:lvl w:ilvl="0" w:tplc="CCEAD1AA">
+      <w:start w:val="1"/>
+      <w:numFmt w:val="bullet"/>
+      <w:lvlText w:val=""/>
+      <w:lvlJc w:val="left"/>
+      <w:pPr>
+        <w:ind w:left="720" w:hanging="360"/>
+      </w:pPr>
+      <w:rPr>
+        <w:rFonts w:ascii="Wingdings" w:hAnsi="Wingdings" w:hint="default"/>
+        <w:sz w:val="24"/>
+        <w:szCs w:val="24"/>
+      </w:rPr>
+    </w:lvl>
+    <w:lvl w:ilvl="1" w:tplc="040E0003" w:tentative="1">
+      <w:start w:val="1"/>
+      <w:numFmt w:val="bullet"/>
+      <w:lvlText w:val="o"/>
+      <w:lvlJc w:val="left"/>
+      <w:pPr>
+        <w:ind w:left="1440" w:hanging="360"/>
+      </w:pPr>
+      <w:rPr>
+        <w:rFonts w:ascii="Courier New" w:hAnsi="Courier New" w:cs="Courier New" w:hint="default"/>
+      </w:rPr>
+    </w:lvl>
+    <w:lvl w:ilvl="2" w:tplc="040E0005" w:tentative="1">
+      <w:start w:val="1"/>
+      <w:numFmt w:val="bullet"/>
+      <w:lvlText w:val=""/>
+      <w:lvlJc w:val="left"/>
+      <w:pPr>
+        <w:ind w:left="2160" w:hanging="360"/>
+      </w:pPr>
+      <w:rPr>
+        <w:rFonts w:ascii="Wingdings" w:hAnsi="Wingdings" w:hint="default"/>
+      </w:rPr>
+    </w:lvl>
+    <w:lvl w:ilvl="3" w:tplc="040E0001" w:tentative="1">
+      <w:start w:val="1"/>
+      <w:numFmt w:val="bullet"/>
+      <w:lvlText w:val=""/>
+      <w:lvlJc w:val="left"/>
+      <w:pPr>
+        <w:ind w:left="2880" w:hanging="360"/>
+      </w:pPr>
+      <w:rPr>
+        <w:rFonts w:ascii="Symbol" w:hAnsi="Symbol" w:hint="default"/>
+      </w:rPr>
+    </w:lvl>
+    <w:lvl w:ilvl="4" w:tplc="040E0003" w:tentative="1">
+      <w:start w:val="1"/>
+      <w:numFmt w:val="bullet"/>
+      <w:lvlText w:val="o"/>
+      <w:lvlJc w:val="left"/>
+      <w:pPr>
+        <w:ind w:left="3600" w:hanging="360"/>
+      </w:pPr>
+      <w:rPr>
+        <w:rFonts w:ascii="Courier New" w:hAnsi="Courier New" w:cs="Courier New" w:hint="default"/>
+      </w:rPr>
+    </w:lvl>
+    <w:lvl w:ilvl="5" w:tplc="040E0005" w:tentative="1">
+      <w:start w:val="1"/>
+      <w:numFmt w:val="bullet"/>
+      <w:lvlText w:val=""/>
+      <w:lvlJc w:val="left"/>
+      <w:pPr>
+        <w:ind w:left="4320" w:hanging="360"/>
+      </w:pPr>
+      <w:rPr>
+        <w:rFonts w:ascii="Wingdings" w:hAnsi="Wingdings" w:hint="default"/>
+      </w:rPr>
+    </w:lvl>
+    <w:lvl w:ilvl="6" w:tplc="040E0001" w:tentative="1">
+      <w:start w:val="1"/>
+      <w:numFmt w:val="bullet"/>
+      <w:lvlText w:val=""/>
+      <w:lvlJc w:val="left"/>
+      <w:pPr>
+        <w:ind w:left="5040" w:hanging="360"/>
+      </w:pPr>
+      <w:rPr>
+        <w:rFonts w:ascii="Symbol" w:hAnsi="Symbol" w:hint="default"/>
+      </w:rPr>
+    </w:lvl>
+    <w:lvl w:ilvl="7" w:tplc="040E0003" w:tentative="1">
+      <w:start w:val="1"/>
+      <w:numFmt w:val="bullet"/>
+      <w:lvlText w:val="o"/>
+      <w:lvlJc w:val="left"/>
+      <w:pPr>
+        <w:ind w:left="5760" w:hanging="360"/>
+      </w:pPr>
+      <w:rPr>
+        <w:rFonts w:ascii="Courier New" w:hAnsi="Courier New" w:cs="Courier New" w:hint="default"/>
+      </w:rPr>
+    </w:lvl>
+    <w:lvl w:ilvl="8" w:tplc="040E0005" w:tentative="1">
+      <w:start w:val="1"/>
+      <w:numFmt w:val="bullet"/>
+      <w:lvlText w:val=""/>
+      <w:lvlJc w:val="left"/>
+      <w:pPr>
+        <w:ind w:left="6480" w:hanging="360"/>
+      </w:pPr>
+      <w:rPr>
+        <w:rFonts w:ascii="Wingdings" w:hAnsi="Wingdings" w:hint="default"/>
+      </w:rPr>
+    </w:lvl>
+  </w:abstractNum>
+  <w:abstractNum w:abstractNumId="6" w15:restartNumberingAfterBreak="0">
     <w:nsid w:val="198C4CA7"/>
     <w:multiLevelType w:val="hybridMultilevel"/>
     <w:tmpl w:val="BC824092"/>
@@ -1511,7 +2108,321 @@
       </w:rPr>
     </w:lvl>
   </w:abstractNum>
-  <w:abstractNum w:abstractNumId="6" w15:restartNumberingAfterBreak="0">
+  <w:abstractNum w:abstractNumId="7" w15:restartNumberingAfterBreak="0">
+    <w:nsid w:val="2C9A3D50"/>
+    <w:multiLevelType w:val="hybridMultilevel"/>
+    <w:tmpl w:val="CE5082B0"/>
+    <w:lvl w:ilvl="0" w:tplc="040E0001">
+      <w:start w:val="1"/>
+      <w:numFmt w:val="bullet"/>
+      <w:lvlText w:val=""/>
+      <w:lvlJc w:val="left"/>
+      <w:pPr>
+        <w:ind w:left="1440" w:hanging="360"/>
+      </w:pPr>
+      <w:rPr>
+        <w:rFonts w:ascii="Symbol" w:hAnsi="Symbol" w:hint="default"/>
+      </w:rPr>
+    </w:lvl>
+    <w:lvl w:ilvl="1" w:tplc="040E0003" w:tentative="1">
+      <w:start w:val="1"/>
+      <w:numFmt w:val="bullet"/>
+      <w:lvlText w:val="o"/>
+      <w:lvlJc w:val="left"/>
+      <w:pPr>
+        <w:ind w:left="2160" w:hanging="360"/>
+      </w:pPr>
+      <w:rPr>
+        <w:rFonts w:ascii="Courier New" w:hAnsi="Courier New" w:cs="Courier New" w:hint="default"/>
+      </w:rPr>
+    </w:lvl>
+    <w:lvl w:ilvl="2" w:tplc="040E0005" w:tentative="1">
+      <w:start w:val="1"/>
+      <w:numFmt w:val="bullet"/>
+      <w:lvlText w:val=""/>
+      <w:lvlJc w:val="left"/>
+      <w:pPr>
+        <w:ind w:left="2880" w:hanging="360"/>
+      </w:pPr>
+      <w:rPr>
+        <w:rFonts w:ascii="Wingdings" w:hAnsi="Wingdings" w:hint="default"/>
+      </w:rPr>
+    </w:lvl>
+    <w:lvl w:ilvl="3" w:tplc="040E0001" w:tentative="1">
+      <w:start w:val="1"/>
+      <w:numFmt w:val="bullet"/>
+      <w:lvlText w:val=""/>
+      <w:lvlJc w:val="left"/>
+      <w:pPr>
+        <w:ind w:left="3600" w:hanging="360"/>
+      </w:pPr>
+      <w:rPr>
+        <w:rFonts w:ascii="Symbol" w:hAnsi="Symbol" w:hint="default"/>
+      </w:rPr>
+    </w:lvl>
+    <w:lvl w:ilvl="4" w:tplc="040E0003" w:tentative="1">
+      <w:start w:val="1"/>
+      <w:numFmt w:val="bullet"/>
+      <w:lvlText w:val="o"/>
+      <w:lvlJc w:val="left"/>
+      <w:pPr>
+        <w:ind w:left="4320" w:hanging="360"/>
+      </w:pPr>
+      <w:rPr>
+        <w:rFonts w:ascii="Courier New" w:hAnsi="Courier New" w:cs="Courier New" w:hint="default"/>
+      </w:rPr>
+    </w:lvl>
+    <w:lvl w:ilvl="5" w:tplc="040E0005" w:tentative="1">
+      <w:start w:val="1"/>
+      <w:numFmt w:val="bullet"/>
+      <w:lvlText w:val=""/>
+      <w:lvlJc w:val="left"/>
+      <w:pPr>
+        <w:ind w:left="5040" w:hanging="360"/>
+      </w:pPr>
+      <w:rPr>
+        <w:rFonts w:ascii="Wingdings" w:hAnsi="Wingdings" w:hint="default"/>
+      </w:rPr>
+    </w:lvl>
+    <w:lvl w:ilvl="6" w:tplc="040E0001" w:tentative="1">
+      <w:start w:val="1"/>
+      <w:numFmt w:val="bullet"/>
+      <w:lvlText w:val=""/>
+      <w:lvlJc w:val="left"/>
+      <w:pPr>
+        <w:ind w:left="5760" w:hanging="360"/>
+      </w:pPr>
+      <w:rPr>
+        <w:rFonts w:ascii="Symbol" w:hAnsi="Symbol" w:hint="default"/>
+      </w:rPr>
+    </w:lvl>
+    <w:lvl w:ilvl="7" w:tplc="040E0003" w:tentative="1">
+      <w:start w:val="1"/>
+      <w:numFmt w:val="bullet"/>
+      <w:lvlText w:val="o"/>
+      <w:lvlJc w:val="left"/>
+      <w:pPr>
+        <w:ind w:left="6480" w:hanging="360"/>
+      </w:pPr>
+      <w:rPr>
+        <w:rFonts w:ascii="Courier New" w:hAnsi="Courier New" w:cs="Courier New" w:hint="default"/>
+      </w:rPr>
+    </w:lvl>
+    <w:lvl w:ilvl="8" w:tplc="040E0005" w:tentative="1">
+      <w:start w:val="1"/>
+      <w:numFmt w:val="bullet"/>
+      <w:lvlText w:val=""/>
+      <w:lvlJc w:val="left"/>
+      <w:pPr>
+        <w:ind w:left="7200" w:hanging="360"/>
+      </w:pPr>
+      <w:rPr>
+        <w:rFonts w:ascii="Wingdings" w:hAnsi="Wingdings" w:hint="default"/>
+      </w:rPr>
+    </w:lvl>
+  </w:abstractNum>
+  <w:abstractNum w:abstractNumId="8" w15:restartNumberingAfterBreak="0">
+    <w:nsid w:val="3A7C723B"/>
+    <w:multiLevelType w:val="hybridMultilevel"/>
+    <w:tmpl w:val="27AC388A"/>
+    <w:lvl w:ilvl="0" w:tplc="040E000F">
+      <w:start w:val="1"/>
+      <w:numFmt w:val="decimal"/>
+      <w:lvlText w:val="%1."/>
+      <w:lvlJc w:val="left"/>
+      <w:pPr>
+        <w:ind w:left="720" w:hanging="360"/>
+      </w:pPr>
+    </w:lvl>
+    <w:lvl w:ilvl="1" w:tplc="040E0019" w:tentative="1">
+      <w:start w:val="1"/>
+      <w:numFmt w:val="lowerLetter"/>
+      <w:lvlText w:val="%2."/>
+      <w:lvlJc w:val="left"/>
+      <w:pPr>
+        <w:ind w:left="1440" w:hanging="360"/>
+      </w:pPr>
+    </w:lvl>
+    <w:lvl w:ilvl="2" w:tplc="040E001B" w:tentative="1">
+      <w:start w:val="1"/>
+      <w:numFmt w:val="lowerRoman"/>
+      <w:lvlText w:val="%3."/>
+      <w:lvlJc w:val="right"/>
+      <w:pPr>
+        <w:ind w:left="2160" w:hanging="180"/>
+      </w:pPr>
+    </w:lvl>
+    <w:lvl w:ilvl="3" w:tplc="040E000F" w:tentative="1">
+      <w:start w:val="1"/>
+      <w:numFmt w:val="decimal"/>
+      <w:lvlText w:val="%4."/>
+      <w:lvlJc w:val="left"/>
+      <w:pPr>
+        <w:ind w:left="2880" w:hanging="360"/>
+      </w:pPr>
+    </w:lvl>
+    <w:lvl w:ilvl="4" w:tplc="040E0019" w:tentative="1">
+      <w:start w:val="1"/>
+      <w:numFmt w:val="lowerLetter"/>
+      <w:lvlText w:val="%5."/>
+      <w:lvlJc w:val="left"/>
+      <w:pPr>
+        <w:ind w:left="3600" w:hanging="360"/>
+      </w:pPr>
+    </w:lvl>
+    <w:lvl w:ilvl="5" w:tplc="040E001B" w:tentative="1">
+      <w:start w:val="1"/>
+      <w:numFmt w:val="lowerRoman"/>
+      <w:lvlText w:val="%6."/>
+      <w:lvlJc w:val="right"/>
+      <w:pPr>
+        <w:ind w:left="4320" w:hanging="180"/>
+      </w:pPr>
+    </w:lvl>
+    <w:lvl w:ilvl="6" w:tplc="040E000F" w:tentative="1">
+      <w:start w:val="1"/>
+      <w:numFmt w:val="decimal"/>
+      <w:lvlText w:val="%7."/>
+      <w:lvlJc w:val="left"/>
+      <w:pPr>
+        <w:ind w:left="5040" w:hanging="360"/>
+      </w:pPr>
+    </w:lvl>
+    <w:lvl w:ilvl="7" w:tplc="040E0019" w:tentative="1">
+      <w:start w:val="1"/>
+      <w:numFmt w:val="lowerLetter"/>
+      <w:lvlText w:val="%8."/>
+      <w:lvlJc w:val="left"/>
+      <w:pPr>
+        <w:ind w:left="5760" w:hanging="360"/>
+      </w:pPr>
+    </w:lvl>
+    <w:lvl w:ilvl="8" w:tplc="040E001B" w:tentative="1">
+      <w:start w:val="1"/>
+      <w:numFmt w:val="lowerRoman"/>
+      <w:lvlText w:val="%9."/>
+      <w:lvlJc w:val="right"/>
+      <w:pPr>
+        <w:ind w:left="6480" w:hanging="180"/>
+      </w:pPr>
+    </w:lvl>
+  </w:abstractNum>
+  <w:abstractNum w:abstractNumId="9" w15:restartNumberingAfterBreak="0">
+    <w:nsid w:val="41F46547"/>
+    <w:multiLevelType w:val="hybridMultilevel"/>
+    <w:tmpl w:val="5A76D1D2"/>
+    <w:lvl w:ilvl="0" w:tplc="CCEAD1AA">
+      <w:start w:val="1"/>
+      <w:numFmt w:val="bullet"/>
+      <w:lvlText w:val=""/>
+      <w:lvlJc w:val="left"/>
+      <w:pPr>
+        <w:ind w:left="1440" w:hanging="360"/>
+      </w:pPr>
+      <w:rPr>
+        <w:rFonts w:ascii="Wingdings" w:hAnsi="Wingdings" w:hint="default"/>
+        <w:sz w:val="24"/>
+        <w:szCs w:val="24"/>
+      </w:rPr>
+    </w:lvl>
+    <w:lvl w:ilvl="1" w:tplc="040E0003" w:tentative="1">
+      <w:start w:val="1"/>
+      <w:numFmt w:val="bullet"/>
+      <w:lvlText w:val="o"/>
+      <w:lvlJc w:val="left"/>
+      <w:pPr>
+        <w:ind w:left="2160" w:hanging="360"/>
+      </w:pPr>
+      <w:rPr>
+        <w:rFonts w:ascii="Courier New" w:hAnsi="Courier New" w:cs="Courier New" w:hint="default"/>
+      </w:rPr>
+    </w:lvl>
+    <w:lvl w:ilvl="2" w:tplc="040E0005" w:tentative="1">
+      <w:start w:val="1"/>
+      <w:numFmt w:val="bullet"/>
+      <w:lvlText w:val=""/>
+      <w:lvlJc w:val="left"/>
+      <w:pPr>
+        <w:ind w:left="2880" w:hanging="360"/>
+      </w:pPr>
+      <w:rPr>
+        <w:rFonts w:ascii="Wingdings" w:hAnsi="Wingdings" w:hint="default"/>
+      </w:rPr>
+    </w:lvl>
+    <w:lvl w:ilvl="3" w:tplc="040E0001" w:tentative="1">
+      <w:start w:val="1"/>
+      <w:numFmt w:val="bullet"/>
+      <w:lvlText w:val=""/>
+      <w:lvlJc w:val="left"/>
+      <w:pPr>
+        <w:ind w:left="3600" w:hanging="360"/>
+      </w:pPr>
+      <w:rPr>
+        <w:rFonts w:ascii="Symbol" w:hAnsi="Symbol" w:hint="default"/>
+      </w:rPr>
+    </w:lvl>
+    <w:lvl w:ilvl="4" w:tplc="040E0003" w:tentative="1">
+      <w:start w:val="1"/>
+      <w:numFmt w:val="bullet"/>
+      <w:lvlText w:val="o"/>
+      <w:lvlJc w:val="left"/>
+      <w:pPr>
+        <w:ind w:left="4320" w:hanging="360"/>
+      </w:pPr>
+      <w:rPr>
+        <w:rFonts w:ascii="Courier New" w:hAnsi="Courier New" w:cs="Courier New" w:hint="default"/>
+      </w:rPr>
+    </w:lvl>
+    <w:lvl w:ilvl="5" w:tplc="040E0005" w:tentative="1">
+      <w:start w:val="1"/>
+      <w:numFmt w:val="bullet"/>
+      <w:lvlText w:val=""/>
+      <w:lvlJc w:val="left"/>
+      <w:pPr>
+        <w:ind w:left="5040" w:hanging="360"/>
+      </w:pPr>
+      <w:rPr>
+        <w:rFonts w:ascii="Wingdings" w:hAnsi="Wingdings" w:hint="default"/>
+      </w:rPr>
+    </w:lvl>
+    <w:lvl w:ilvl="6" w:tplc="040E0001" w:tentative="1">
+      <w:start w:val="1"/>
+      <w:numFmt w:val="bullet"/>
+      <w:lvlText w:val=""/>
+      <w:lvlJc w:val="left"/>
+      <w:pPr>
+        <w:ind w:left="5760" w:hanging="360"/>
+      </w:pPr>
+      <w:rPr>
+        <w:rFonts w:ascii="Symbol" w:hAnsi="Symbol" w:hint="default"/>
+      </w:rPr>
+    </w:lvl>
+    <w:lvl w:ilvl="7" w:tplc="040E0003" w:tentative="1">
+      <w:start w:val="1"/>
+      <w:numFmt w:val="bullet"/>
+      <w:lvlText w:val="o"/>
+      <w:lvlJc w:val="left"/>
+      <w:pPr>
+        <w:ind w:left="6480" w:hanging="360"/>
+      </w:pPr>
+      <w:rPr>
+        <w:rFonts w:ascii="Courier New" w:hAnsi="Courier New" w:cs="Courier New" w:hint="default"/>
+      </w:rPr>
+    </w:lvl>
+    <w:lvl w:ilvl="8" w:tplc="040E0005" w:tentative="1">
+      <w:start w:val="1"/>
+      <w:numFmt w:val="bullet"/>
+      <w:lvlText w:val=""/>
+      <w:lvlJc w:val="left"/>
+      <w:pPr>
+        <w:ind w:left="7200" w:hanging="360"/>
+      </w:pPr>
+      <w:rPr>
+        <w:rFonts w:ascii="Wingdings" w:hAnsi="Wingdings" w:hint="default"/>
+      </w:rPr>
+    </w:lvl>
+  </w:abstractNum>
+  <w:abstractNum w:abstractNumId="10" w15:restartNumberingAfterBreak="0">
     <w:nsid w:val="50C9628B"/>
     <w:multiLevelType w:val="hybridMultilevel"/>
     <w:tmpl w:val="75C6A8A2"/>
@@ -1625,7 +2536,237 @@
       </w:rPr>
     </w:lvl>
   </w:abstractNum>
-  <w:abstractNum w:abstractNumId="7" w15:restartNumberingAfterBreak="0">
+  <w:abstractNum w:abstractNumId="11" w15:restartNumberingAfterBreak="0">
+    <w:nsid w:val="554F7665"/>
+    <w:multiLevelType w:val="hybridMultilevel"/>
+    <w:tmpl w:val="706E986E"/>
+    <w:lvl w:ilvl="0" w:tplc="CCEAD1AA">
+      <w:start w:val="1"/>
+      <w:numFmt w:val="bullet"/>
+      <w:lvlText w:val=""/>
+      <w:lvlJc w:val="left"/>
+      <w:pPr>
+        <w:ind w:left="720" w:hanging="360"/>
+      </w:pPr>
+      <w:rPr>
+        <w:rFonts w:ascii="Wingdings" w:hAnsi="Wingdings" w:hint="default"/>
+        <w:sz w:val="24"/>
+        <w:szCs w:val="24"/>
+      </w:rPr>
+    </w:lvl>
+    <w:lvl w:ilvl="1" w:tplc="040E0003" w:tentative="1">
+      <w:start w:val="1"/>
+      <w:numFmt w:val="bullet"/>
+      <w:lvlText w:val="o"/>
+      <w:lvlJc w:val="left"/>
+      <w:pPr>
+        <w:ind w:left="1440" w:hanging="360"/>
+      </w:pPr>
+      <w:rPr>
+        <w:rFonts w:ascii="Courier New" w:hAnsi="Courier New" w:cs="Courier New" w:hint="default"/>
+      </w:rPr>
+    </w:lvl>
+    <w:lvl w:ilvl="2" w:tplc="040E0005" w:tentative="1">
+      <w:start w:val="1"/>
+      <w:numFmt w:val="bullet"/>
+      <w:lvlText w:val=""/>
+      <w:lvlJc w:val="left"/>
+      <w:pPr>
+        <w:ind w:left="2160" w:hanging="360"/>
+      </w:pPr>
+      <w:rPr>
+        <w:rFonts w:ascii="Wingdings" w:hAnsi="Wingdings" w:hint="default"/>
+      </w:rPr>
+    </w:lvl>
+    <w:lvl w:ilvl="3" w:tplc="040E0001" w:tentative="1">
+      <w:start w:val="1"/>
+      <w:numFmt w:val="bullet"/>
+      <w:lvlText w:val=""/>
+      <w:lvlJc w:val="left"/>
+      <w:pPr>
+        <w:ind w:left="2880" w:hanging="360"/>
+      </w:pPr>
+      <w:rPr>
+        <w:rFonts w:ascii="Symbol" w:hAnsi="Symbol" w:hint="default"/>
+      </w:rPr>
+    </w:lvl>
+    <w:lvl w:ilvl="4" w:tplc="040E0003" w:tentative="1">
+      <w:start w:val="1"/>
+      <w:numFmt w:val="bullet"/>
+      <w:lvlText w:val="o"/>
+      <w:lvlJc w:val="left"/>
+      <w:pPr>
+        <w:ind w:left="3600" w:hanging="360"/>
+      </w:pPr>
+      <w:rPr>
+        <w:rFonts w:ascii="Courier New" w:hAnsi="Courier New" w:cs="Courier New" w:hint="default"/>
+      </w:rPr>
+    </w:lvl>
+    <w:lvl w:ilvl="5" w:tplc="040E0005" w:tentative="1">
+      <w:start w:val="1"/>
+      <w:numFmt w:val="bullet"/>
+      <w:lvlText w:val=""/>
+      <w:lvlJc w:val="left"/>
+      <w:pPr>
+        <w:ind w:left="4320" w:hanging="360"/>
+      </w:pPr>
+      <w:rPr>
+        <w:rFonts w:ascii="Wingdings" w:hAnsi="Wingdings" w:hint="default"/>
+      </w:rPr>
+    </w:lvl>
+    <w:lvl w:ilvl="6" w:tplc="040E0001" w:tentative="1">
+      <w:start w:val="1"/>
+      <w:numFmt w:val="bullet"/>
+      <w:lvlText w:val=""/>
+      <w:lvlJc w:val="left"/>
+      <w:pPr>
+        <w:ind w:left="5040" w:hanging="360"/>
+      </w:pPr>
+      <w:rPr>
+        <w:rFonts w:ascii="Symbol" w:hAnsi="Symbol" w:hint="default"/>
+      </w:rPr>
+    </w:lvl>
+    <w:lvl w:ilvl="7" w:tplc="040E0003" w:tentative="1">
+      <w:start w:val="1"/>
+      <w:numFmt w:val="bullet"/>
+      <w:lvlText w:val="o"/>
+      <w:lvlJc w:val="left"/>
+      <w:pPr>
+        <w:ind w:left="5760" w:hanging="360"/>
+      </w:pPr>
+      <w:rPr>
+        <w:rFonts w:ascii="Courier New" w:hAnsi="Courier New" w:cs="Courier New" w:hint="default"/>
+      </w:rPr>
+    </w:lvl>
+    <w:lvl w:ilvl="8" w:tplc="040E0005" w:tentative="1">
+      <w:start w:val="1"/>
+      <w:numFmt w:val="bullet"/>
+      <w:lvlText w:val=""/>
+      <w:lvlJc w:val="left"/>
+      <w:pPr>
+        <w:ind w:left="6480" w:hanging="360"/>
+      </w:pPr>
+      <w:rPr>
+        <w:rFonts w:ascii="Wingdings" w:hAnsi="Wingdings" w:hint="default"/>
+      </w:rPr>
+    </w:lvl>
+  </w:abstractNum>
+  <w:abstractNum w:abstractNumId="12" w15:restartNumberingAfterBreak="0">
+    <w:nsid w:val="55F5676C"/>
+    <w:multiLevelType w:val="hybridMultilevel"/>
+    <w:tmpl w:val="E5E29380"/>
+    <w:lvl w:ilvl="0" w:tplc="CCEAD1AA">
+      <w:start w:val="1"/>
+      <w:numFmt w:val="bullet"/>
+      <w:lvlText w:val=""/>
+      <w:lvlJc w:val="left"/>
+      <w:pPr>
+        <w:ind w:left="1440" w:hanging="360"/>
+      </w:pPr>
+      <w:rPr>
+        <w:rFonts w:ascii="Wingdings" w:hAnsi="Wingdings" w:hint="default"/>
+        <w:sz w:val="24"/>
+        <w:szCs w:val="24"/>
+      </w:rPr>
+    </w:lvl>
+    <w:lvl w:ilvl="1" w:tplc="040E0003" w:tentative="1">
+      <w:start w:val="1"/>
+      <w:numFmt w:val="bullet"/>
+      <w:lvlText w:val="o"/>
+      <w:lvlJc w:val="left"/>
+      <w:pPr>
+        <w:ind w:left="2160" w:hanging="360"/>
+      </w:pPr>
+      <w:rPr>
+        <w:rFonts w:ascii="Courier New" w:hAnsi="Courier New" w:cs="Courier New" w:hint="default"/>
+      </w:rPr>
+    </w:lvl>
+    <w:lvl w:ilvl="2" w:tplc="040E0005" w:tentative="1">
+      <w:start w:val="1"/>
+      <w:numFmt w:val="bullet"/>
+      <w:lvlText w:val=""/>
+      <w:lvlJc w:val="left"/>
+      <w:pPr>
+        <w:ind w:left="2880" w:hanging="360"/>
+      </w:pPr>
+      <w:rPr>
+        <w:rFonts w:ascii="Wingdings" w:hAnsi="Wingdings" w:hint="default"/>
+      </w:rPr>
+    </w:lvl>
+    <w:lvl w:ilvl="3" w:tplc="040E0001" w:tentative="1">
+      <w:start w:val="1"/>
+      <w:numFmt w:val="bullet"/>
+      <w:lvlText w:val=""/>
+      <w:lvlJc w:val="left"/>
+      <w:pPr>
+        <w:ind w:left="3600" w:hanging="360"/>
+      </w:pPr>
+      <w:rPr>
+        <w:rFonts w:ascii="Symbol" w:hAnsi="Symbol" w:hint="default"/>
+      </w:rPr>
+    </w:lvl>
+    <w:lvl w:ilvl="4" w:tplc="040E0003" w:tentative="1">
+      <w:start w:val="1"/>
+      <w:numFmt w:val="bullet"/>
+      <w:lvlText w:val="o"/>
+      <w:lvlJc w:val="left"/>
+      <w:pPr>
+        <w:ind w:left="4320" w:hanging="360"/>
+      </w:pPr>
+      <w:rPr>
+        <w:rFonts w:ascii="Courier New" w:hAnsi="Courier New" w:cs="Courier New" w:hint="default"/>
+      </w:rPr>
+    </w:lvl>
+    <w:lvl w:ilvl="5" w:tplc="040E0005" w:tentative="1">
+      <w:start w:val="1"/>
+      <w:numFmt w:val="bullet"/>
+      <w:lvlText w:val=""/>
+      <w:lvlJc w:val="left"/>
+      <w:pPr>
+        <w:ind w:left="5040" w:hanging="360"/>
+      </w:pPr>
+      <w:rPr>
+        <w:rFonts w:ascii="Wingdings" w:hAnsi="Wingdings" w:hint="default"/>
+      </w:rPr>
+    </w:lvl>
+    <w:lvl w:ilvl="6" w:tplc="040E0001" w:tentative="1">
+      <w:start w:val="1"/>
+      <w:numFmt w:val="bullet"/>
+      <w:lvlText w:val=""/>
+      <w:lvlJc w:val="left"/>
+      <w:pPr>
+        <w:ind w:left="5760" w:hanging="360"/>
+      </w:pPr>
+      <w:rPr>
+        <w:rFonts w:ascii="Symbol" w:hAnsi="Symbol" w:hint="default"/>
+      </w:rPr>
+    </w:lvl>
+    <w:lvl w:ilvl="7" w:tplc="040E0003" w:tentative="1">
+      <w:start w:val="1"/>
+      <w:numFmt w:val="bullet"/>
+      <w:lvlText w:val="o"/>
+      <w:lvlJc w:val="left"/>
+      <w:pPr>
+        <w:ind w:left="6480" w:hanging="360"/>
+      </w:pPr>
+      <w:rPr>
+        <w:rFonts w:ascii="Courier New" w:hAnsi="Courier New" w:cs="Courier New" w:hint="default"/>
+      </w:rPr>
+    </w:lvl>
+    <w:lvl w:ilvl="8" w:tplc="040E0005" w:tentative="1">
+      <w:start w:val="1"/>
+      <w:numFmt w:val="bullet"/>
+      <w:lvlText w:val=""/>
+      <w:lvlJc w:val="left"/>
+      <w:pPr>
+        <w:ind w:left="7200" w:hanging="360"/>
+      </w:pPr>
+      <w:rPr>
+        <w:rFonts w:ascii="Wingdings" w:hAnsi="Wingdings" w:hint="default"/>
+      </w:rPr>
+    </w:lvl>
+  </w:abstractNum>
+  <w:abstractNum w:abstractNumId="13" w15:restartNumberingAfterBreak="0">
     <w:nsid w:val="633824E8"/>
     <w:multiLevelType w:val="hybridMultilevel"/>
     <w:tmpl w:val="FF168342"/>
@@ -1739,7 +2880,7 @@
       </w:rPr>
     </w:lvl>
   </w:abstractNum>
-  <w:abstractNum w:abstractNumId="8" w15:restartNumberingAfterBreak="0">
+  <w:abstractNum w:abstractNumId="14" w15:restartNumberingAfterBreak="0">
     <w:nsid w:val="733D47D6"/>
     <w:multiLevelType w:val="hybridMultilevel"/>
     <w:tmpl w:val="65CA6E4E"/>
@@ -1853,7 +2994,120 @@
       </w:rPr>
     </w:lvl>
   </w:abstractNum>
-  <w:abstractNum w:abstractNumId="9" w15:restartNumberingAfterBreak="0">
+  <w:abstractNum w:abstractNumId="15" w15:restartNumberingAfterBreak="0">
+    <w:nsid w:val="734B599D"/>
+    <w:multiLevelType w:val="hybridMultilevel"/>
+    <w:tmpl w:val="4E1AC3B6"/>
+    <w:lvl w:ilvl="0" w:tplc="040E0001">
+      <w:start w:val="1"/>
+      <w:numFmt w:val="bullet"/>
+      <w:lvlText w:val=""/>
+      <w:lvlJc w:val="left"/>
+      <w:pPr>
+        <w:ind w:left="720" w:hanging="360"/>
+      </w:pPr>
+      <w:rPr>
+        <w:rFonts w:ascii="Symbol" w:hAnsi="Symbol" w:hint="default"/>
+      </w:rPr>
+    </w:lvl>
+    <w:lvl w:ilvl="1" w:tplc="040E0003" w:tentative="1">
+      <w:start w:val="1"/>
+      <w:numFmt w:val="bullet"/>
+      <w:lvlText w:val="o"/>
+      <w:lvlJc w:val="left"/>
+      <w:pPr>
+        <w:ind w:left="1440" w:hanging="360"/>
+      </w:pPr>
+      <w:rPr>
+        <w:rFonts w:ascii="Courier New" w:hAnsi="Courier New" w:cs="Courier New" w:hint="default"/>
+      </w:rPr>
+    </w:lvl>
+    <w:lvl w:ilvl="2" w:tplc="040E0005" w:tentative="1">
+      <w:start w:val="1"/>
+      <w:numFmt w:val="bullet"/>
+      <w:lvlText w:val=""/>
+      <w:lvlJc w:val="left"/>
+      <w:pPr>
+        <w:ind w:left="2160" w:hanging="360"/>
+      </w:pPr>
+      <w:rPr>
+        <w:rFonts w:ascii="Wingdings" w:hAnsi="Wingdings" w:hint="default"/>
+      </w:rPr>
+    </w:lvl>
+    <w:lvl w:ilvl="3" w:tplc="040E0001" w:tentative="1">
+      <w:start w:val="1"/>
+      <w:numFmt w:val="bullet"/>
+      <w:lvlText w:val=""/>
+      <w:lvlJc w:val="left"/>
+      <w:pPr>
+        <w:ind w:left="2880" w:hanging="360"/>
+      </w:pPr>
+      <w:rPr>
+        <w:rFonts w:ascii="Symbol" w:hAnsi="Symbol" w:hint="default"/>
+      </w:rPr>
+    </w:lvl>
+    <w:lvl w:ilvl="4" w:tplc="040E0003" w:tentative="1">
+      <w:start w:val="1"/>
+      <w:numFmt w:val="bullet"/>
+      <w:lvlText w:val="o"/>
+      <w:lvlJc w:val="left"/>
+      <w:pPr>
+        <w:ind w:left="3600" w:hanging="360"/>
+      </w:pPr>
+      <w:rPr>
+        <w:rFonts w:ascii="Courier New" w:hAnsi="Courier New" w:cs="Courier New" w:hint="default"/>
+      </w:rPr>
+    </w:lvl>
+    <w:lvl w:ilvl="5" w:tplc="040E0005" w:tentative="1">
+      <w:start w:val="1"/>
+      <w:numFmt w:val="bullet"/>
+      <w:lvlText w:val=""/>
+      <w:lvlJc w:val="left"/>
+      <w:pPr>
+        <w:ind w:left="4320" w:hanging="360"/>
+      </w:pPr>
+      <w:rPr>
+        <w:rFonts w:ascii="Wingdings" w:hAnsi="Wingdings" w:hint="default"/>
+      </w:rPr>
+    </w:lvl>
+    <w:lvl w:ilvl="6" w:tplc="040E0001" w:tentative="1">
+      <w:start w:val="1"/>
+      <w:numFmt w:val="bullet"/>
+      <w:lvlText w:val=""/>
+      <w:lvlJc w:val="left"/>
+      <w:pPr>
+        <w:ind w:left="5040" w:hanging="360"/>
+      </w:pPr>
+      <w:rPr>
+        <w:rFonts w:ascii="Symbol" w:hAnsi="Symbol" w:hint="default"/>
+      </w:rPr>
+    </w:lvl>
+    <w:lvl w:ilvl="7" w:tplc="040E0003" w:tentative="1">
+      <w:start w:val="1"/>
+      <w:numFmt w:val="bullet"/>
+      <w:lvlText w:val="o"/>
+      <w:lvlJc w:val="left"/>
+      <w:pPr>
+        <w:ind w:left="5760" w:hanging="360"/>
+      </w:pPr>
+      <w:rPr>
+        <w:rFonts w:ascii="Courier New" w:hAnsi="Courier New" w:cs="Courier New" w:hint="default"/>
+      </w:rPr>
+    </w:lvl>
+    <w:lvl w:ilvl="8" w:tplc="040E0005" w:tentative="1">
+      <w:start w:val="1"/>
+      <w:numFmt w:val="bullet"/>
+      <w:lvlText w:val=""/>
+      <w:lvlJc w:val="left"/>
+      <w:pPr>
+        <w:ind w:left="6480" w:hanging="360"/>
+      </w:pPr>
+      <w:rPr>
+        <w:rFonts w:ascii="Wingdings" w:hAnsi="Wingdings" w:hint="default"/>
+      </w:rPr>
+    </w:lvl>
+  </w:abstractNum>
+  <w:abstractNum w:abstractNumId="16" w15:restartNumberingAfterBreak="0">
     <w:nsid w:val="741C3A0C"/>
     <w:multiLevelType w:val="hybridMultilevel"/>
     <w:tmpl w:val="1BA052D4"/>
@@ -1967,17 +3221,223 @@
       </w:rPr>
     </w:lvl>
   </w:abstractNum>
+  <w:abstractNum w:abstractNumId="17" w15:restartNumberingAfterBreak="0">
+    <w:nsid w:val="7B455D58"/>
+    <w:multiLevelType w:val="hybridMultilevel"/>
+    <w:tmpl w:val="D68E86C0"/>
+    <w:lvl w:ilvl="0" w:tplc="AF828BF8">
+      <w:start w:val="1"/>
+      <w:numFmt w:val="decimal"/>
+      <w:lvlText w:val="%1."/>
+      <w:lvlJc w:val="left"/>
+      <w:pPr>
+        <w:ind w:left="720" w:hanging="360"/>
+      </w:pPr>
+      <w:rPr>
+        <w:b w:val="0"/>
+        <w:sz w:val="24"/>
+        <w:szCs w:val="24"/>
+      </w:rPr>
+    </w:lvl>
+    <w:lvl w:ilvl="1" w:tplc="040E0019" w:tentative="1">
+      <w:start w:val="1"/>
+      <w:numFmt w:val="lowerLetter"/>
+      <w:lvlText w:val="%2."/>
+      <w:lvlJc w:val="left"/>
+      <w:pPr>
+        <w:ind w:left="1440" w:hanging="360"/>
+      </w:pPr>
+    </w:lvl>
+    <w:lvl w:ilvl="2" w:tplc="040E001B" w:tentative="1">
+      <w:start w:val="1"/>
+      <w:numFmt w:val="lowerRoman"/>
+      <w:lvlText w:val="%3."/>
+      <w:lvlJc w:val="right"/>
+      <w:pPr>
+        <w:ind w:left="2160" w:hanging="180"/>
+      </w:pPr>
+    </w:lvl>
+    <w:lvl w:ilvl="3" w:tplc="040E000F" w:tentative="1">
+      <w:start w:val="1"/>
+      <w:numFmt w:val="decimal"/>
+      <w:lvlText w:val="%4."/>
+      <w:lvlJc w:val="left"/>
+      <w:pPr>
+        <w:ind w:left="2880" w:hanging="360"/>
+      </w:pPr>
+    </w:lvl>
+    <w:lvl w:ilvl="4" w:tplc="040E0019" w:tentative="1">
+      <w:start w:val="1"/>
+      <w:numFmt w:val="lowerLetter"/>
+      <w:lvlText w:val="%5."/>
+      <w:lvlJc w:val="left"/>
+      <w:pPr>
+        <w:ind w:left="3600" w:hanging="360"/>
+      </w:pPr>
+    </w:lvl>
+    <w:lvl w:ilvl="5" w:tplc="040E001B" w:tentative="1">
+      <w:start w:val="1"/>
+      <w:numFmt w:val="lowerRoman"/>
+      <w:lvlText w:val="%6."/>
+      <w:lvlJc w:val="right"/>
+      <w:pPr>
+        <w:ind w:left="4320" w:hanging="180"/>
+      </w:pPr>
+    </w:lvl>
+    <w:lvl w:ilvl="6" w:tplc="040E000F" w:tentative="1">
+      <w:start w:val="1"/>
+      <w:numFmt w:val="decimal"/>
+      <w:lvlText w:val="%7."/>
+      <w:lvlJc w:val="left"/>
+      <w:pPr>
+        <w:ind w:left="5040" w:hanging="360"/>
+      </w:pPr>
+    </w:lvl>
+    <w:lvl w:ilvl="7" w:tplc="040E0019" w:tentative="1">
+      <w:start w:val="1"/>
+      <w:numFmt w:val="lowerLetter"/>
+      <w:lvlText w:val="%8."/>
+      <w:lvlJc w:val="left"/>
+      <w:pPr>
+        <w:ind w:left="5760" w:hanging="360"/>
+      </w:pPr>
+    </w:lvl>
+    <w:lvl w:ilvl="8" w:tplc="040E001B" w:tentative="1">
+      <w:start w:val="1"/>
+      <w:numFmt w:val="lowerRoman"/>
+      <w:lvlText w:val="%9."/>
+      <w:lvlJc w:val="right"/>
+      <w:pPr>
+        <w:ind w:left="6480" w:hanging="180"/>
+      </w:pPr>
+    </w:lvl>
+  </w:abstractNum>
+  <w:abstractNum w:abstractNumId="18" w15:restartNumberingAfterBreak="0">
+    <w:nsid w:val="7CA34E76"/>
+    <w:multiLevelType w:val="hybridMultilevel"/>
+    <w:tmpl w:val="ABFEDC6C"/>
+    <w:lvl w:ilvl="0" w:tplc="CCEAD1AA">
+      <w:start w:val="1"/>
+      <w:numFmt w:val="bullet"/>
+      <w:lvlText w:val=""/>
+      <w:lvlJc w:val="left"/>
+      <w:pPr>
+        <w:ind w:left="720" w:hanging="360"/>
+      </w:pPr>
+      <w:rPr>
+        <w:rFonts w:ascii="Wingdings" w:hAnsi="Wingdings" w:hint="default"/>
+        <w:sz w:val="24"/>
+        <w:szCs w:val="24"/>
+      </w:rPr>
+    </w:lvl>
+    <w:lvl w:ilvl="1" w:tplc="040E0003" w:tentative="1">
+      <w:start w:val="1"/>
+      <w:numFmt w:val="bullet"/>
+      <w:lvlText w:val="o"/>
+      <w:lvlJc w:val="left"/>
+      <w:pPr>
+        <w:ind w:left="1440" w:hanging="360"/>
+      </w:pPr>
+      <w:rPr>
+        <w:rFonts w:ascii="Courier New" w:hAnsi="Courier New" w:cs="Courier New" w:hint="default"/>
+      </w:rPr>
+    </w:lvl>
+    <w:lvl w:ilvl="2" w:tplc="040E0005" w:tentative="1">
+      <w:start w:val="1"/>
+      <w:numFmt w:val="bullet"/>
+      <w:lvlText w:val=""/>
+      <w:lvlJc w:val="left"/>
+      <w:pPr>
+        <w:ind w:left="2160" w:hanging="360"/>
+      </w:pPr>
+      <w:rPr>
+        <w:rFonts w:ascii="Wingdings" w:hAnsi="Wingdings" w:hint="default"/>
+      </w:rPr>
+    </w:lvl>
+    <w:lvl w:ilvl="3" w:tplc="040E0001" w:tentative="1">
+      <w:start w:val="1"/>
+      <w:numFmt w:val="bullet"/>
+      <w:lvlText w:val=""/>
+      <w:lvlJc w:val="left"/>
+      <w:pPr>
+        <w:ind w:left="2880" w:hanging="360"/>
+      </w:pPr>
+      <w:rPr>
+        <w:rFonts w:ascii="Symbol" w:hAnsi="Symbol" w:hint="default"/>
+      </w:rPr>
+    </w:lvl>
+    <w:lvl w:ilvl="4" w:tplc="040E0003" w:tentative="1">
+      <w:start w:val="1"/>
+      <w:numFmt w:val="bullet"/>
+      <w:lvlText w:val="o"/>
+      <w:lvlJc w:val="left"/>
+      <w:pPr>
+        <w:ind w:left="3600" w:hanging="360"/>
+      </w:pPr>
+      <w:rPr>
+        <w:rFonts w:ascii="Courier New" w:hAnsi="Courier New" w:cs="Courier New" w:hint="default"/>
+      </w:rPr>
+    </w:lvl>
+    <w:lvl w:ilvl="5" w:tplc="040E0005" w:tentative="1">
+      <w:start w:val="1"/>
+      <w:numFmt w:val="bullet"/>
+      <w:lvlText w:val=""/>
+      <w:lvlJc w:val="left"/>
+      <w:pPr>
+        <w:ind w:left="4320" w:hanging="360"/>
+      </w:pPr>
+      <w:rPr>
+        <w:rFonts w:ascii="Wingdings" w:hAnsi="Wingdings" w:hint="default"/>
+      </w:rPr>
+    </w:lvl>
+    <w:lvl w:ilvl="6" w:tplc="040E0001" w:tentative="1">
+      <w:start w:val="1"/>
+      <w:numFmt w:val="bullet"/>
+      <w:lvlText w:val=""/>
+      <w:lvlJc w:val="left"/>
+      <w:pPr>
+        <w:ind w:left="5040" w:hanging="360"/>
+      </w:pPr>
+      <w:rPr>
+        <w:rFonts w:ascii="Symbol" w:hAnsi="Symbol" w:hint="default"/>
+      </w:rPr>
+    </w:lvl>
+    <w:lvl w:ilvl="7" w:tplc="040E0003" w:tentative="1">
+      <w:start w:val="1"/>
+      <w:numFmt w:val="bullet"/>
+      <w:lvlText w:val="o"/>
+      <w:lvlJc w:val="left"/>
+      <w:pPr>
+        <w:ind w:left="5760" w:hanging="360"/>
+      </w:pPr>
+      <w:rPr>
+        <w:rFonts w:ascii="Courier New" w:hAnsi="Courier New" w:cs="Courier New" w:hint="default"/>
+      </w:rPr>
+    </w:lvl>
+    <w:lvl w:ilvl="8" w:tplc="040E0005" w:tentative="1">
+      <w:start w:val="1"/>
+      <w:numFmt w:val="bullet"/>
+      <w:lvlText w:val=""/>
+      <w:lvlJc w:val="left"/>
+      <w:pPr>
+        <w:ind w:left="6480" w:hanging="360"/>
+      </w:pPr>
+      <w:rPr>
+        <w:rFonts w:ascii="Wingdings" w:hAnsi="Wingdings" w:hint="default"/>
+      </w:rPr>
+    </w:lvl>
+  </w:abstractNum>
   <w:num w:numId="1">
-    <w:abstractNumId w:val="7"/>
+    <w:abstractNumId w:val="13"/>
   </w:num>
   <w:num w:numId="2">
-    <w:abstractNumId w:val="5"/>
+    <w:abstractNumId w:val="6"/>
   </w:num>
   <w:num w:numId="3">
     <w:abstractNumId w:val="0"/>
   </w:num>
   <w:num w:numId="4">
-    <w:abstractNumId w:val="6"/>
+    <w:abstractNumId w:val="10"/>
   </w:num>
   <w:num w:numId="5">
     <w:abstractNumId w:val="1"/>
@@ -1986,10 +3446,10 @@
     <w:abstractNumId w:val="3"/>
   </w:num>
   <w:num w:numId="7">
-    <w:abstractNumId w:val="9"/>
+    <w:abstractNumId w:val="16"/>
   </w:num>
   <w:num w:numId="8">
-    <w:abstractNumId w:val="8"/>
+    <w:abstractNumId w:val="14"/>
   </w:num>
   <w:num w:numId="9">
     <w:abstractNumId w:val="2"/>
@@ -1997,11 +3457,38 @@
   <w:num w:numId="10">
     <w:abstractNumId w:val="4"/>
   </w:num>
+  <w:num w:numId="11">
+    <w:abstractNumId w:val="5"/>
+  </w:num>
+  <w:num w:numId="12">
+    <w:abstractNumId w:val="17"/>
+  </w:num>
+  <w:num w:numId="13">
+    <w:abstractNumId w:val="12"/>
+  </w:num>
+  <w:num w:numId="14">
+    <w:abstractNumId w:val="11"/>
+  </w:num>
+  <w:num w:numId="15">
+    <w:abstractNumId w:val="7"/>
+  </w:num>
+  <w:num w:numId="16">
+    <w:abstractNumId w:val="15"/>
+  </w:num>
+  <w:num w:numId="17">
+    <w:abstractNumId w:val="9"/>
+  </w:num>
+  <w:num w:numId="18">
+    <w:abstractNumId w:val="18"/>
+  </w:num>
+  <w:num w:numId="19">
+    <w:abstractNumId w:val="8"/>
+  </w:num>
 </w:numbering>
 </file>
 
 <file path=word/styles.xml><?xml version="1.0" encoding="utf-8"?>
-<w:styles xmlns:mc="http://schemas.openxmlformats.org/markup-compatibility/2006" xmlns:r="http://schemas.openxmlformats.org/officeDocument/2006/relationships" xmlns:w="http://schemas.openxmlformats.org/wordprocessingml/2006/main" xmlns:w14="http://schemas.microsoft.com/office/word/2010/wordml" xmlns:w15="http://schemas.microsoft.com/office/word/2012/wordml" xmlns:w16cex="http://schemas.microsoft.com/office/word/2018/wordml/cex" xmlns:w16cid="http://schemas.microsoft.com/office/word/2016/wordml/cid" xmlns:w16="http://schemas.microsoft.com/office/word/2018/wordml" xmlns:w16sdtdh="http://schemas.microsoft.com/office/word/2020/wordml/sdtdatahash" xmlns:w16se="http://schemas.microsoft.com/office/word/2015/wordml/symex" mc:Ignorable="w14 w15 w16se w16cid w16 w16cex w16sdtdh">
+<w:styles xmlns:mc="http://schemas.openxmlformats.org/markup-compatibility/2006" xmlns:r="http://schemas.openxmlformats.org/officeDocument/2006/relationships" xmlns:w="http://schemas.openxmlformats.org/wordprocessingml/2006/main" xmlns:w14="http://schemas.microsoft.com/office/word/2010/wordml" xmlns:w15="http://schemas.microsoft.com/office/word/2012/wordml" xmlns:w16se="http://schemas.microsoft.com/office/word/2015/wordml/symex" mc:Ignorable="w14 w15 w16se">
   <w:docDefaults>
     <w:rPrDefault>
       <w:rPr>
@@ -2017,7 +3504,7 @@
       </w:pPr>
     </w:pPrDefault>
   </w:docDefaults>
-  <w:latentStyles w:defLockedState="0" w:defUIPriority="99" w:defSemiHidden="0" w:defUnhideWhenUsed="0" w:defQFormat="0" w:count="376">
+  <w:latentStyles w:defLockedState="0" w:defUIPriority="99" w:defSemiHidden="0" w:defUnhideWhenUsed="0" w:defQFormat="0" w:count="371">
     <w:lsdException w:name="Normal" w:uiPriority="0" w:qFormat="1"/>
     <w:lsdException w:name="heading 1" w:uiPriority="9" w:qFormat="1"/>
     <w:lsdException w:name="heading 2" w:semiHidden="1" w:uiPriority="9" w:unhideWhenUsed="1" w:qFormat="1"/>
@@ -2123,6 +3610,7 @@
     <w:lsdException w:name="HTML Sample" w:semiHidden="1" w:unhideWhenUsed="1"/>
     <w:lsdException w:name="HTML Typewriter" w:semiHidden="1" w:unhideWhenUsed="1"/>
     <w:lsdException w:name="HTML Variable" w:semiHidden="1" w:unhideWhenUsed="1"/>
+    <w:lsdException w:name="Normal Table" w:semiHidden="1" w:unhideWhenUsed="1"/>
     <w:lsdException w:name="annotation subject" w:semiHidden="1" w:unhideWhenUsed="1"/>
     <w:lsdException w:name="No List" w:semiHidden="1" w:unhideWhenUsed="1"/>
     <w:lsdException w:name="Outline List 1" w:semiHidden="1" w:unhideWhenUsed="1"/>
@@ -2165,8 +3653,11 @@
     <w:lsdException w:name="Table Contemporary" w:semiHidden="1" w:unhideWhenUsed="1"/>
     <w:lsdException w:name="Table Elegant" w:semiHidden="1" w:unhideWhenUsed="1"/>
     <w:lsdException w:name="Table Professional" w:semiHidden="1" w:unhideWhenUsed="1"/>
+    <w:lsdException w:name="Table Subtle 1" w:semiHidden="1" w:unhideWhenUsed="1"/>
     <w:lsdException w:name="Table Subtle 2" w:semiHidden="1" w:unhideWhenUsed="1"/>
     <w:lsdException w:name="Table Web 1" w:semiHidden="1" w:unhideWhenUsed="1"/>
+    <w:lsdException w:name="Table Web 2" w:semiHidden="1" w:unhideWhenUsed="1"/>
+    <w:lsdException w:name="Table Web 3" w:semiHidden="1" w:unhideWhenUsed="1"/>
     <w:lsdException w:name="Balloon Text" w:semiHidden="1" w:unhideWhenUsed="1"/>
     <w:lsdException w:name="Table Grid" w:uiPriority="39"/>
     <w:lsdException w:name="Table Theme" w:semiHidden="1" w:unhideWhenUsed="1"/>
@@ -2385,11 +3876,6 @@
     <w:lsdException w:name="List Table 5 Dark Accent 6" w:uiPriority="50"/>
     <w:lsdException w:name="List Table 6 Colorful Accent 6" w:uiPriority="51"/>
     <w:lsdException w:name="List Table 7 Colorful Accent 6" w:uiPriority="52"/>
-    <w:lsdException w:name="Mention" w:semiHidden="1" w:unhideWhenUsed="1"/>
-    <w:lsdException w:name="Smart Hyperlink" w:semiHidden="1" w:unhideWhenUsed="1"/>
-    <w:lsdException w:name="Hashtag" w:semiHidden="1" w:unhideWhenUsed="1"/>
-    <w:lsdException w:name="Unresolved Mention" w:semiHidden="1" w:unhideWhenUsed="1"/>
-    <w:lsdException w:name="Smart Link" w:semiHidden="1" w:unhideWhenUsed="1"/>
   </w:latentStyles>
   <w:style w:type="paragraph" w:default="1" w:styleId="Norml">
     <w:name w:val="Normal"/>

--- a/tervezési dokumentumok/dokumentáció.docx
+++ b/tervezési dokumentumok/dokumentáció.docx
@@ -18,7 +18,7 @@
           <w:sz w:val="40"/>
           <w:szCs w:val="40"/>
         </w:rPr>
-        <w:t>Vizsgaremek</w:t>
+        <w:t>Fejleszd a matematikai tudásodat magánórákkal</w:t>
       </w:r>
     </w:p>
     <w:p>
@@ -100,18 +100,8 @@
           <w:sz w:val="28"/>
           <w:szCs w:val="28"/>
         </w:rPr>
-        <w:t xml:space="preserve">A projekt </w:t>
-      </w:r>
-      <w:proofErr w:type="gramStart"/>
-      <w:r>
-        <w:rPr>
-          <w:b/>
-          <w:sz w:val="28"/>
-          <w:szCs w:val="28"/>
-        </w:rPr>
-        <w:t>funkciói</w:t>
-      </w:r>
-      <w:proofErr w:type="gramEnd"/>
+        <w:t>A projekt funkciói</w:t>
+      </w:r>
     </w:p>
     <w:p>
       <w:pPr>
@@ -920,8 +910,6 @@
           <w:szCs w:val="24"/>
         </w:rPr>
       </w:pPr>
-      <w:bookmarkStart w:id="0" w:name="_GoBack"/>
-      <w:bookmarkEnd w:id="0"/>
     </w:p>
     <w:p>
       <w:pPr>
@@ -933,12 +921,14 @@
         <w:spacing w:before="120" w:after="120" w:line="240" w:lineRule="auto"/>
         <w:jc w:val="both"/>
         <w:rPr>
-          <w:sz w:val="24"/>
-          <w:szCs w:val="24"/>
-        </w:rPr>
-      </w:pPr>
-      <w:r>
-        <w:rPr>
+          <w:b/>
+          <w:sz w:val="24"/>
+          <w:szCs w:val="24"/>
+        </w:rPr>
+      </w:pPr>
+      <w:r>
+        <w:rPr>
+          <w:b/>
           <w:sz w:val="24"/>
           <w:szCs w:val="24"/>
         </w:rPr>
@@ -984,12 +974,14 @@
         <w:spacing w:before="120" w:after="120" w:line="240" w:lineRule="auto"/>
         <w:jc w:val="both"/>
         <w:rPr>
-          <w:sz w:val="24"/>
-          <w:szCs w:val="24"/>
-        </w:rPr>
-      </w:pPr>
-      <w:r>
-        <w:rPr>
+          <w:b/>
+          <w:sz w:val="24"/>
+          <w:szCs w:val="24"/>
+        </w:rPr>
+      </w:pPr>
+      <w:r>
+        <w:rPr>
+          <w:b/>
           <w:sz w:val="24"/>
           <w:szCs w:val="24"/>
         </w:rPr>
@@ -1042,12 +1034,14 @@
         <w:spacing w:before="120" w:after="120" w:line="240" w:lineRule="auto"/>
         <w:jc w:val="both"/>
         <w:rPr>
-          <w:sz w:val="24"/>
-          <w:szCs w:val="24"/>
-        </w:rPr>
-      </w:pPr>
-      <w:r>
-        <w:rPr>
+          <w:b/>
+          <w:sz w:val="24"/>
+          <w:szCs w:val="24"/>
+        </w:rPr>
+      </w:pPr>
+      <w:r>
+        <w:rPr>
+          <w:b/>
           <w:sz w:val="24"/>
           <w:szCs w:val="24"/>
         </w:rPr>
@@ -1093,12 +1087,14 @@
         <w:spacing w:before="120" w:after="120" w:line="240" w:lineRule="auto"/>
         <w:jc w:val="both"/>
         <w:rPr>
-          <w:sz w:val="24"/>
-          <w:szCs w:val="24"/>
-        </w:rPr>
-      </w:pPr>
-      <w:r>
-        <w:rPr>
+          <w:b/>
+          <w:sz w:val="24"/>
+          <w:szCs w:val="24"/>
+        </w:rPr>
+      </w:pPr>
+      <w:r>
+        <w:rPr>
+          <w:b/>
           <w:sz w:val="24"/>
           <w:szCs w:val="24"/>
         </w:rPr>
@@ -1120,7 +1116,14 @@
           <w:sz w:val="24"/>
           <w:szCs w:val="24"/>
         </w:rPr>
-        <w:t>Egy naptár segítségével láthatóak a szabad időpontok. Ezek közül lehet egyet lefoglalni. Az időpont esetleges lemondása esetén pedig az adott időpont felszabadul</w:t>
+        <w:t>Az időpont lefoglalása után a naptárban már foglalttá válik az adott időpont.</w:t>
+      </w:r>
+      <w:r>
+        <w:rPr>
+          <w:sz w:val="24"/>
+          <w:szCs w:val="24"/>
+        </w:rPr>
+        <w:t xml:space="preserve"> Az időpont esetleges lemondása esetén pedig az adott időpont felszabadul</w:t>
       </w:r>
       <w:r>
         <w:rPr>
@@ -1158,16 +1161,26 @@
         <w:spacing w:before="120" w:after="120" w:line="240" w:lineRule="auto"/>
         <w:jc w:val="both"/>
         <w:rPr>
-          <w:sz w:val="24"/>
-          <w:szCs w:val="24"/>
-        </w:rPr>
-      </w:pPr>
-      <w:r>
-        <w:rPr>
+          <w:b/>
+          <w:sz w:val="24"/>
+          <w:szCs w:val="24"/>
+        </w:rPr>
+      </w:pPr>
+      <w:r>
+        <w:rPr>
+          <w:b/>
           <w:sz w:val="24"/>
           <w:szCs w:val="24"/>
         </w:rPr>
         <w:t>Időpont lemondása</w:t>
+      </w:r>
+      <w:r>
+        <w:rPr>
+          <w:b/>
+          <w:sz w:val="24"/>
+          <w:szCs w:val="24"/>
+        </w:rPr>
+        <w:t>:</w:t>
       </w:r>
     </w:p>
     <w:p>
@@ -1216,16 +1229,26 @@
         <w:spacing w:before="120" w:after="120" w:line="240" w:lineRule="auto"/>
         <w:jc w:val="both"/>
         <w:rPr>
-          <w:sz w:val="24"/>
-          <w:szCs w:val="24"/>
-        </w:rPr>
-      </w:pPr>
-      <w:r>
-        <w:rPr>
+          <w:b/>
+          <w:sz w:val="24"/>
+          <w:szCs w:val="24"/>
+        </w:rPr>
+      </w:pPr>
+      <w:r>
+        <w:rPr>
+          <w:b/>
           <w:sz w:val="24"/>
           <w:szCs w:val="24"/>
         </w:rPr>
         <w:t>Időpont módosítása</w:t>
+      </w:r>
+      <w:r>
+        <w:rPr>
+          <w:b/>
+          <w:sz w:val="24"/>
+          <w:szCs w:val="24"/>
+        </w:rPr>
+        <w:t>:</w:t>
       </w:r>
     </w:p>
     <w:p>
@@ -1267,35 +1290,453 @@
         <w:spacing w:before="120" w:after="120" w:line="240" w:lineRule="auto"/>
         <w:jc w:val="both"/>
         <w:rPr>
-          <w:sz w:val="24"/>
-          <w:szCs w:val="24"/>
-        </w:rPr>
-      </w:pPr>
-      <w:r>
-        <w:rPr>
+          <w:b/>
+          <w:sz w:val="24"/>
+          <w:szCs w:val="24"/>
+        </w:rPr>
+      </w:pPr>
+      <w:r>
+        <w:rPr>
+          <w:b/>
           <w:sz w:val="24"/>
           <w:szCs w:val="24"/>
         </w:rPr>
         <w:t>Havi összesítés</w:t>
       </w:r>
-    </w:p>
-    <w:p>
-      <w:pPr>
-        <w:pStyle w:val="Listaszerbekezds"/>
-        <w:spacing w:before="120" w:after="120" w:line="240" w:lineRule="auto"/>
-        <w:jc w:val="both"/>
-        <w:rPr>
-          <w:sz w:val="24"/>
-          <w:szCs w:val="24"/>
-        </w:rPr>
-      </w:pPr>
-      <w:r>
-        <w:rPr>
-          <w:sz w:val="24"/>
-          <w:szCs w:val="24"/>
-        </w:rPr>
-        <w:t>A rendszer minden hónap végén összesíti az órák számát és ebből adódóan az óradíj összegét.</w:t>
-      </w:r>
+      <w:r>
+        <w:rPr>
+          <w:b/>
+          <w:sz w:val="24"/>
+          <w:szCs w:val="24"/>
+        </w:rPr>
+        <w:t>:</w:t>
+      </w:r>
+    </w:p>
+    <w:p>
+      <w:pPr>
+        <w:pStyle w:val="Listaszerbekezds"/>
+        <w:spacing w:before="120" w:after="120" w:line="240" w:lineRule="auto"/>
+        <w:jc w:val="both"/>
+        <w:rPr>
+          <w:sz w:val="24"/>
+          <w:szCs w:val="24"/>
+        </w:rPr>
+      </w:pPr>
+      <w:r>
+        <w:rPr>
+          <w:sz w:val="24"/>
+          <w:szCs w:val="24"/>
+        </w:rPr>
+        <w:t xml:space="preserve">A rendszer minden hónap végén </w:t>
+      </w:r>
+      <w:r>
+        <w:rPr>
+          <w:sz w:val="24"/>
+          <w:szCs w:val="24"/>
+        </w:rPr>
+        <w:t>a megtartott órák alapján kiszámí</w:t>
+      </w:r>
+      <w:r>
+        <w:rPr>
+          <w:sz w:val="24"/>
+          <w:szCs w:val="24"/>
+        </w:rPr>
+        <w:t>tja az összes fizetendő összeget</w:t>
+      </w:r>
+      <w:r>
+        <w:rPr>
+          <w:sz w:val="24"/>
+          <w:szCs w:val="24"/>
+        </w:rPr>
+        <w:t>.</w:t>
+      </w:r>
+    </w:p>
+    <w:p>
+      <w:pPr>
+        <w:pStyle w:val="Listaszerbekezds"/>
+        <w:spacing w:before="120" w:after="120" w:line="240" w:lineRule="auto"/>
+        <w:ind w:left="0" w:firstLine="720"/>
+        <w:jc w:val="both"/>
+        <w:rPr>
+          <w:sz w:val="24"/>
+          <w:szCs w:val="24"/>
+        </w:rPr>
+      </w:pPr>
+    </w:p>
+    <w:p>
+      <w:pPr>
+        <w:pStyle w:val="Listaszerbekezds"/>
+        <w:spacing w:before="120" w:after="120" w:line="240" w:lineRule="auto"/>
+        <w:ind w:left="0"/>
+        <w:jc w:val="both"/>
+        <w:rPr>
+          <w:b/>
+          <w:sz w:val="28"/>
+          <w:szCs w:val="28"/>
+        </w:rPr>
+      </w:pPr>
+      <w:r>
+        <w:rPr>
+          <w:b/>
+          <w:sz w:val="28"/>
+          <w:szCs w:val="28"/>
+        </w:rPr>
+        <w:t>Felhasználók</w:t>
+      </w:r>
+    </w:p>
+    <w:p>
+      <w:pPr>
+        <w:pStyle w:val="Listaszerbekezds"/>
+        <w:spacing w:before="120" w:after="120" w:line="240" w:lineRule="auto"/>
+        <w:ind w:left="0"/>
+        <w:jc w:val="both"/>
+        <w:rPr>
+          <w:b/>
+          <w:sz w:val="28"/>
+          <w:szCs w:val="28"/>
+        </w:rPr>
+      </w:pPr>
+    </w:p>
+    <w:p>
+      <w:pPr>
+        <w:pStyle w:val="Listaszerbekezds"/>
+        <w:numPr>
+          <w:ilvl w:val="0"/>
+          <w:numId w:val="20"/>
+        </w:numPr>
+        <w:spacing w:before="120" w:after="120" w:line="240" w:lineRule="auto"/>
+        <w:jc w:val="both"/>
+        <w:rPr>
+          <w:b/>
+          <w:sz w:val="24"/>
+          <w:szCs w:val="24"/>
+        </w:rPr>
+      </w:pPr>
+      <w:r>
+        <w:rPr>
+          <w:b/>
+          <w:sz w:val="24"/>
+          <w:szCs w:val="24"/>
+        </w:rPr>
+        <w:t>Diák:</w:t>
+      </w:r>
+    </w:p>
+    <w:p>
+      <w:pPr>
+        <w:pStyle w:val="Listaszerbekezds"/>
+        <w:spacing w:after="0" w:line="240" w:lineRule="auto"/>
+        <w:rPr>
+          <w:rFonts w:ascii="Times New Roman" w:eastAsia="Times New Roman" w:hAnsi="Times New Roman" w:cs="Times New Roman"/>
+          <w:sz w:val="24"/>
+          <w:szCs w:val="24"/>
+          <w:lang w:eastAsia="hu-HU"/>
+        </w:rPr>
+      </w:pPr>
+      <w:r>
+        <w:rPr>
+          <w:rFonts w:ascii="Times New Roman" w:eastAsia="Times New Roman" w:hAnsi="Symbol" w:cs="Times New Roman"/>
+          <w:sz w:val="24"/>
+          <w:szCs w:val="24"/>
+          <w:lang w:eastAsia="hu-HU"/>
+        </w:rPr>
+        <w:t></w:t>
+      </w:r>
+      <w:r>
+        <w:rPr>
+          <w:rFonts w:ascii="Times New Roman" w:eastAsia="Times New Roman" w:hAnsi="Times New Roman" w:cs="Times New Roman"/>
+          <w:sz w:val="24"/>
+          <w:szCs w:val="24"/>
+          <w:lang w:eastAsia="hu-HU"/>
+        </w:rPr>
+        <w:t xml:space="preserve">  regisztrál </w:t>
+      </w:r>
+    </w:p>
+    <w:p>
+      <w:pPr>
+        <w:pStyle w:val="Listaszerbekezds"/>
+        <w:spacing w:after="0" w:line="240" w:lineRule="auto"/>
+        <w:rPr>
+          <w:rFonts w:ascii="Times New Roman" w:eastAsia="Times New Roman" w:hAnsi="Times New Roman" w:cs="Times New Roman"/>
+          <w:sz w:val="24"/>
+          <w:szCs w:val="24"/>
+          <w:lang w:eastAsia="hu-HU"/>
+        </w:rPr>
+      </w:pPr>
+      <w:r>
+        <w:rPr>
+          <w:rFonts w:ascii="Times New Roman" w:eastAsia="Times New Roman" w:hAnsi="Symbol" w:cs="Times New Roman"/>
+          <w:sz w:val="24"/>
+          <w:szCs w:val="24"/>
+          <w:lang w:eastAsia="hu-HU"/>
+        </w:rPr>
+        <w:t></w:t>
+      </w:r>
+      <w:r>
+        <w:rPr>
+          <w:rFonts w:ascii="Times New Roman" w:eastAsia="Times New Roman" w:hAnsi="Times New Roman" w:cs="Times New Roman"/>
+          <w:sz w:val="24"/>
+          <w:szCs w:val="24"/>
+          <w:lang w:eastAsia="hu-HU"/>
+        </w:rPr>
+        <w:t xml:space="preserve">  megadja, milyen célból szeretne matekórát </w:t>
+      </w:r>
+    </w:p>
+    <w:p>
+      <w:pPr>
+        <w:pStyle w:val="Listaszerbekezds"/>
+        <w:spacing w:after="0" w:line="240" w:lineRule="auto"/>
+        <w:rPr>
+          <w:rFonts w:ascii="Times New Roman" w:eastAsia="Times New Roman" w:hAnsi="Times New Roman" w:cs="Times New Roman"/>
+          <w:sz w:val="24"/>
+          <w:szCs w:val="24"/>
+          <w:lang w:eastAsia="hu-HU"/>
+        </w:rPr>
+      </w:pPr>
+      <w:r>
+        <w:rPr>
+          <w:rFonts w:ascii="Times New Roman" w:eastAsia="Times New Roman" w:hAnsi="Symbol" w:cs="Times New Roman"/>
+          <w:sz w:val="24"/>
+          <w:szCs w:val="24"/>
+          <w:lang w:eastAsia="hu-HU"/>
+        </w:rPr>
+        <w:t></w:t>
+      </w:r>
+      <w:r>
+        <w:rPr>
+          <w:rFonts w:ascii="Times New Roman" w:eastAsia="Times New Roman" w:hAnsi="Times New Roman" w:cs="Times New Roman"/>
+          <w:sz w:val="24"/>
+          <w:szCs w:val="24"/>
+          <w:lang w:eastAsia="hu-HU"/>
+        </w:rPr>
+        <w:t xml:space="preserve">  időpontot foglal </w:t>
+      </w:r>
+    </w:p>
+    <w:p>
+      <w:pPr>
+        <w:pStyle w:val="Listaszerbekezds"/>
+        <w:spacing w:before="120" w:after="120" w:line="240" w:lineRule="auto"/>
+        <w:jc w:val="both"/>
+        <w:rPr>
+          <w:rFonts w:ascii="Times New Roman" w:eastAsia="Times New Roman" w:hAnsi="Times New Roman" w:cs="Times New Roman"/>
+          <w:sz w:val="24"/>
+          <w:szCs w:val="24"/>
+          <w:lang w:eastAsia="hu-HU"/>
+        </w:rPr>
+      </w:pPr>
+      <w:r>
+        <w:rPr>
+          <w:rFonts w:ascii="Times New Roman" w:eastAsia="Times New Roman" w:hAnsi="Symbol" w:cs="Times New Roman"/>
+          <w:sz w:val="24"/>
+          <w:szCs w:val="24"/>
+          <w:lang w:eastAsia="hu-HU"/>
+        </w:rPr>
+        <w:t></w:t>
+      </w:r>
+      <w:r>
+        <w:rPr>
+          <w:rFonts w:ascii="Times New Roman" w:eastAsia="Times New Roman" w:hAnsi="Times New Roman" w:cs="Times New Roman"/>
+          <w:sz w:val="24"/>
+          <w:szCs w:val="24"/>
+          <w:lang w:eastAsia="hu-HU"/>
+        </w:rPr>
+        <w:t xml:space="preserve">  időpontot lemondhat</w:t>
+      </w:r>
+    </w:p>
+    <w:p>
+      <w:pPr>
+        <w:pStyle w:val="Listaszerbekezds"/>
+        <w:spacing w:before="120" w:after="120" w:line="240" w:lineRule="auto"/>
+        <w:jc w:val="both"/>
+        <w:rPr>
+          <w:rFonts w:ascii="Times New Roman" w:eastAsia="Times New Roman" w:hAnsi="Times New Roman" w:cs="Times New Roman"/>
+          <w:sz w:val="24"/>
+          <w:szCs w:val="24"/>
+          <w:lang w:eastAsia="hu-HU"/>
+        </w:rPr>
+      </w:pPr>
+    </w:p>
+    <w:p>
+      <w:pPr>
+        <w:pStyle w:val="Listaszerbekezds"/>
+        <w:numPr>
+          <w:ilvl w:val="0"/>
+          <w:numId w:val="20"/>
+        </w:numPr>
+        <w:spacing w:before="120" w:after="120" w:line="240" w:lineRule="auto"/>
+        <w:jc w:val="both"/>
+        <w:rPr>
+          <w:b/>
+          <w:sz w:val="24"/>
+          <w:szCs w:val="24"/>
+        </w:rPr>
+      </w:pPr>
+      <w:r>
+        <w:rPr>
+          <w:b/>
+          <w:sz w:val="24"/>
+          <w:szCs w:val="24"/>
+        </w:rPr>
+        <w:t>Tanár:</w:t>
+      </w:r>
+    </w:p>
+    <w:p>
+      <w:pPr>
+        <w:pStyle w:val="Listaszerbekezds"/>
+        <w:spacing w:after="0" w:line="240" w:lineRule="auto"/>
+        <w:rPr>
+          <w:rFonts w:ascii="Times New Roman" w:eastAsia="Times New Roman" w:hAnsi="Times New Roman" w:cs="Times New Roman"/>
+          <w:sz w:val="24"/>
+          <w:szCs w:val="24"/>
+          <w:lang w:eastAsia="hu-HU"/>
+        </w:rPr>
+      </w:pPr>
+      <w:r>
+        <w:rPr>
+          <w:rFonts w:ascii="Times New Roman" w:eastAsia="Times New Roman" w:hAnsi="Symbol" w:cs="Times New Roman"/>
+          <w:sz w:val="24"/>
+          <w:szCs w:val="24"/>
+          <w:lang w:eastAsia="hu-HU"/>
+        </w:rPr>
+        <w:t></w:t>
+      </w:r>
+      <w:r>
+        <w:rPr>
+          <w:rFonts w:ascii="Times New Roman" w:eastAsia="Times New Roman" w:hAnsi="Times New Roman" w:cs="Times New Roman"/>
+          <w:sz w:val="24"/>
+          <w:szCs w:val="24"/>
+          <w:lang w:eastAsia="hu-HU"/>
+        </w:rPr>
+        <w:t xml:space="preserve">  </w:t>
+      </w:r>
+      <w:r>
+        <w:rPr>
+          <w:rFonts w:ascii="Times New Roman" w:eastAsia="Times New Roman" w:hAnsi="Times New Roman" w:cs="Times New Roman"/>
+          <w:sz w:val="24"/>
+          <w:szCs w:val="24"/>
+          <w:lang w:eastAsia="hu-HU"/>
+        </w:rPr>
+        <w:t>meg</w:t>
+      </w:r>
+      <w:bookmarkStart w:id="0" w:name="_GoBack"/>
+      <w:bookmarkEnd w:id="0"/>
+      <w:r>
+        <w:rPr>
+          <w:rFonts w:ascii="Times New Roman" w:eastAsia="Times New Roman" w:hAnsi="Times New Roman" w:cs="Times New Roman"/>
+          <w:sz w:val="24"/>
+          <w:szCs w:val="24"/>
+          <w:lang w:eastAsia="hu-HU"/>
+        </w:rPr>
+        <w:t>adj</w:t>
+      </w:r>
+      <w:r>
+        <w:rPr>
+          <w:rFonts w:ascii="Times New Roman" w:eastAsia="Times New Roman" w:hAnsi="Times New Roman" w:cs="Times New Roman"/>
+          <w:sz w:val="24"/>
+          <w:szCs w:val="24"/>
+          <w:lang w:eastAsia="hu-HU"/>
+        </w:rPr>
+        <w:t xml:space="preserve">a a foglalható időpontokat </w:t>
+      </w:r>
+    </w:p>
+    <w:p>
+      <w:pPr>
+        <w:pStyle w:val="Listaszerbekezds"/>
+        <w:spacing w:after="0" w:line="240" w:lineRule="auto"/>
+        <w:rPr>
+          <w:rFonts w:ascii="Times New Roman" w:eastAsia="Times New Roman" w:hAnsi="Times New Roman" w:cs="Times New Roman"/>
+          <w:sz w:val="24"/>
+          <w:szCs w:val="24"/>
+          <w:lang w:eastAsia="hu-HU"/>
+        </w:rPr>
+      </w:pPr>
+      <w:r>
+        <w:rPr>
+          <w:rFonts w:ascii="Times New Roman" w:eastAsia="Times New Roman" w:hAnsi="Symbol" w:cs="Times New Roman"/>
+          <w:sz w:val="24"/>
+          <w:szCs w:val="24"/>
+          <w:lang w:eastAsia="hu-HU"/>
+        </w:rPr>
+        <w:t></w:t>
+      </w:r>
+      <w:r>
+        <w:rPr>
+          <w:rFonts w:ascii="Times New Roman" w:eastAsia="Times New Roman" w:hAnsi="Times New Roman" w:cs="Times New Roman"/>
+          <w:sz w:val="24"/>
+          <w:szCs w:val="24"/>
+          <w:lang w:eastAsia="hu-HU"/>
+        </w:rPr>
+        <w:t xml:space="preserve">  módosíthatja azokat </w:t>
+      </w:r>
+    </w:p>
+    <w:p>
+      <w:pPr>
+        <w:pStyle w:val="Listaszerbekezds"/>
+        <w:spacing w:after="0" w:line="240" w:lineRule="auto"/>
+        <w:rPr>
+          <w:rFonts w:ascii="Times New Roman" w:eastAsia="Times New Roman" w:hAnsi="Times New Roman" w:cs="Times New Roman"/>
+          <w:sz w:val="24"/>
+          <w:szCs w:val="24"/>
+          <w:lang w:eastAsia="hu-HU"/>
+        </w:rPr>
+      </w:pPr>
+      <w:r>
+        <w:rPr>
+          <w:rFonts w:ascii="Times New Roman" w:eastAsia="Times New Roman" w:hAnsi="Symbol" w:cs="Times New Roman"/>
+          <w:sz w:val="24"/>
+          <w:szCs w:val="24"/>
+          <w:lang w:eastAsia="hu-HU"/>
+        </w:rPr>
+        <w:t></w:t>
+      </w:r>
+      <w:r>
+        <w:rPr>
+          <w:rFonts w:ascii="Times New Roman" w:eastAsia="Times New Roman" w:hAnsi="Times New Roman" w:cs="Times New Roman"/>
+          <w:sz w:val="24"/>
+          <w:szCs w:val="24"/>
+          <w:lang w:eastAsia="hu-HU"/>
+        </w:rPr>
+        <w:t xml:space="preserve">  látja a foglalásokat </w:t>
+      </w:r>
+    </w:p>
+    <w:p>
+      <w:pPr>
+        <w:pStyle w:val="Listaszerbekezds"/>
+        <w:spacing w:before="120" w:after="120" w:line="240" w:lineRule="auto"/>
+        <w:jc w:val="both"/>
+        <w:rPr>
+          <w:sz w:val="24"/>
+          <w:szCs w:val="24"/>
+        </w:rPr>
+      </w:pPr>
+      <w:r>
+        <w:rPr>
+          <w:rFonts w:ascii="Times New Roman" w:eastAsia="Times New Roman" w:hAnsi="Symbol" w:cs="Times New Roman"/>
+          <w:sz w:val="24"/>
+          <w:szCs w:val="24"/>
+          <w:lang w:eastAsia="hu-HU"/>
+        </w:rPr>
+        <w:t></w:t>
+      </w:r>
+      <w:r>
+        <w:rPr>
+          <w:rFonts w:ascii="Times New Roman" w:eastAsia="Times New Roman" w:hAnsi="Times New Roman" w:cs="Times New Roman"/>
+          <w:sz w:val="24"/>
+          <w:szCs w:val="24"/>
+          <w:lang w:eastAsia="hu-HU"/>
+        </w:rPr>
+        <w:t xml:space="preserve">  kezeli a lemondásokat</w:t>
+      </w:r>
+    </w:p>
+    <w:p>
+      <w:pPr>
+        <w:pStyle w:val="Listaszerbekezds"/>
+        <w:spacing w:before="120" w:after="120" w:line="240" w:lineRule="auto"/>
+        <w:jc w:val="both"/>
+        <w:rPr>
+          <w:sz w:val="24"/>
+          <w:szCs w:val="24"/>
+        </w:rPr>
+      </w:pPr>
     </w:p>
     <w:sectPr>
       <w:pgSz w:w="11906" w:h="16838"/>
@@ -2423,6 +2864,119 @@
     </w:lvl>
   </w:abstractNum>
   <w:abstractNum w:abstractNumId="10" w15:restartNumberingAfterBreak="0">
+    <w:nsid w:val="48F77888"/>
+    <w:multiLevelType w:val="hybridMultilevel"/>
+    <w:tmpl w:val="B98A92AC"/>
+    <w:lvl w:ilvl="0" w:tplc="040E0001">
+      <w:start w:val="1"/>
+      <w:numFmt w:val="bullet"/>
+      <w:lvlText w:val=""/>
+      <w:lvlJc w:val="left"/>
+      <w:pPr>
+        <w:ind w:left="1440" w:hanging="360"/>
+      </w:pPr>
+      <w:rPr>
+        <w:rFonts w:ascii="Symbol" w:hAnsi="Symbol" w:hint="default"/>
+      </w:rPr>
+    </w:lvl>
+    <w:lvl w:ilvl="1" w:tplc="040E0003" w:tentative="1">
+      <w:start w:val="1"/>
+      <w:numFmt w:val="bullet"/>
+      <w:lvlText w:val="o"/>
+      <w:lvlJc w:val="left"/>
+      <w:pPr>
+        <w:ind w:left="2160" w:hanging="360"/>
+      </w:pPr>
+      <w:rPr>
+        <w:rFonts w:ascii="Courier New" w:hAnsi="Courier New" w:cs="Courier New" w:hint="default"/>
+      </w:rPr>
+    </w:lvl>
+    <w:lvl w:ilvl="2" w:tplc="040E0005" w:tentative="1">
+      <w:start w:val="1"/>
+      <w:numFmt w:val="bullet"/>
+      <w:lvlText w:val=""/>
+      <w:lvlJc w:val="left"/>
+      <w:pPr>
+        <w:ind w:left="2880" w:hanging="360"/>
+      </w:pPr>
+      <w:rPr>
+        <w:rFonts w:ascii="Wingdings" w:hAnsi="Wingdings" w:hint="default"/>
+      </w:rPr>
+    </w:lvl>
+    <w:lvl w:ilvl="3" w:tplc="040E0001" w:tentative="1">
+      <w:start w:val="1"/>
+      <w:numFmt w:val="bullet"/>
+      <w:lvlText w:val=""/>
+      <w:lvlJc w:val="left"/>
+      <w:pPr>
+        <w:ind w:left="3600" w:hanging="360"/>
+      </w:pPr>
+      <w:rPr>
+        <w:rFonts w:ascii="Symbol" w:hAnsi="Symbol" w:hint="default"/>
+      </w:rPr>
+    </w:lvl>
+    <w:lvl w:ilvl="4" w:tplc="040E0003" w:tentative="1">
+      <w:start w:val="1"/>
+      <w:numFmt w:val="bullet"/>
+      <w:lvlText w:val="o"/>
+      <w:lvlJc w:val="left"/>
+      <w:pPr>
+        <w:ind w:left="4320" w:hanging="360"/>
+      </w:pPr>
+      <w:rPr>
+        <w:rFonts w:ascii="Courier New" w:hAnsi="Courier New" w:cs="Courier New" w:hint="default"/>
+      </w:rPr>
+    </w:lvl>
+    <w:lvl w:ilvl="5" w:tplc="040E0005" w:tentative="1">
+      <w:start w:val="1"/>
+      <w:numFmt w:val="bullet"/>
+      <w:lvlText w:val=""/>
+      <w:lvlJc w:val="left"/>
+      <w:pPr>
+        <w:ind w:left="5040" w:hanging="360"/>
+      </w:pPr>
+      <w:rPr>
+        <w:rFonts w:ascii="Wingdings" w:hAnsi="Wingdings" w:hint="default"/>
+      </w:rPr>
+    </w:lvl>
+    <w:lvl w:ilvl="6" w:tplc="040E0001" w:tentative="1">
+      <w:start w:val="1"/>
+      <w:numFmt w:val="bullet"/>
+      <w:lvlText w:val=""/>
+      <w:lvlJc w:val="left"/>
+      <w:pPr>
+        <w:ind w:left="5760" w:hanging="360"/>
+      </w:pPr>
+      <w:rPr>
+        <w:rFonts w:ascii="Symbol" w:hAnsi="Symbol" w:hint="default"/>
+      </w:rPr>
+    </w:lvl>
+    <w:lvl w:ilvl="7" w:tplc="040E0003" w:tentative="1">
+      <w:start w:val="1"/>
+      <w:numFmt w:val="bullet"/>
+      <w:lvlText w:val="o"/>
+      <w:lvlJc w:val="left"/>
+      <w:pPr>
+        <w:ind w:left="6480" w:hanging="360"/>
+      </w:pPr>
+      <w:rPr>
+        <w:rFonts w:ascii="Courier New" w:hAnsi="Courier New" w:cs="Courier New" w:hint="default"/>
+      </w:rPr>
+    </w:lvl>
+    <w:lvl w:ilvl="8" w:tplc="040E0005" w:tentative="1">
+      <w:start w:val="1"/>
+      <w:numFmt w:val="bullet"/>
+      <w:lvlText w:val=""/>
+      <w:lvlJc w:val="left"/>
+      <w:pPr>
+        <w:ind w:left="7200" w:hanging="360"/>
+      </w:pPr>
+      <w:rPr>
+        <w:rFonts w:ascii="Wingdings" w:hAnsi="Wingdings" w:hint="default"/>
+      </w:rPr>
+    </w:lvl>
+  </w:abstractNum>
+  <w:abstractNum w:abstractNumId="11" w15:restartNumberingAfterBreak="0">
     <w:nsid w:val="50C9628B"/>
     <w:multiLevelType w:val="hybridMultilevel"/>
     <w:tmpl w:val="75C6A8A2"/>
@@ -2536,7 +3090,7 @@
       </w:rPr>
     </w:lvl>
   </w:abstractNum>
-  <w:abstractNum w:abstractNumId="11" w15:restartNumberingAfterBreak="0">
+  <w:abstractNum w:abstractNumId="12" w15:restartNumberingAfterBreak="0">
     <w:nsid w:val="554F7665"/>
     <w:multiLevelType w:val="hybridMultilevel"/>
     <w:tmpl w:val="706E986E"/>
@@ -2651,7 +3205,7 @@
       </w:rPr>
     </w:lvl>
   </w:abstractNum>
-  <w:abstractNum w:abstractNumId="12" w15:restartNumberingAfterBreak="0">
+  <w:abstractNum w:abstractNumId="13" w15:restartNumberingAfterBreak="0">
     <w:nsid w:val="55F5676C"/>
     <w:multiLevelType w:val="hybridMultilevel"/>
     <w:tmpl w:val="E5E29380"/>
@@ -2766,7 +3320,7 @@
       </w:rPr>
     </w:lvl>
   </w:abstractNum>
-  <w:abstractNum w:abstractNumId="13" w15:restartNumberingAfterBreak="0">
+  <w:abstractNum w:abstractNumId="14" w15:restartNumberingAfterBreak="0">
     <w:nsid w:val="633824E8"/>
     <w:multiLevelType w:val="hybridMultilevel"/>
     <w:tmpl w:val="FF168342"/>
@@ -2880,7 +3434,96 @@
       </w:rPr>
     </w:lvl>
   </w:abstractNum>
-  <w:abstractNum w:abstractNumId="14" w15:restartNumberingAfterBreak="0">
+  <w:abstractNum w:abstractNumId="15" w15:restartNumberingAfterBreak="0">
+    <w:nsid w:val="6AF637B9"/>
+    <w:multiLevelType w:val="hybridMultilevel"/>
+    <w:tmpl w:val="69541880"/>
+    <w:lvl w:ilvl="0" w:tplc="4CBC54CE">
+      <w:start w:val="1"/>
+      <w:numFmt w:val="lowerLetter"/>
+      <w:lvlText w:val="%1."/>
+      <w:lvlJc w:val="left"/>
+      <w:pPr>
+        <w:ind w:left="720" w:hanging="360"/>
+      </w:pPr>
+      <w:rPr>
+        <w:b/>
+      </w:rPr>
+    </w:lvl>
+    <w:lvl w:ilvl="1" w:tplc="040E0019" w:tentative="1">
+      <w:start w:val="1"/>
+      <w:numFmt w:val="lowerLetter"/>
+      <w:lvlText w:val="%2."/>
+      <w:lvlJc w:val="left"/>
+      <w:pPr>
+        <w:ind w:left="1440" w:hanging="360"/>
+      </w:pPr>
+    </w:lvl>
+    <w:lvl w:ilvl="2" w:tplc="040E001B" w:tentative="1">
+      <w:start w:val="1"/>
+      <w:numFmt w:val="lowerRoman"/>
+      <w:lvlText w:val="%3."/>
+      <w:lvlJc w:val="right"/>
+      <w:pPr>
+        <w:ind w:left="2160" w:hanging="180"/>
+      </w:pPr>
+    </w:lvl>
+    <w:lvl w:ilvl="3" w:tplc="040E000F" w:tentative="1">
+      <w:start w:val="1"/>
+      <w:numFmt w:val="decimal"/>
+      <w:lvlText w:val="%4."/>
+      <w:lvlJc w:val="left"/>
+      <w:pPr>
+        <w:ind w:left="2880" w:hanging="360"/>
+      </w:pPr>
+    </w:lvl>
+    <w:lvl w:ilvl="4" w:tplc="040E0019" w:tentative="1">
+      <w:start w:val="1"/>
+      <w:numFmt w:val="lowerLetter"/>
+      <w:lvlText w:val="%5."/>
+      <w:lvlJc w:val="left"/>
+      <w:pPr>
+        <w:ind w:left="3600" w:hanging="360"/>
+      </w:pPr>
+    </w:lvl>
+    <w:lvl w:ilvl="5" w:tplc="040E001B" w:tentative="1">
+      <w:start w:val="1"/>
+      <w:numFmt w:val="lowerRoman"/>
+      <w:lvlText w:val="%6."/>
+      <w:lvlJc w:val="right"/>
+      <w:pPr>
+        <w:ind w:left="4320" w:hanging="180"/>
+      </w:pPr>
+    </w:lvl>
+    <w:lvl w:ilvl="6" w:tplc="040E000F" w:tentative="1">
+      <w:start w:val="1"/>
+      <w:numFmt w:val="decimal"/>
+      <w:lvlText w:val="%7."/>
+      <w:lvlJc w:val="left"/>
+      <w:pPr>
+        <w:ind w:left="5040" w:hanging="360"/>
+      </w:pPr>
+    </w:lvl>
+    <w:lvl w:ilvl="7" w:tplc="040E0019" w:tentative="1">
+      <w:start w:val="1"/>
+      <w:numFmt w:val="lowerLetter"/>
+      <w:lvlText w:val="%8."/>
+      <w:lvlJc w:val="left"/>
+      <w:pPr>
+        <w:ind w:left="5760" w:hanging="360"/>
+      </w:pPr>
+    </w:lvl>
+    <w:lvl w:ilvl="8" w:tplc="040E001B" w:tentative="1">
+      <w:start w:val="1"/>
+      <w:numFmt w:val="lowerRoman"/>
+      <w:lvlText w:val="%9."/>
+      <w:lvlJc w:val="right"/>
+      <w:pPr>
+        <w:ind w:left="6480" w:hanging="180"/>
+      </w:pPr>
+    </w:lvl>
+  </w:abstractNum>
+  <w:abstractNum w:abstractNumId="16" w15:restartNumberingAfterBreak="0">
     <w:nsid w:val="733D47D6"/>
     <w:multiLevelType w:val="hybridMultilevel"/>
     <w:tmpl w:val="65CA6E4E"/>
@@ -2994,7 +3637,7 @@
       </w:rPr>
     </w:lvl>
   </w:abstractNum>
-  <w:abstractNum w:abstractNumId="15" w15:restartNumberingAfterBreak="0">
+  <w:abstractNum w:abstractNumId="17" w15:restartNumberingAfterBreak="0">
     <w:nsid w:val="734B599D"/>
     <w:multiLevelType w:val="hybridMultilevel"/>
     <w:tmpl w:val="4E1AC3B6"/>
@@ -3107,7 +3750,7 @@
       </w:rPr>
     </w:lvl>
   </w:abstractNum>
-  <w:abstractNum w:abstractNumId="16" w15:restartNumberingAfterBreak="0">
+  <w:abstractNum w:abstractNumId="18" w15:restartNumberingAfterBreak="0">
     <w:nsid w:val="741C3A0C"/>
     <w:multiLevelType w:val="hybridMultilevel"/>
     <w:tmpl w:val="1BA052D4"/>
@@ -3221,7 +3864,7 @@
       </w:rPr>
     </w:lvl>
   </w:abstractNum>
-  <w:abstractNum w:abstractNumId="17" w15:restartNumberingAfterBreak="0">
+  <w:abstractNum w:abstractNumId="19" w15:restartNumberingAfterBreak="0">
     <w:nsid w:val="7B455D58"/>
     <w:multiLevelType w:val="hybridMultilevel"/>
     <w:tmpl w:val="D68E86C0"/>
@@ -3312,7 +3955,7 @@
       </w:pPr>
     </w:lvl>
   </w:abstractNum>
-  <w:abstractNum w:abstractNumId="18" w15:restartNumberingAfterBreak="0">
+  <w:abstractNum w:abstractNumId="20" w15:restartNumberingAfterBreak="0">
     <w:nsid w:val="7CA34E76"/>
     <w:multiLevelType w:val="hybridMultilevel"/>
     <w:tmpl w:val="ABFEDC6C"/>
@@ -3428,7 +4071,7 @@
     </w:lvl>
   </w:abstractNum>
   <w:num w:numId="1">
-    <w:abstractNumId w:val="13"/>
+    <w:abstractNumId w:val="14"/>
   </w:num>
   <w:num w:numId="2">
     <w:abstractNumId w:val="6"/>
@@ -3437,7 +4080,7 @@
     <w:abstractNumId w:val="0"/>
   </w:num>
   <w:num w:numId="4">
-    <w:abstractNumId w:val="10"/>
+    <w:abstractNumId w:val="11"/>
   </w:num>
   <w:num w:numId="5">
     <w:abstractNumId w:val="1"/>
@@ -3446,10 +4089,10 @@
     <w:abstractNumId w:val="3"/>
   </w:num>
   <w:num w:numId="7">
-    <w:abstractNumId w:val="16"/>
+    <w:abstractNumId w:val="18"/>
   </w:num>
   <w:num w:numId="8">
-    <w:abstractNumId w:val="14"/>
+    <w:abstractNumId w:val="16"/>
   </w:num>
   <w:num w:numId="9">
     <w:abstractNumId w:val="2"/>
@@ -3461,28 +4104,34 @@
     <w:abstractNumId w:val="5"/>
   </w:num>
   <w:num w:numId="12">
-    <w:abstractNumId w:val="17"/>
+    <w:abstractNumId w:val="19"/>
   </w:num>
   <w:num w:numId="13">
-    <w:abstractNumId w:val="12"/>
+    <w:abstractNumId w:val="13"/>
   </w:num>
   <w:num w:numId="14">
-    <w:abstractNumId w:val="11"/>
+    <w:abstractNumId w:val="12"/>
   </w:num>
   <w:num w:numId="15">
     <w:abstractNumId w:val="7"/>
   </w:num>
   <w:num w:numId="16">
-    <w:abstractNumId w:val="15"/>
+    <w:abstractNumId w:val="17"/>
   </w:num>
   <w:num w:numId="17">
     <w:abstractNumId w:val="9"/>
   </w:num>
   <w:num w:numId="18">
-    <w:abstractNumId w:val="18"/>
+    <w:abstractNumId w:val="20"/>
   </w:num>
   <w:num w:numId="19">
     <w:abstractNumId w:val="8"/>
+  </w:num>
+  <w:num w:numId="20">
+    <w:abstractNumId w:val="15"/>
+  </w:num>
+  <w:num w:numId="21">
+    <w:abstractNumId w:val="10"/>
   </w:num>
 </w:numbering>
 </file>

--- a/tervezési dokumentumok/dokumentáció.docx
+++ b/tervezési dokumentumok/dokumentáció.docx
@@ -7,6 +7,7 @@
         <w:spacing w:before="120" w:after="120" w:line="240" w:lineRule="auto"/>
         <w:jc w:val="center"/>
         <w:rPr>
+          <w:rFonts w:ascii="Arial" w:hAnsi="Arial" w:cs="Arial"/>
           <w:b/>
           <w:sz w:val="40"/>
           <w:szCs w:val="40"/>
@@ -14,34 +15,40 @@
       </w:pPr>
       <w:r>
         <w:rPr>
+          <w:rFonts w:ascii="Arial" w:hAnsi="Arial" w:cs="Arial"/>
           <w:b/>
           <w:sz w:val="40"/>
           <w:szCs w:val="40"/>
         </w:rPr>
-        <w:t>Fejleszd a matematikai tudásodat magánórákkal</w:t>
-      </w:r>
-    </w:p>
-    <w:p>
-      <w:pPr>
-        <w:spacing w:before="120" w:after="120" w:line="240" w:lineRule="auto"/>
-        <w:jc w:val="both"/>
-        <w:rPr>
-          <w:sz w:val="24"/>
-          <w:szCs w:val="24"/>
-        </w:rPr>
-      </w:pPr>
-    </w:p>
-    <w:p>
-      <w:pPr>
-        <w:spacing w:before="120" w:after="120" w:line="240" w:lineRule="auto"/>
-        <w:jc w:val="both"/>
-        <w:rPr>
-          <w:sz w:val="24"/>
-          <w:szCs w:val="24"/>
-        </w:rPr>
-      </w:pPr>
-      <w:r>
-        <w:rPr>
+        <w:t>Weboldal magánórák szervezéséhez</w:t>
+      </w:r>
+    </w:p>
+    <w:p>
+      <w:pPr>
+        <w:spacing w:before="120" w:after="120" w:line="240" w:lineRule="auto"/>
+        <w:jc w:val="both"/>
+        <w:rPr>
+          <w:rFonts w:ascii="Arial" w:hAnsi="Arial" w:cs="Arial"/>
+          <w:sz w:val="24"/>
+          <w:szCs w:val="24"/>
+        </w:rPr>
+      </w:pPr>
+      <w:bookmarkStart w:id="0" w:name="_GoBack"/>
+      <w:bookmarkEnd w:id="0"/>
+    </w:p>
+    <w:p>
+      <w:pPr>
+        <w:spacing w:before="120" w:after="120" w:line="240" w:lineRule="auto"/>
+        <w:jc w:val="both"/>
+        <w:rPr>
+          <w:rFonts w:ascii="Arial" w:hAnsi="Arial" w:cs="Arial"/>
+          <w:sz w:val="24"/>
+          <w:szCs w:val="24"/>
+        </w:rPr>
+      </w:pPr>
+      <w:r>
+        <w:rPr>
+          <w:rFonts w:ascii="Arial" w:hAnsi="Arial" w:cs="Arial"/>
           <w:b/>
           <w:bCs/>
           <w:sz w:val="28"/>
@@ -55,40 +62,125 @@
         <w:spacing w:before="120" w:after="120" w:line="240" w:lineRule="auto"/>
         <w:jc w:val="both"/>
         <w:rPr>
-          <w:sz w:val="24"/>
-          <w:szCs w:val="24"/>
-        </w:rPr>
-      </w:pPr>
-      <w:r>
-        <w:rPr>
-          <w:sz w:val="24"/>
-          <w:szCs w:val="24"/>
-        </w:rPr>
-        <w:t>A projekt lehetőséget nyújt nyomon követni tanár és diák szemszögéből matematikából vállalt magánórákat</w:t>
-      </w:r>
-      <w:r>
-        <w:rPr>
-          <w:sz w:val="24"/>
-          <w:szCs w:val="24"/>
-        </w:rPr>
-        <w:t>. A diák jelentkezni tud matematikából magánórára, közölve azt, hogy miért van szüksége rá (pl. emelt szint, érettségi, továbbtanulás), továbbá elmondhatja, milyen formátumban jó neki az óra (online/jelenléti). A tanárok pedig naptár segítségével látják, mikor van időpont, illetve lemondta-e valaki az időpontot.</w:t>
-      </w:r>
-    </w:p>
-    <w:p>
-      <w:pPr>
-        <w:spacing w:before="120" w:after="120" w:line="240" w:lineRule="auto"/>
-        <w:jc w:val="both"/>
-        <w:rPr>
-          <w:sz w:val="24"/>
-          <w:szCs w:val="24"/>
-        </w:rPr>
-      </w:pPr>
-    </w:p>
-    <w:p>
-      <w:pPr>
-        <w:spacing w:before="120" w:after="120" w:line="240" w:lineRule="auto"/>
-        <w:jc w:val="both"/>
-        <w:rPr>
+          <w:rFonts w:ascii="Arial" w:hAnsi="Arial" w:cs="Arial"/>
+          <w:sz w:val="24"/>
+          <w:szCs w:val="24"/>
+        </w:rPr>
+      </w:pPr>
+      <w:r>
+        <w:rPr>
+          <w:rFonts w:ascii="Arial" w:hAnsi="Arial" w:cs="Arial"/>
+          <w:sz w:val="24"/>
+          <w:szCs w:val="24"/>
+        </w:rPr>
+        <w:t xml:space="preserve">A </w:t>
+      </w:r>
+      <w:r>
+        <w:rPr>
+          <w:rFonts w:ascii="Arial" w:hAnsi="Arial" w:cs="Arial"/>
+          <w:sz w:val="24"/>
+          <w:szCs w:val="24"/>
+        </w:rPr>
+        <w:t>célunk egy weboldal készítése, amely</w:t>
+      </w:r>
+      <w:r>
+        <w:rPr>
+          <w:rFonts w:ascii="Arial" w:hAnsi="Arial" w:cs="Arial"/>
+          <w:sz w:val="24"/>
+          <w:szCs w:val="24"/>
+        </w:rPr>
+        <w:t xml:space="preserve"> </w:t>
+      </w:r>
+      <w:r>
+        <w:rPr>
+          <w:rFonts w:ascii="Arial" w:hAnsi="Arial" w:cs="Arial"/>
+          <w:sz w:val="24"/>
+          <w:szCs w:val="24"/>
+        </w:rPr>
+        <w:t>lehetőséget nyújt a matematikából vállalt magánórák nyomon kö</w:t>
+      </w:r>
+      <w:r>
+        <w:rPr>
+          <w:rFonts w:ascii="Arial" w:hAnsi="Arial" w:cs="Arial"/>
+          <w:sz w:val="24"/>
+          <w:szCs w:val="24"/>
+        </w:rPr>
+        <w:t>vetésére tanári és diákoldalról</w:t>
+      </w:r>
+      <w:r>
+        <w:rPr>
+          <w:rFonts w:ascii="Arial" w:hAnsi="Arial" w:cs="Arial"/>
+          <w:sz w:val="24"/>
+          <w:szCs w:val="24"/>
+        </w:rPr>
+        <w:t xml:space="preserve">. </w:t>
+      </w:r>
+      <w:r>
+        <w:rPr>
+          <w:rFonts w:ascii="Arial" w:hAnsi="Arial" w:cs="Arial"/>
+          <w:sz w:val="24"/>
+          <w:szCs w:val="24"/>
+        </w:rPr>
+        <w:t>Egy</w:t>
+      </w:r>
+      <w:r>
+        <w:rPr>
+          <w:rFonts w:ascii="Arial" w:hAnsi="Arial" w:cs="Arial"/>
+          <w:sz w:val="24"/>
+          <w:szCs w:val="24"/>
+        </w:rPr>
+        <w:t xml:space="preserve"> diák jelentkezni tud matematikából magánórára, </w:t>
+      </w:r>
+      <w:r>
+        <w:rPr>
+          <w:rFonts w:ascii="Arial" w:hAnsi="Arial" w:cs="Arial"/>
+          <w:sz w:val="24"/>
+          <w:szCs w:val="24"/>
+        </w:rPr>
+        <w:t>megadva</w:t>
+      </w:r>
+      <w:r>
+        <w:rPr>
+          <w:rFonts w:ascii="Arial" w:hAnsi="Arial" w:cs="Arial"/>
+          <w:sz w:val="24"/>
+          <w:szCs w:val="24"/>
+        </w:rPr>
+        <w:t xml:space="preserve"> azt, hogy miért van szüksége </w:t>
+      </w:r>
+      <w:r>
+        <w:rPr>
+          <w:rFonts w:ascii="Arial" w:hAnsi="Arial" w:cs="Arial"/>
+          <w:sz w:val="24"/>
+          <w:szCs w:val="24"/>
+        </w:rPr>
+        <w:t>magánórákra</w:t>
+      </w:r>
+      <w:r>
+        <w:rPr>
+          <w:rFonts w:ascii="Arial" w:hAnsi="Arial" w:cs="Arial"/>
+          <w:sz w:val="24"/>
+          <w:szCs w:val="24"/>
+        </w:rPr>
+        <w:t xml:space="preserve"> (pl. emelt szint, érettségi, továbbtanulás), továbbá elmondhatja, milyen formátumban jó neki az óra (online/jelenléti). A tanárok pedig naptár segítségével látják, mikor van időpont, illetve lemondta-e valaki az időpontot.</w:t>
+      </w:r>
+    </w:p>
+    <w:p>
+      <w:pPr>
+        <w:spacing w:before="120" w:after="120" w:line="240" w:lineRule="auto"/>
+        <w:jc w:val="both"/>
+        <w:rPr>
+          <w:rFonts w:ascii="Arial" w:hAnsi="Arial" w:cs="Arial"/>
+          <w:sz w:val="24"/>
+          <w:szCs w:val="24"/>
+        </w:rPr>
+      </w:pPr>
+    </w:p>
+    <w:p>
+      <w:pPr>
+        <w:spacing w:before="120" w:after="120" w:line="240" w:lineRule="auto"/>
+        <w:jc w:val="both"/>
+        <w:rPr>
+          <w:rFonts w:ascii="Arial" w:hAnsi="Arial" w:cs="Arial"/>
           <w:b/>
           <w:sz w:val="28"/>
           <w:szCs w:val="28"/>
@@ -96,18 +188,40 @@
       </w:pPr>
       <w:r>
         <w:rPr>
+          <w:rFonts w:ascii="Arial" w:hAnsi="Arial" w:cs="Arial"/>
           <w:b/>
           <w:sz w:val="28"/>
           <w:szCs w:val="28"/>
         </w:rPr>
-        <w:t>A projekt funkciói</w:t>
-      </w:r>
-    </w:p>
-    <w:p>
-      <w:pPr>
-        <w:spacing w:before="120" w:after="120" w:line="240" w:lineRule="auto"/>
-        <w:jc w:val="both"/>
-        <w:rPr>
+        <w:t>Az oldal</w:t>
+      </w:r>
+      <w:r>
+        <w:rPr>
+          <w:rFonts w:ascii="Arial" w:hAnsi="Arial" w:cs="Arial"/>
+          <w:b/>
+          <w:sz w:val="28"/>
+          <w:szCs w:val="28"/>
+        </w:rPr>
+        <w:t xml:space="preserve"> </w:t>
+      </w:r>
+      <w:proofErr w:type="gramStart"/>
+      <w:r>
+        <w:rPr>
+          <w:rFonts w:ascii="Arial" w:hAnsi="Arial" w:cs="Arial"/>
+          <w:b/>
+          <w:sz w:val="28"/>
+          <w:szCs w:val="28"/>
+        </w:rPr>
+        <w:t>funkciói</w:t>
+      </w:r>
+      <w:proofErr w:type="gramEnd"/>
+    </w:p>
+    <w:p>
+      <w:pPr>
+        <w:spacing w:before="120" w:after="120" w:line="240" w:lineRule="auto"/>
+        <w:jc w:val="both"/>
+        <w:rPr>
+          <w:rFonts w:ascii="Arial" w:hAnsi="Arial" w:cs="Arial"/>
           <w:sz w:val="24"/>
           <w:szCs w:val="24"/>
         </w:rPr>
@@ -123,58 +237,27 @@
         <w:spacing w:before="120" w:after="120" w:line="240" w:lineRule="auto"/>
         <w:jc w:val="both"/>
         <w:rPr>
-          <w:sz w:val="24"/>
-          <w:szCs w:val="24"/>
-        </w:rPr>
-      </w:pPr>
-      <w:r>
-        <w:rPr>
-          <w:sz w:val="24"/>
-          <w:szCs w:val="24"/>
-        </w:rPr>
-        <w:t>A projekt l</w:t>
-      </w:r>
-      <w:r>
-        <w:rPr>
-          <w:sz w:val="24"/>
-          <w:szCs w:val="24"/>
-        </w:rPr>
-        <w:t>ehet</w:t>
-      </w:r>
-      <w:r>
-        <w:rPr>
-          <w:sz w:val="24"/>
-          <w:szCs w:val="24"/>
-        </w:rPr>
-        <w:t xml:space="preserve">ővé teszi </w:t>
-      </w:r>
-      <w:r>
-        <w:rPr>
-          <w:sz w:val="24"/>
-          <w:szCs w:val="24"/>
-        </w:rPr>
-        <w:t>az</w:t>
-      </w:r>
-      <w:r>
-        <w:rPr>
-          <w:sz w:val="24"/>
-          <w:szCs w:val="24"/>
-        </w:rPr>
-        <w:t xml:space="preserve"> órák időpontjának és mennyiségének a követés</w:t>
-      </w:r>
-      <w:r>
-        <w:rPr>
-          <w:sz w:val="24"/>
-          <w:szCs w:val="24"/>
-        </w:rPr>
-        <w:t>ét.</w:t>
-      </w:r>
-    </w:p>
-    <w:p>
-      <w:pPr>
-        <w:spacing w:before="120" w:after="120" w:line="240" w:lineRule="auto"/>
-        <w:jc w:val="both"/>
-        <w:rPr>
+          <w:rFonts w:ascii="Arial" w:hAnsi="Arial" w:cs="Arial"/>
+          <w:sz w:val="24"/>
+          <w:szCs w:val="24"/>
+        </w:rPr>
+      </w:pPr>
+      <w:r>
+        <w:rPr>
+          <w:rFonts w:ascii="Arial" w:hAnsi="Arial" w:cs="Arial"/>
+          <w:sz w:val="24"/>
+          <w:szCs w:val="24"/>
+        </w:rPr>
+        <w:t>A projekt lehetővé teszi az órák időpontjának és számának nyomon követését.</w:t>
+      </w:r>
+    </w:p>
+    <w:p>
+      <w:pPr>
+        <w:pStyle w:val="Listaszerbekezds"/>
+        <w:spacing w:before="120" w:after="120" w:line="240" w:lineRule="auto"/>
+        <w:jc w:val="both"/>
+        <w:rPr>
+          <w:rFonts w:ascii="Arial" w:hAnsi="Arial" w:cs="Arial"/>
           <w:sz w:val="24"/>
           <w:szCs w:val="24"/>
         </w:rPr>
@@ -190,12 +273,14 @@
         <w:spacing w:before="120" w:after="120" w:line="240" w:lineRule="auto"/>
         <w:jc w:val="both"/>
         <w:rPr>
-          <w:sz w:val="24"/>
-          <w:szCs w:val="24"/>
-        </w:rPr>
-      </w:pPr>
-      <w:r>
-        <w:rPr>
+          <w:rFonts w:ascii="Arial" w:hAnsi="Arial" w:cs="Arial"/>
+          <w:sz w:val="24"/>
+          <w:szCs w:val="24"/>
+        </w:rPr>
+      </w:pPr>
+      <w:r>
+        <w:rPr>
+          <w:rFonts w:ascii="Arial" w:hAnsi="Arial" w:cs="Arial"/>
           <w:sz w:val="24"/>
           <w:szCs w:val="24"/>
         </w:rPr>
@@ -213,12 +298,14 @@
         <w:ind w:left="1134"/>
         <w:jc w:val="both"/>
         <w:rPr>
-          <w:sz w:val="24"/>
-          <w:szCs w:val="24"/>
-        </w:rPr>
-      </w:pPr>
-      <w:r>
-        <w:rPr>
+          <w:rFonts w:ascii="Arial" w:hAnsi="Arial" w:cs="Arial"/>
+          <w:sz w:val="24"/>
+          <w:szCs w:val="24"/>
+        </w:rPr>
+      </w:pPr>
+      <w:r>
+        <w:rPr>
+          <w:rFonts w:ascii="Arial" w:hAnsi="Arial" w:cs="Arial"/>
           <w:sz w:val="24"/>
           <w:szCs w:val="24"/>
         </w:rPr>
@@ -226,6 +313,7 @@
       </w:r>
       <w:r>
         <w:rPr>
+          <w:rFonts w:ascii="Arial" w:hAnsi="Arial" w:cs="Arial"/>
           <w:sz w:val="24"/>
           <w:szCs w:val="24"/>
         </w:rPr>
@@ -243,37 +331,27 @@
         <w:ind w:left="1134"/>
         <w:jc w:val="both"/>
         <w:rPr>
-          <w:sz w:val="24"/>
-          <w:szCs w:val="24"/>
-        </w:rPr>
-      </w:pPr>
-      <w:r>
-        <w:rPr>
-          <w:sz w:val="24"/>
-          <w:szCs w:val="24"/>
-        </w:rPr>
-        <w:t xml:space="preserve">ha </w:t>
-      </w:r>
-      <w:r>
-        <w:rPr>
-          <w:sz w:val="24"/>
-          <w:szCs w:val="24"/>
-        </w:rPr>
-        <w:t>lemondanak egy időpontot</w:t>
-      </w:r>
-      <w:r>
-        <w:rPr>
-          <w:sz w:val="24"/>
-          <w:szCs w:val="24"/>
-        </w:rPr>
-        <w:t>, magától szabaddá válik (foglalható)</w:t>
-      </w:r>
-    </w:p>
-    <w:p>
-      <w:pPr>
-        <w:spacing w:before="120" w:after="120" w:line="240" w:lineRule="auto"/>
-        <w:jc w:val="both"/>
-        <w:rPr>
+          <w:rFonts w:ascii="Arial" w:hAnsi="Arial" w:cs="Arial"/>
+          <w:sz w:val="24"/>
+          <w:szCs w:val="24"/>
+        </w:rPr>
+      </w:pPr>
+      <w:r>
+        <w:rPr>
+          <w:rFonts w:ascii="Arial" w:hAnsi="Arial" w:cs="Arial"/>
+          <w:sz w:val="24"/>
+          <w:szCs w:val="24"/>
+        </w:rPr>
+        <w:t>Ha egy lefoglalt órát lemondanak, az időpont ismét szabaddá válik.</w:t>
+      </w:r>
+    </w:p>
+    <w:p>
+      <w:pPr>
+        <w:pStyle w:val="Listaszerbekezds"/>
+        <w:spacing w:before="120" w:after="120" w:line="240" w:lineRule="auto"/>
+        <w:jc w:val="both"/>
+        <w:rPr>
+          <w:rFonts w:ascii="Arial" w:hAnsi="Arial" w:cs="Arial"/>
           <w:sz w:val="24"/>
           <w:szCs w:val="24"/>
         </w:rPr>
@@ -289,12 +367,14 @@
         <w:spacing w:before="120" w:after="120" w:line="240" w:lineRule="auto"/>
         <w:jc w:val="both"/>
         <w:rPr>
-          <w:sz w:val="24"/>
-          <w:szCs w:val="24"/>
-        </w:rPr>
-      </w:pPr>
-      <w:r>
-        <w:rPr>
+          <w:rFonts w:ascii="Arial" w:hAnsi="Arial" w:cs="Arial"/>
+          <w:sz w:val="24"/>
+          <w:szCs w:val="24"/>
+        </w:rPr>
+      </w:pPr>
+      <w:r>
+        <w:rPr>
+          <w:rFonts w:ascii="Arial" w:hAnsi="Arial" w:cs="Arial"/>
           <w:sz w:val="24"/>
           <w:szCs w:val="24"/>
         </w:rPr>
@@ -306,57 +386,33 @@
         <w:pStyle w:val="Listaszerbekezds"/>
         <w:numPr>
           <w:ilvl w:val="0"/>
-          <w:numId w:val="8"/>
+          <w:numId w:val="23"/>
         </w:numPr>
         <w:spacing w:before="120" w:after="120" w:line="240" w:lineRule="auto"/>
-        <w:ind w:left="1134"/>
-        <w:jc w:val="both"/>
-        <w:rPr>
-          <w:sz w:val="24"/>
-          <w:szCs w:val="24"/>
-        </w:rPr>
-      </w:pPr>
-      <w:r>
-        <w:rPr>
-          <w:sz w:val="24"/>
-          <w:szCs w:val="24"/>
-        </w:rPr>
-        <w:t>Azok</w:t>
-      </w:r>
-      <w:r>
-        <w:rPr>
-          <w:sz w:val="24"/>
-          <w:szCs w:val="24"/>
-        </w:rPr>
-        <w:t xml:space="preserve"> az emberek</w:t>
-      </w:r>
-      <w:r>
-        <w:rPr>
-          <w:sz w:val="24"/>
-          <w:szCs w:val="24"/>
-        </w:rPr>
-        <w:t xml:space="preserve"> lát</w:t>
-      </w:r>
-      <w:r>
-        <w:rPr>
-          <w:sz w:val="24"/>
-          <w:szCs w:val="24"/>
-        </w:rPr>
-        <w:t>hat</w:t>
-      </w:r>
-      <w:r>
-        <w:rPr>
-          <w:sz w:val="24"/>
-          <w:szCs w:val="24"/>
-        </w:rPr>
-        <w:t xml:space="preserve">ják, akik regisztrálnak </w:t>
-      </w:r>
-    </w:p>
-    <w:p>
-      <w:pPr>
-        <w:spacing w:before="120" w:after="120" w:line="240" w:lineRule="auto"/>
-        <w:jc w:val="both"/>
-        <w:rPr>
+        <w:ind w:left="1134" w:hanging="357"/>
+        <w:jc w:val="both"/>
+        <w:rPr>
+          <w:rFonts w:ascii="Arial" w:hAnsi="Arial" w:cs="Arial"/>
+          <w:sz w:val="24"/>
+          <w:szCs w:val="24"/>
+        </w:rPr>
+      </w:pPr>
+      <w:r>
+        <w:rPr>
+          <w:rFonts w:ascii="Arial" w:hAnsi="Arial" w:cs="Arial"/>
+          <w:sz w:val="24"/>
+          <w:szCs w:val="24"/>
+        </w:rPr>
+        <w:t>Az időpontokat csak a regisztrált felhasználók láthatják.</w:t>
+      </w:r>
+    </w:p>
+    <w:p>
+      <w:pPr>
+        <w:spacing w:before="120" w:after="120" w:line="240" w:lineRule="auto"/>
+        <w:ind w:left="720"/>
+        <w:jc w:val="both"/>
+        <w:rPr>
+          <w:rFonts w:ascii="Arial" w:hAnsi="Arial" w:cs="Arial"/>
           <w:sz w:val="24"/>
           <w:szCs w:val="24"/>
         </w:rPr>
@@ -372,12 +428,14 @@
         <w:spacing w:before="120" w:after="120" w:line="240" w:lineRule="auto"/>
         <w:jc w:val="both"/>
         <w:rPr>
-          <w:sz w:val="24"/>
-          <w:szCs w:val="24"/>
-        </w:rPr>
-      </w:pPr>
-      <w:r>
-        <w:rPr>
+          <w:rFonts w:ascii="Arial" w:hAnsi="Arial" w:cs="Arial"/>
+          <w:sz w:val="24"/>
+          <w:szCs w:val="24"/>
+        </w:rPr>
+      </w:pPr>
+      <w:r>
+        <w:rPr>
+          <w:rFonts w:ascii="Arial" w:hAnsi="Arial" w:cs="Arial"/>
           <w:sz w:val="24"/>
           <w:szCs w:val="24"/>
         </w:rPr>
@@ -385,6 +443,7 @@
       </w:r>
       <w:r>
         <w:rPr>
+          <w:rFonts w:ascii="Arial" w:hAnsi="Arial" w:cs="Arial"/>
           <w:sz w:val="24"/>
           <w:szCs w:val="24"/>
         </w:rPr>
@@ -392,6 +451,7 @@
       </w:r>
       <w:r>
         <w:rPr>
+          <w:rFonts w:ascii="Arial" w:hAnsi="Arial" w:cs="Arial"/>
           <w:sz w:val="24"/>
           <w:szCs w:val="24"/>
         </w:rPr>
@@ -409,12 +469,14 @@
         <w:ind w:left="1134" w:hanging="357"/>
         <w:jc w:val="both"/>
         <w:rPr>
-          <w:sz w:val="24"/>
-          <w:szCs w:val="24"/>
-        </w:rPr>
-      </w:pPr>
-      <w:r>
-        <w:rPr>
+          <w:rFonts w:ascii="Arial" w:hAnsi="Arial" w:cs="Arial"/>
+          <w:sz w:val="24"/>
+          <w:szCs w:val="24"/>
+        </w:rPr>
+      </w:pPr>
+      <w:r>
+        <w:rPr>
+          <w:rFonts w:ascii="Arial" w:hAnsi="Arial" w:cs="Arial"/>
           <w:sz w:val="24"/>
           <w:szCs w:val="24"/>
         </w:rPr>
@@ -422,6 +484,7 @@
       </w:r>
       <w:r>
         <w:rPr>
+          <w:rFonts w:ascii="Arial" w:hAnsi="Arial" w:cs="Arial"/>
           <w:sz w:val="24"/>
           <w:szCs w:val="24"/>
         </w:rPr>
@@ -429,6 +492,7 @@
       </w:r>
       <w:r>
         <w:rPr>
+          <w:rFonts w:ascii="Arial" w:hAnsi="Arial" w:cs="Arial"/>
           <w:sz w:val="24"/>
           <w:szCs w:val="24"/>
         </w:rPr>
@@ -446,12 +510,14 @@
         <w:ind w:left="1134" w:hanging="357"/>
         <w:jc w:val="both"/>
         <w:rPr>
-          <w:sz w:val="24"/>
-          <w:szCs w:val="24"/>
-        </w:rPr>
-      </w:pPr>
-      <w:r>
-        <w:rPr>
+          <w:rFonts w:ascii="Arial" w:hAnsi="Arial" w:cs="Arial"/>
+          <w:sz w:val="24"/>
+          <w:szCs w:val="24"/>
+        </w:rPr>
+      </w:pPr>
+      <w:r>
+        <w:rPr>
+          <w:rFonts w:ascii="Arial" w:hAnsi="Arial" w:cs="Arial"/>
           <w:sz w:val="24"/>
           <w:szCs w:val="24"/>
         </w:rPr>
@@ -459,6 +525,15 @@
       </w:r>
       <w:r>
         <w:rPr>
+          <w:rFonts w:ascii="Arial" w:hAnsi="Arial" w:cs="Arial"/>
+          <w:sz w:val="24"/>
+          <w:szCs w:val="24"/>
+        </w:rPr>
+        <w:t>-</w:t>
+      </w:r>
+      <w:r>
+        <w:rPr>
+          <w:rFonts w:ascii="Arial" w:hAnsi="Arial" w:cs="Arial"/>
           <w:sz w:val="24"/>
           <w:szCs w:val="24"/>
         </w:rPr>
@@ -476,12 +551,14 @@
         <w:ind w:left="1134" w:hanging="357"/>
         <w:jc w:val="both"/>
         <w:rPr>
-          <w:sz w:val="24"/>
-          <w:szCs w:val="24"/>
-        </w:rPr>
-      </w:pPr>
-      <w:r>
-        <w:rPr>
+          <w:rFonts w:ascii="Arial" w:hAnsi="Arial" w:cs="Arial"/>
+          <w:sz w:val="24"/>
+          <w:szCs w:val="24"/>
+        </w:rPr>
+      </w:pPr>
+      <w:r>
+        <w:rPr>
+          <w:rFonts w:ascii="Arial" w:hAnsi="Arial" w:cs="Arial"/>
           <w:sz w:val="24"/>
           <w:szCs w:val="24"/>
         </w:rPr>
@@ -489,6 +566,7 @@
       </w:r>
       <w:r>
         <w:rPr>
+          <w:rFonts w:ascii="Arial" w:hAnsi="Arial" w:cs="Arial"/>
           <w:sz w:val="24"/>
           <w:szCs w:val="24"/>
         </w:rPr>
@@ -506,12 +584,14 @@
         <w:ind w:left="1134" w:hanging="357"/>
         <w:jc w:val="both"/>
         <w:rPr>
-          <w:sz w:val="24"/>
-          <w:szCs w:val="24"/>
-        </w:rPr>
-      </w:pPr>
-      <w:r>
-        <w:rPr>
+          <w:rFonts w:ascii="Arial" w:hAnsi="Arial" w:cs="Arial"/>
+          <w:sz w:val="24"/>
+          <w:szCs w:val="24"/>
+        </w:rPr>
+      </w:pPr>
+      <w:r>
+        <w:rPr>
+          <w:rFonts w:ascii="Arial" w:hAnsi="Arial" w:cs="Arial"/>
           <w:sz w:val="24"/>
           <w:szCs w:val="24"/>
         </w:rPr>
@@ -519,6 +599,7 @@
       </w:r>
       <w:r>
         <w:rPr>
+          <w:rFonts w:ascii="Arial" w:hAnsi="Arial" w:cs="Arial"/>
           <w:sz w:val="24"/>
           <w:szCs w:val="24"/>
         </w:rPr>
@@ -526,6 +607,7 @@
       </w:r>
       <w:r>
         <w:rPr>
+          <w:rFonts w:ascii="Arial" w:hAnsi="Arial" w:cs="Arial"/>
           <w:sz w:val="24"/>
           <w:szCs w:val="24"/>
         </w:rPr>
@@ -543,30 +625,27 @@
         <w:ind w:left="1134" w:hanging="357"/>
         <w:jc w:val="both"/>
         <w:rPr>
-          <w:sz w:val="24"/>
-          <w:szCs w:val="24"/>
-        </w:rPr>
-      </w:pPr>
-      <w:r>
-        <w:rPr>
-          <w:sz w:val="24"/>
-          <w:szCs w:val="24"/>
-        </w:rPr>
-        <w:t xml:space="preserve">Milyen gyakran van szükség órákra: </w:t>
-      </w:r>
-      <w:r>
-        <w:rPr>
-          <w:sz w:val="24"/>
-          <w:szCs w:val="24"/>
-        </w:rPr>
-        <w:t>rendszeres/alkalmi/feladatmegoldás</w:t>
-      </w:r>
-    </w:p>
-    <w:p>
-      <w:pPr>
-        <w:spacing w:before="120" w:after="120" w:line="240" w:lineRule="auto"/>
-        <w:jc w:val="both"/>
-        <w:rPr>
+          <w:rFonts w:ascii="Arial" w:hAnsi="Arial" w:cs="Arial"/>
+          <w:sz w:val="24"/>
+          <w:szCs w:val="24"/>
+        </w:rPr>
+      </w:pPr>
+      <w:r>
+        <w:rPr>
+          <w:rFonts w:ascii="Arial" w:hAnsi="Arial" w:cs="Arial"/>
+          <w:sz w:val="24"/>
+          <w:szCs w:val="24"/>
+        </w:rPr>
+        <w:t>Milyen gyakran van szüksége órákra: rendszeresen, alkalmanként vagy feladatmegoldáshoz.</w:t>
+      </w:r>
+    </w:p>
+    <w:p>
+      <w:pPr>
+        <w:spacing w:before="120" w:after="120" w:line="240" w:lineRule="auto"/>
+        <w:ind w:left="360"/>
+        <w:jc w:val="both"/>
+        <w:rPr>
+          <w:rFonts w:ascii="Arial" w:hAnsi="Arial" w:cs="Arial"/>
           <w:sz w:val="24"/>
           <w:szCs w:val="24"/>
         </w:rPr>
@@ -582,12 +661,14 @@
         <w:spacing w:before="120" w:after="120" w:line="240" w:lineRule="auto"/>
         <w:jc w:val="both"/>
         <w:rPr>
-          <w:sz w:val="24"/>
-          <w:szCs w:val="24"/>
-        </w:rPr>
-      </w:pPr>
-      <w:r>
-        <w:rPr>
+          <w:rFonts w:ascii="Arial" w:hAnsi="Arial" w:cs="Arial"/>
+          <w:sz w:val="24"/>
+          <w:szCs w:val="24"/>
+        </w:rPr>
+      </w:pPr>
+      <w:r>
+        <w:rPr>
+          <w:rFonts w:ascii="Arial" w:hAnsi="Arial" w:cs="Arial"/>
           <w:sz w:val="24"/>
           <w:szCs w:val="24"/>
         </w:rPr>
@@ -595,6 +676,7 @@
       </w:r>
       <w:r>
         <w:rPr>
+          <w:rFonts w:ascii="Arial" w:hAnsi="Arial" w:cs="Arial"/>
           <w:sz w:val="24"/>
           <w:szCs w:val="24"/>
         </w:rPr>
@@ -612,12 +694,14 @@
         <w:ind w:left="1134"/>
         <w:jc w:val="both"/>
         <w:rPr>
-          <w:sz w:val="24"/>
-          <w:szCs w:val="24"/>
-        </w:rPr>
-      </w:pPr>
-      <w:r>
-        <w:rPr>
+          <w:rFonts w:ascii="Arial" w:hAnsi="Arial" w:cs="Arial"/>
+          <w:sz w:val="24"/>
+          <w:szCs w:val="24"/>
+        </w:rPr>
+      </w:pPr>
+      <w:r>
+        <w:rPr>
+          <w:rFonts w:ascii="Arial" w:hAnsi="Arial" w:cs="Arial"/>
           <w:sz w:val="24"/>
           <w:szCs w:val="24"/>
         </w:rPr>
@@ -625,6 +709,7 @@
       </w:r>
       <w:r>
         <w:rPr>
+          <w:rFonts w:ascii="Arial" w:hAnsi="Arial" w:cs="Arial"/>
           <w:sz w:val="24"/>
           <w:szCs w:val="24"/>
         </w:rPr>
@@ -642,30 +727,34 @@
         <w:ind w:left="1134"/>
         <w:jc w:val="both"/>
         <w:rPr>
-          <w:sz w:val="24"/>
-          <w:szCs w:val="24"/>
-        </w:rPr>
-      </w:pPr>
-      <w:r>
-        <w:rPr>
-          <w:sz w:val="24"/>
-          <w:szCs w:val="24"/>
-        </w:rPr>
-        <w:t>P</w:t>
-      </w:r>
-      <w:r>
-        <w:rPr>
-          <w:sz w:val="24"/>
-          <w:szCs w:val="24"/>
-        </w:rPr>
-        <w:t>énzösszeg</w:t>
-      </w:r>
-    </w:p>
-    <w:p>
-      <w:pPr>
-        <w:spacing w:before="120" w:after="120" w:line="240" w:lineRule="auto"/>
-        <w:jc w:val="both"/>
-        <w:rPr>
+          <w:rFonts w:ascii="Arial" w:hAnsi="Arial" w:cs="Arial"/>
+          <w:sz w:val="24"/>
+          <w:szCs w:val="24"/>
+        </w:rPr>
+      </w:pPr>
+      <w:r>
+        <w:rPr>
+          <w:rFonts w:ascii="Arial" w:hAnsi="Arial" w:cs="Arial"/>
+          <w:sz w:val="24"/>
+          <w:szCs w:val="24"/>
+        </w:rPr>
+        <w:t xml:space="preserve">Fizetendő </w:t>
+      </w:r>
+      <w:r>
+        <w:rPr>
+          <w:rFonts w:ascii="Arial" w:hAnsi="Arial" w:cs="Arial"/>
+          <w:sz w:val="24"/>
+          <w:szCs w:val="24"/>
+        </w:rPr>
+        <w:t>összeg</w:t>
+      </w:r>
+    </w:p>
+    <w:p>
+      <w:pPr>
+        <w:spacing w:before="120" w:after="120" w:line="240" w:lineRule="auto"/>
+        <w:jc w:val="both"/>
+        <w:rPr>
+          <w:rFonts w:ascii="Arial" w:hAnsi="Arial" w:cs="Arial"/>
           <w:sz w:val="24"/>
           <w:szCs w:val="24"/>
         </w:rPr>
@@ -681,12 +770,14 @@
         <w:spacing w:before="120" w:after="120" w:line="240" w:lineRule="auto"/>
         <w:jc w:val="both"/>
         <w:rPr>
-          <w:sz w:val="24"/>
-          <w:szCs w:val="24"/>
-        </w:rPr>
-      </w:pPr>
-      <w:r>
-        <w:rPr>
+          <w:rFonts w:ascii="Arial" w:hAnsi="Arial" w:cs="Arial"/>
+          <w:sz w:val="24"/>
+          <w:szCs w:val="24"/>
+        </w:rPr>
+      </w:pPr>
+      <w:r>
+        <w:rPr>
+          <w:rFonts w:ascii="Arial" w:hAnsi="Arial" w:cs="Arial"/>
           <w:sz w:val="24"/>
           <w:szCs w:val="24"/>
         </w:rPr>
@@ -698,71 +789,32 @@
         <w:pStyle w:val="Listaszerbekezds"/>
         <w:numPr>
           <w:ilvl w:val="0"/>
-          <w:numId w:val="5"/>
+          <w:numId w:val="22"/>
         </w:numPr>
         <w:spacing w:before="120" w:after="120" w:line="240" w:lineRule="auto"/>
-        <w:ind w:left="1134" w:hanging="357"/>
-        <w:jc w:val="both"/>
-        <w:rPr>
-          <w:sz w:val="24"/>
-          <w:szCs w:val="24"/>
-        </w:rPr>
-      </w:pPr>
-      <w:r>
-        <w:rPr>
-          <w:sz w:val="24"/>
-          <w:szCs w:val="24"/>
-        </w:rPr>
-        <w:t>Ha egy</w:t>
-      </w:r>
-      <w:r>
-        <w:rPr>
-          <w:sz w:val="24"/>
-          <w:szCs w:val="24"/>
-        </w:rPr>
-        <w:t xml:space="preserve"> időpont</w:t>
-      </w:r>
-      <w:r>
-        <w:rPr>
-          <w:sz w:val="24"/>
-          <w:szCs w:val="24"/>
-        </w:rPr>
-        <w:t xml:space="preserve"> </w:t>
-      </w:r>
-      <w:r>
-        <w:rPr>
-          <w:sz w:val="24"/>
-          <w:szCs w:val="24"/>
-        </w:rPr>
-        <w:t>nem foglalható</w:t>
-      </w:r>
-      <w:r>
-        <w:rPr>
-          <w:sz w:val="24"/>
-          <w:szCs w:val="24"/>
-        </w:rPr>
-        <w:t xml:space="preserve">, lehetséges </w:t>
-      </w:r>
-      <w:r>
-        <w:rPr>
-          <w:sz w:val="24"/>
-          <w:szCs w:val="24"/>
-        </w:rPr>
-        <w:t>módosít</w:t>
-      </w:r>
-      <w:r>
-        <w:rPr>
-          <w:sz w:val="24"/>
-          <w:szCs w:val="24"/>
-        </w:rPr>
-        <w:t>ani azt.</w:t>
-      </w:r>
-    </w:p>
-    <w:p>
-      <w:pPr>
-        <w:spacing w:before="120" w:after="120" w:line="240" w:lineRule="auto"/>
-        <w:jc w:val="both"/>
-        <w:rPr>
+        <w:ind w:left="1134" w:hanging="283"/>
+        <w:jc w:val="both"/>
+        <w:rPr>
+          <w:rFonts w:ascii="Arial" w:hAnsi="Arial" w:cs="Arial"/>
+          <w:sz w:val="24"/>
+          <w:szCs w:val="24"/>
+        </w:rPr>
+      </w:pPr>
+      <w:r>
+        <w:rPr>
+          <w:rFonts w:ascii="Arial" w:hAnsi="Arial" w:cs="Arial"/>
+          <w:sz w:val="24"/>
+          <w:szCs w:val="24"/>
+        </w:rPr>
+        <w:t>Ha egy időpont a tanár számára nem megfelelő, lehetőség van annak módosítására.</w:t>
+      </w:r>
+    </w:p>
+    <w:p>
+      <w:pPr>
+        <w:spacing w:before="120" w:after="120" w:line="240" w:lineRule="auto"/>
+        <w:jc w:val="both"/>
+        <w:rPr>
+          <w:rFonts w:ascii="Arial" w:hAnsi="Arial" w:cs="Arial"/>
           <w:sz w:val="24"/>
           <w:szCs w:val="24"/>
         </w:rPr>
@@ -778,12 +830,14 @@
         <w:spacing w:before="120" w:after="120" w:line="240" w:lineRule="auto"/>
         <w:jc w:val="both"/>
         <w:rPr>
-          <w:sz w:val="24"/>
-          <w:szCs w:val="24"/>
-        </w:rPr>
-      </w:pPr>
-      <w:r>
-        <w:rPr>
+          <w:rFonts w:ascii="Arial" w:hAnsi="Arial" w:cs="Arial"/>
+          <w:sz w:val="24"/>
+          <w:szCs w:val="24"/>
+        </w:rPr>
+      </w:pPr>
+      <w:r>
+        <w:rPr>
+          <w:rFonts w:ascii="Arial" w:hAnsi="Arial" w:cs="Arial"/>
           <w:sz w:val="24"/>
           <w:szCs w:val="24"/>
         </w:rPr>
@@ -791,6 +845,7 @@
       </w:r>
       <w:r>
         <w:rPr>
+          <w:rFonts w:ascii="Arial" w:hAnsi="Arial" w:cs="Arial"/>
           <w:sz w:val="24"/>
           <w:szCs w:val="24"/>
         </w:rPr>
@@ -798,6 +853,7 @@
       </w:r>
       <w:r>
         <w:rPr>
+          <w:rFonts w:ascii="Arial" w:hAnsi="Arial" w:cs="Arial"/>
           <w:sz w:val="24"/>
           <w:szCs w:val="24"/>
         </w:rPr>
@@ -809,67 +865,44 @@
         <w:pStyle w:val="Listaszerbekezds"/>
         <w:numPr>
           <w:ilvl w:val="0"/>
-          <w:numId w:val="4"/>
+          <w:numId w:val="22"/>
         </w:numPr>
         <w:spacing w:before="120" w:after="120" w:line="240" w:lineRule="auto"/>
         <w:ind w:left="1134" w:hanging="357"/>
         <w:jc w:val="both"/>
         <w:rPr>
-          <w:sz w:val="24"/>
-          <w:szCs w:val="24"/>
-        </w:rPr>
-      </w:pPr>
-      <w:r>
-        <w:rPr>
-          <w:sz w:val="24"/>
-          <w:szCs w:val="24"/>
-        </w:rPr>
-        <w:t xml:space="preserve">Egy </w:t>
-      </w:r>
-      <w:r>
-        <w:rPr>
-          <w:sz w:val="24"/>
-          <w:szCs w:val="24"/>
-        </w:rPr>
-        <w:t xml:space="preserve">időpontot 24 </w:t>
-      </w:r>
-      <w:r>
-        <w:rPr>
-          <w:sz w:val="24"/>
-          <w:szCs w:val="24"/>
-        </w:rPr>
-        <w:t xml:space="preserve">vagy több órával </w:t>
-      </w:r>
-      <w:r>
-        <w:rPr>
-          <w:sz w:val="24"/>
-          <w:szCs w:val="24"/>
-        </w:rPr>
-        <w:t xml:space="preserve">előtte </w:t>
-      </w:r>
-      <w:r>
-        <w:rPr>
-          <w:sz w:val="24"/>
-          <w:szCs w:val="24"/>
-        </w:rPr>
-        <w:t>lehet lemondani.</w:t>
-      </w:r>
-    </w:p>
-    <w:p>
-      <w:pPr>
-        <w:spacing w:before="120" w:after="120" w:line="240" w:lineRule="auto"/>
-        <w:jc w:val="both"/>
-        <w:rPr>
-          <w:sz w:val="24"/>
-          <w:szCs w:val="24"/>
-        </w:rPr>
-      </w:pPr>
-    </w:p>
-    <w:p>
-      <w:pPr>
-        <w:spacing w:before="120" w:after="120" w:line="240" w:lineRule="auto"/>
-        <w:jc w:val="both"/>
-        <w:rPr>
+          <w:rFonts w:ascii="Arial" w:hAnsi="Arial" w:cs="Arial"/>
+          <w:sz w:val="24"/>
+          <w:szCs w:val="24"/>
+        </w:rPr>
+      </w:pPr>
+      <w:r>
+        <w:rPr>
+          <w:rFonts w:ascii="Arial" w:hAnsi="Arial" w:cs="Arial"/>
+          <w:sz w:val="24"/>
+          <w:szCs w:val="24"/>
+        </w:rPr>
+        <w:t>Egy lefoglalt órát legalább 24 órával a kezdés előtt lehet lemondani.</w:t>
+      </w:r>
+    </w:p>
+    <w:p>
+      <w:pPr>
+        <w:spacing w:before="120" w:after="120" w:line="240" w:lineRule="auto"/>
+        <w:ind w:left="777"/>
+        <w:jc w:val="both"/>
+        <w:rPr>
+          <w:rFonts w:ascii="Arial" w:hAnsi="Arial" w:cs="Arial"/>
+          <w:sz w:val="24"/>
+          <w:szCs w:val="24"/>
+        </w:rPr>
+      </w:pPr>
+    </w:p>
+    <w:p>
+      <w:pPr>
+        <w:spacing w:before="120" w:after="120" w:line="240" w:lineRule="auto"/>
+        <w:jc w:val="both"/>
+        <w:rPr>
+          <w:rFonts w:ascii="Arial" w:hAnsi="Arial" w:cs="Arial"/>
           <w:b/>
           <w:sz w:val="28"/>
           <w:szCs w:val="28"/>
@@ -877,23 +910,26 @@
       </w:pPr>
       <w:r>
         <w:rPr>
+          <w:rFonts w:ascii="Arial" w:hAnsi="Arial" w:cs="Arial"/>
           <w:b/>
           <w:sz w:val="28"/>
           <w:szCs w:val="28"/>
         </w:rPr>
         <w:lastRenderedPageBreak/>
-        <w:t xml:space="preserve">A </w:t>
-      </w:r>
-      <w:r>
-        <w:rPr>
+        <w:t>A</w:t>
+      </w:r>
+      <w:r>
+        <w:rPr>
+          <w:rFonts w:ascii="Arial" w:hAnsi="Arial" w:cs="Arial"/>
           <w:b/>
           <w:sz w:val="28"/>
           <w:szCs w:val="28"/>
         </w:rPr>
-        <w:t>rendszer</w:t>
-      </w:r>
-      <w:r>
-        <w:rPr>
+        <w:t>z oldal</w:t>
+      </w:r>
+      <w:r>
+        <w:rPr>
+          <w:rFonts w:ascii="Arial" w:hAnsi="Arial" w:cs="Arial"/>
           <w:b/>
           <w:sz w:val="28"/>
           <w:szCs w:val="28"/>
@@ -906,6 +942,7 @@
         <w:spacing w:before="120" w:after="120" w:line="240" w:lineRule="auto"/>
         <w:jc w:val="both"/>
         <w:rPr>
+          <w:rFonts w:ascii="Arial" w:hAnsi="Arial" w:cs="Arial"/>
           <w:sz w:val="24"/>
           <w:szCs w:val="24"/>
         </w:rPr>
@@ -921,6 +958,7 @@
         <w:spacing w:before="120" w:after="120" w:line="240" w:lineRule="auto"/>
         <w:jc w:val="both"/>
         <w:rPr>
+          <w:rFonts w:ascii="Arial" w:hAnsi="Arial" w:cs="Arial"/>
           <w:b/>
           <w:sz w:val="24"/>
           <w:szCs w:val="24"/>
@@ -928,6 +966,7 @@
       </w:pPr>
       <w:r>
         <w:rPr>
+          <w:rFonts w:ascii="Arial" w:hAnsi="Arial" w:cs="Arial"/>
           <w:b/>
           <w:sz w:val="24"/>
           <w:szCs w:val="24"/>
@@ -941,24 +980,60 @@
         <w:spacing w:before="120" w:after="120" w:line="240" w:lineRule="auto"/>
         <w:jc w:val="both"/>
         <w:rPr>
-          <w:sz w:val="24"/>
-          <w:szCs w:val="24"/>
-        </w:rPr>
-      </w:pPr>
-      <w:r>
-        <w:rPr>
-          <w:sz w:val="24"/>
-          <w:szCs w:val="24"/>
-        </w:rPr>
-        <w:t>Regisztráláskor a diák megadja a felhasználónevét és az email-címét. Ez után megadja, hogy miért van szüksége a magánórákra, azt, hogy milyen gyakran lenne szüksége az órákra, illetve milyen formátumban lenne számára megfelelő az óra.</w:t>
-      </w:r>
-    </w:p>
-    <w:p>
-      <w:pPr>
-        <w:pStyle w:val="Listaszerbekezds"/>
-        <w:spacing w:before="120" w:after="120" w:line="240" w:lineRule="auto"/>
-        <w:jc w:val="both"/>
-        <w:rPr>
+          <w:rFonts w:ascii="Arial" w:hAnsi="Arial" w:cs="Arial"/>
+          <w:sz w:val="24"/>
+          <w:szCs w:val="24"/>
+        </w:rPr>
+      </w:pPr>
+      <w:r>
+        <w:rPr>
+          <w:rFonts w:ascii="Arial" w:hAnsi="Arial" w:cs="Arial"/>
+          <w:sz w:val="24"/>
+          <w:szCs w:val="24"/>
+        </w:rPr>
+        <w:t>Regisztráláskor a diák megadja a felhasználónevét és az e</w:t>
+      </w:r>
+      <w:r>
+        <w:rPr>
+          <w:rFonts w:ascii="Arial" w:hAnsi="Arial" w:cs="Arial"/>
+          <w:sz w:val="24"/>
+          <w:szCs w:val="24"/>
+        </w:rPr>
+        <w:t xml:space="preserve">-mail-címét. </w:t>
+      </w:r>
+      <w:proofErr w:type="gramStart"/>
+      <w:r>
+        <w:rPr>
+          <w:rFonts w:ascii="Arial" w:hAnsi="Arial" w:cs="Arial"/>
+          <w:sz w:val="24"/>
+          <w:szCs w:val="24"/>
+        </w:rPr>
+        <w:t>Ez</w:t>
+      </w:r>
+      <w:r>
+        <w:rPr>
+          <w:rFonts w:ascii="Arial" w:hAnsi="Arial" w:cs="Arial"/>
+          <w:sz w:val="24"/>
+          <w:szCs w:val="24"/>
+        </w:rPr>
+        <w:t>után</w:t>
+      </w:r>
+      <w:proofErr w:type="gramEnd"/>
+      <w:r>
+        <w:rPr>
+          <w:rFonts w:ascii="Arial" w:hAnsi="Arial" w:cs="Arial"/>
+          <w:sz w:val="24"/>
+          <w:szCs w:val="24"/>
+        </w:rPr>
+        <w:t xml:space="preserve"> megadja, hogy miért van szüksége a magánórákra, azt, hogy milyen gyakran lenne szüksége az órákra, illetve milyen formátumban lenne számára megfelelő az óra.</w:t>
+      </w:r>
+    </w:p>
+    <w:p>
+      <w:pPr>
+        <w:spacing w:before="120" w:after="120" w:line="240" w:lineRule="auto"/>
+        <w:jc w:val="both"/>
+        <w:rPr>
+          <w:rFonts w:ascii="Arial" w:hAnsi="Arial" w:cs="Arial"/>
           <w:sz w:val="24"/>
           <w:szCs w:val="24"/>
         </w:rPr>
@@ -974,6 +1049,7 @@
         <w:spacing w:before="120" w:after="120" w:line="240" w:lineRule="auto"/>
         <w:jc w:val="both"/>
         <w:rPr>
+          <w:rFonts w:ascii="Arial" w:hAnsi="Arial" w:cs="Arial"/>
           <w:b/>
           <w:sz w:val="24"/>
           <w:szCs w:val="24"/>
@@ -981,6 +1057,7 @@
       </w:pPr>
       <w:r>
         <w:rPr>
+          <w:rFonts w:ascii="Arial" w:hAnsi="Arial" w:cs="Arial"/>
           <w:b/>
           <w:sz w:val="24"/>
           <w:szCs w:val="24"/>
@@ -994,12 +1071,14 @@
         <w:spacing w:before="120" w:after="120" w:line="240" w:lineRule="auto"/>
         <w:jc w:val="both"/>
         <w:rPr>
-          <w:sz w:val="24"/>
-          <w:szCs w:val="24"/>
-        </w:rPr>
-      </w:pPr>
-      <w:r>
-        <w:rPr>
+          <w:rFonts w:ascii="Arial" w:hAnsi="Arial" w:cs="Arial"/>
+          <w:sz w:val="24"/>
+          <w:szCs w:val="24"/>
+        </w:rPr>
+      </w:pPr>
+      <w:r>
+        <w:rPr>
+          <w:rFonts w:ascii="Arial" w:hAnsi="Arial" w:cs="Arial"/>
           <w:sz w:val="24"/>
           <w:szCs w:val="24"/>
         </w:rPr>
@@ -1007,6 +1086,7 @@
       </w:r>
       <w:r>
         <w:rPr>
+          <w:rFonts w:ascii="Arial" w:hAnsi="Arial" w:cs="Arial"/>
           <w:sz w:val="24"/>
           <w:szCs w:val="24"/>
         </w:rPr>
@@ -1015,10 +1095,10 @@
     </w:p>
     <w:p>
       <w:pPr>
-        <w:pStyle w:val="Listaszerbekezds"/>
-        <w:spacing w:before="120" w:after="120" w:line="240" w:lineRule="auto"/>
-        <w:jc w:val="both"/>
-        <w:rPr>
+        <w:spacing w:before="120" w:after="120" w:line="240" w:lineRule="auto"/>
+        <w:jc w:val="both"/>
+        <w:rPr>
+          <w:rFonts w:ascii="Arial" w:hAnsi="Arial" w:cs="Arial"/>
           <w:sz w:val="24"/>
           <w:szCs w:val="24"/>
         </w:rPr>
@@ -1034,6 +1114,7 @@
         <w:spacing w:before="120" w:after="120" w:line="240" w:lineRule="auto"/>
         <w:jc w:val="both"/>
         <w:rPr>
+          <w:rFonts w:ascii="Arial" w:hAnsi="Arial" w:cs="Arial"/>
           <w:b/>
           <w:sz w:val="24"/>
           <w:szCs w:val="24"/>
@@ -1041,6 +1122,7 @@
       </w:pPr>
       <w:r>
         <w:rPr>
+          <w:rFonts w:ascii="Arial" w:hAnsi="Arial" w:cs="Arial"/>
           <w:b/>
           <w:sz w:val="24"/>
           <w:szCs w:val="24"/>
@@ -1054,12 +1136,14 @@
         <w:spacing w:before="120" w:after="120" w:line="240" w:lineRule="auto"/>
         <w:jc w:val="both"/>
         <w:rPr>
-          <w:sz w:val="24"/>
-          <w:szCs w:val="24"/>
-        </w:rPr>
-      </w:pPr>
-      <w:r>
-        <w:rPr>
+          <w:rFonts w:ascii="Arial" w:hAnsi="Arial" w:cs="Arial"/>
+          <w:sz w:val="24"/>
+          <w:szCs w:val="24"/>
+        </w:rPr>
+      </w:pPr>
+      <w:r>
+        <w:rPr>
+          <w:rFonts w:ascii="Arial" w:hAnsi="Arial" w:cs="Arial"/>
           <w:sz w:val="24"/>
           <w:szCs w:val="24"/>
         </w:rPr>
@@ -1068,10 +1152,10 @@
     </w:p>
     <w:p>
       <w:pPr>
-        <w:pStyle w:val="Listaszerbekezds"/>
-        <w:spacing w:before="120" w:after="120" w:line="240" w:lineRule="auto"/>
-        <w:jc w:val="both"/>
-        <w:rPr>
+        <w:spacing w:before="120" w:after="120" w:line="240" w:lineRule="auto"/>
+        <w:jc w:val="both"/>
+        <w:rPr>
+          <w:rFonts w:ascii="Arial" w:hAnsi="Arial" w:cs="Arial"/>
           <w:sz w:val="24"/>
           <w:szCs w:val="24"/>
         </w:rPr>
@@ -1087,6 +1171,7 @@
         <w:spacing w:before="120" w:after="120" w:line="240" w:lineRule="auto"/>
         <w:jc w:val="both"/>
         <w:rPr>
+          <w:rFonts w:ascii="Arial" w:hAnsi="Arial" w:cs="Arial"/>
           <w:b/>
           <w:sz w:val="24"/>
           <w:szCs w:val="24"/>
@@ -1094,6 +1179,7 @@
       </w:pPr>
       <w:r>
         <w:rPr>
+          <w:rFonts w:ascii="Arial" w:hAnsi="Arial" w:cs="Arial"/>
           <w:b/>
           <w:sz w:val="24"/>
           <w:szCs w:val="24"/>
@@ -1107,12 +1193,14 @@
         <w:spacing w:before="120" w:after="120" w:line="240" w:lineRule="auto"/>
         <w:jc w:val="both"/>
         <w:rPr>
-          <w:sz w:val="24"/>
-          <w:szCs w:val="24"/>
-        </w:rPr>
-      </w:pPr>
-      <w:r>
-        <w:rPr>
+          <w:rFonts w:ascii="Arial" w:hAnsi="Arial" w:cs="Arial"/>
+          <w:sz w:val="24"/>
+          <w:szCs w:val="24"/>
+        </w:rPr>
+      </w:pPr>
+      <w:r>
+        <w:rPr>
+          <w:rFonts w:ascii="Arial" w:hAnsi="Arial" w:cs="Arial"/>
           <w:sz w:val="24"/>
           <w:szCs w:val="24"/>
         </w:rPr>
@@ -1120,6 +1208,7 @@
       </w:r>
       <w:r>
         <w:rPr>
+          <w:rFonts w:ascii="Arial" w:hAnsi="Arial" w:cs="Arial"/>
           <w:sz w:val="24"/>
           <w:szCs w:val="24"/>
         </w:rPr>
@@ -1127,6 +1216,7 @@
       </w:r>
       <w:r>
         <w:rPr>
+          <w:rFonts w:ascii="Arial" w:hAnsi="Arial" w:cs="Arial"/>
           <w:sz w:val="24"/>
           <w:szCs w:val="24"/>
         </w:rPr>
@@ -1134,6 +1224,7 @@
       </w:r>
       <w:r>
         <w:rPr>
+          <w:rFonts w:ascii="Arial" w:hAnsi="Arial" w:cs="Arial"/>
           <w:sz w:val="24"/>
           <w:szCs w:val="24"/>
         </w:rPr>
@@ -1142,10 +1233,10 @@
     </w:p>
     <w:p>
       <w:pPr>
-        <w:pStyle w:val="Listaszerbekezds"/>
-        <w:spacing w:before="120" w:after="120" w:line="240" w:lineRule="auto"/>
-        <w:jc w:val="both"/>
-        <w:rPr>
+        <w:spacing w:before="120" w:after="120" w:line="240" w:lineRule="auto"/>
+        <w:jc w:val="both"/>
+        <w:rPr>
+          <w:rFonts w:ascii="Arial" w:hAnsi="Arial" w:cs="Arial"/>
           <w:sz w:val="24"/>
           <w:szCs w:val="24"/>
         </w:rPr>
@@ -1161,6 +1252,7 @@
         <w:spacing w:before="120" w:after="120" w:line="240" w:lineRule="auto"/>
         <w:jc w:val="both"/>
         <w:rPr>
+          <w:rFonts w:ascii="Arial" w:hAnsi="Arial" w:cs="Arial"/>
           <w:b/>
           <w:sz w:val="24"/>
           <w:szCs w:val="24"/>
@@ -1168,6 +1260,7 @@
       </w:pPr>
       <w:r>
         <w:rPr>
+          <w:rFonts w:ascii="Arial" w:hAnsi="Arial" w:cs="Arial"/>
           <w:b/>
           <w:sz w:val="24"/>
           <w:szCs w:val="24"/>
@@ -1176,6 +1269,7 @@
       </w:r>
       <w:r>
         <w:rPr>
+          <w:rFonts w:ascii="Arial" w:hAnsi="Arial" w:cs="Arial"/>
           <w:b/>
           <w:sz w:val="24"/>
           <w:szCs w:val="24"/>
@@ -1189,31 +1283,26 @@
         <w:spacing w:before="120" w:after="120" w:line="240" w:lineRule="auto"/>
         <w:jc w:val="both"/>
         <w:rPr>
-          <w:sz w:val="24"/>
-          <w:szCs w:val="24"/>
-        </w:rPr>
-      </w:pPr>
-      <w:r>
-        <w:rPr>
-          <w:sz w:val="24"/>
-          <w:szCs w:val="24"/>
-        </w:rPr>
-        <w:t xml:space="preserve">Amennyiben </w:t>
-      </w:r>
-      <w:r>
-        <w:rPr>
-          <w:sz w:val="24"/>
-          <w:szCs w:val="24"/>
-        </w:rPr>
-        <w:t>a diák úgy érzi, hogy a kiválasztott időpont mégsem megfelelő számára, legalább 24 órával előtte le tudja mondani.</w:t>
-      </w:r>
-    </w:p>
-    <w:p>
-      <w:pPr>
-        <w:pStyle w:val="Listaszerbekezds"/>
-        <w:spacing w:before="120" w:after="120" w:line="240" w:lineRule="auto"/>
-        <w:jc w:val="both"/>
-        <w:rPr>
+          <w:rFonts w:ascii="Arial" w:hAnsi="Arial" w:cs="Arial"/>
+          <w:sz w:val="24"/>
+          <w:szCs w:val="24"/>
+        </w:rPr>
+      </w:pPr>
+      <w:r>
+        <w:rPr>
+          <w:rFonts w:ascii="Arial" w:hAnsi="Arial" w:cs="Arial"/>
+          <w:sz w:val="24"/>
+          <w:szCs w:val="24"/>
+        </w:rPr>
+        <w:t>Ha a kiválasztott időpont mégsem megfelelő a diák számára, legalább 24 órával előtte le tudja mondani.</w:t>
+      </w:r>
+    </w:p>
+    <w:p>
+      <w:pPr>
+        <w:spacing w:before="120" w:after="120" w:line="240" w:lineRule="auto"/>
+        <w:jc w:val="both"/>
+        <w:rPr>
+          <w:rFonts w:ascii="Arial" w:hAnsi="Arial" w:cs="Arial"/>
           <w:sz w:val="24"/>
           <w:szCs w:val="24"/>
         </w:rPr>
@@ -1229,6 +1318,7 @@
         <w:spacing w:before="120" w:after="120" w:line="240" w:lineRule="auto"/>
         <w:jc w:val="both"/>
         <w:rPr>
+          <w:rFonts w:ascii="Arial" w:hAnsi="Arial" w:cs="Arial"/>
           <w:b/>
           <w:sz w:val="24"/>
           <w:szCs w:val="24"/>
@@ -1236,6 +1326,7 @@
       </w:pPr>
       <w:r>
         <w:rPr>
+          <w:rFonts w:ascii="Arial" w:hAnsi="Arial" w:cs="Arial"/>
           <w:b/>
           <w:sz w:val="24"/>
           <w:szCs w:val="24"/>
@@ -1244,6 +1335,7 @@
       </w:r>
       <w:r>
         <w:rPr>
+          <w:rFonts w:ascii="Arial" w:hAnsi="Arial" w:cs="Arial"/>
           <w:b/>
           <w:sz w:val="24"/>
           <w:szCs w:val="24"/>
@@ -1257,12 +1349,14 @@
         <w:spacing w:before="120" w:after="120" w:line="240" w:lineRule="auto"/>
         <w:jc w:val="both"/>
         <w:rPr>
-          <w:sz w:val="24"/>
-          <w:szCs w:val="24"/>
-        </w:rPr>
-      </w:pPr>
-      <w:r>
-        <w:rPr>
+          <w:rFonts w:ascii="Arial" w:hAnsi="Arial" w:cs="Arial"/>
+          <w:sz w:val="24"/>
+          <w:szCs w:val="24"/>
+        </w:rPr>
+      </w:pPr>
+      <w:r>
+        <w:rPr>
+          <w:rFonts w:ascii="Arial" w:hAnsi="Arial" w:cs="Arial"/>
           <w:sz w:val="24"/>
           <w:szCs w:val="24"/>
         </w:rPr>
@@ -1275,6 +1369,7 @@
         <w:spacing w:before="120" w:after="120" w:line="240" w:lineRule="auto"/>
         <w:jc w:val="both"/>
         <w:rPr>
+          <w:rFonts w:ascii="Arial" w:hAnsi="Arial" w:cs="Arial"/>
           <w:sz w:val="24"/>
           <w:szCs w:val="24"/>
         </w:rPr>
@@ -1290,6 +1385,7 @@
         <w:spacing w:before="120" w:after="120" w:line="240" w:lineRule="auto"/>
         <w:jc w:val="both"/>
         <w:rPr>
+          <w:rFonts w:ascii="Arial" w:hAnsi="Arial" w:cs="Arial"/>
           <w:b/>
           <w:sz w:val="24"/>
           <w:szCs w:val="24"/>
@@ -1297,6 +1393,7 @@
       </w:pPr>
       <w:r>
         <w:rPr>
+          <w:rFonts w:ascii="Arial" w:hAnsi="Arial" w:cs="Arial"/>
           <w:b/>
           <w:sz w:val="24"/>
           <w:szCs w:val="24"/>
@@ -1305,6 +1402,7 @@
       </w:r>
       <w:r>
         <w:rPr>
+          <w:rFonts w:ascii="Arial" w:hAnsi="Arial" w:cs="Arial"/>
           <w:b/>
           <w:sz w:val="24"/>
           <w:szCs w:val="24"/>
@@ -1318,33 +1416,46 @@
         <w:spacing w:before="120" w:after="120" w:line="240" w:lineRule="auto"/>
         <w:jc w:val="both"/>
         <w:rPr>
-          <w:sz w:val="24"/>
-          <w:szCs w:val="24"/>
-        </w:rPr>
-      </w:pPr>
-      <w:r>
-        <w:rPr>
-          <w:sz w:val="24"/>
-          <w:szCs w:val="24"/>
-        </w:rPr>
-        <w:t xml:space="preserve">A rendszer minden hónap végén </w:t>
-      </w:r>
-      <w:r>
-        <w:rPr>
-          <w:sz w:val="24"/>
-          <w:szCs w:val="24"/>
-        </w:rPr>
-        <w:t>a megtartott órák alapján kiszámí</w:t>
-      </w:r>
-      <w:r>
-        <w:rPr>
-          <w:sz w:val="24"/>
-          <w:szCs w:val="24"/>
-        </w:rPr>
-        <w:t>tja az összes fizetendő összeget</w:t>
-      </w:r>
-      <w:r>
-        <w:rPr>
+          <w:rFonts w:ascii="Arial" w:hAnsi="Arial" w:cs="Arial"/>
+          <w:sz w:val="24"/>
+          <w:szCs w:val="24"/>
+        </w:rPr>
+      </w:pPr>
+      <w:r>
+        <w:rPr>
+          <w:rFonts w:ascii="Arial" w:hAnsi="Arial" w:cs="Arial"/>
+          <w:sz w:val="24"/>
+          <w:szCs w:val="24"/>
+        </w:rPr>
+        <w:t>A</w:t>
+      </w:r>
+      <w:r>
+        <w:rPr>
+          <w:rFonts w:ascii="Arial" w:hAnsi="Arial" w:cs="Arial"/>
+          <w:sz w:val="24"/>
+          <w:szCs w:val="24"/>
+        </w:rPr>
+        <w:t>z oldal</w:t>
+      </w:r>
+      <w:r>
+        <w:rPr>
+          <w:rFonts w:ascii="Arial" w:hAnsi="Arial" w:cs="Arial"/>
+          <w:sz w:val="24"/>
+          <w:szCs w:val="24"/>
+        </w:rPr>
+        <w:t xml:space="preserve"> minden hónap végén </w:t>
+      </w:r>
+      <w:r>
+        <w:rPr>
+          <w:rFonts w:ascii="Arial" w:hAnsi="Arial" w:cs="Arial"/>
+          <w:sz w:val="24"/>
+          <w:szCs w:val="24"/>
+        </w:rPr>
+        <w:t>a megtartott órák alapján kiszámítja az összes fizetendő összeget</w:t>
+      </w:r>
+      <w:r>
+        <w:rPr>
+          <w:rFonts w:ascii="Arial" w:hAnsi="Arial" w:cs="Arial"/>
           <w:sz w:val="24"/>
           <w:szCs w:val="24"/>
         </w:rPr>
@@ -1358,6 +1469,7 @@
         <w:ind w:left="0" w:firstLine="720"/>
         <w:jc w:val="both"/>
         <w:rPr>
+          <w:rFonts w:ascii="Arial" w:hAnsi="Arial" w:cs="Arial"/>
           <w:sz w:val="24"/>
           <w:szCs w:val="24"/>
         </w:rPr>
@@ -1370,6 +1482,7 @@
         <w:ind w:left="0"/>
         <w:jc w:val="both"/>
         <w:rPr>
+          <w:rFonts w:ascii="Arial" w:hAnsi="Arial" w:cs="Arial"/>
           <w:b/>
           <w:sz w:val="28"/>
           <w:szCs w:val="28"/>
@@ -1377,6 +1490,7 @@
       </w:pPr>
       <w:r>
         <w:rPr>
+          <w:rFonts w:ascii="Arial" w:hAnsi="Arial" w:cs="Arial"/>
           <w:b/>
           <w:sz w:val="28"/>
           <w:szCs w:val="28"/>
@@ -1391,6 +1505,7 @@
         <w:ind w:left="0"/>
         <w:jc w:val="both"/>
         <w:rPr>
+          <w:rFonts w:ascii="Arial" w:hAnsi="Arial" w:cs="Arial"/>
           <w:b/>
           <w:sz w:val="28"/>
           <w:szCs w:val="28"/>
@@ -1407,6 +1522,7 @@
         <w:spacing w:before="120" w:after="120" w:line="240" w:lineRule="auto"/>
         <w:jc w:val="both"/>
         <w:rPr>
+          <w:rFonts w:ascii="Arial" w:hAnsi="Arial" w:cs="Arial"/>
           <w:b/>
           <w:sz w:val="24"/>
           <w:szCs w:val="24"/>
@@ -1414,6 +1530,7 @@
       </w:pPr>
       <w:r>
         <w:rPr>
+          <w:rFonts w:ascii="Arial" w:hAnsi="Arial" w:cs="Arial"/>
           <w:b/>
           <w:sz w:val="24"/>
           <w:szCs w:val="24"/>
@@ -1426,7 +1543,7 @@
         <w:pStyle w:val="Listaszerbekezds"/>
         <w:spacing w:after="0" w:line="240" w:lineRule="auto"/>
         <w:rPr>
-          <w:rFonts w:ascii="Times New Roman" w:eastAsia="Times New Roman" w:hAnsi="Times New Roman" w:cs="Times New Roman"/>
+          <w:rFonts w:ascii="Arial" w:eastAsia="Times New Roman" w:hAnsi="Arial" w:cs="Arial"/>
           <w:sz w:val="24"/>
           <w:szCs w:val="24"/>
           <w:lang w:eastAsia="hu-HU"/>
@@ -1434,21 +1551,12 @@
       </w:pPr>
       <w:r>
         <w:rPr>
-          <w:rFonts w:ascii="Times New Roman" w:eastAsia="Times New Roman" w:hAnsi="Symbol" w:cs="Times New Roman"/>
+          <w:rFonts w:ascii="Arial" w:eastAsia="Times New Roman" w:hAnsi="Arial" w:cs="Arial"/>
           <w:sz w:val="24"/>
           <w:szCs w:val="24"/>
           <w:lang w:eastAsia="hu-HU"/>
         </w:rPr>
-        <w:t></w:t>
-      </w:r>
-      <w:r>
-        <w:rPr>
-          <w:rFonts w:ascii="Times New Roman" w:eastAsia="Times New Roman" w:hAnsi="Times New Roman" w:cs="Times New Roman"/>
-          <w:sz w:val="24"/>
-          <w:szCs w:val="24"/>
-          <w:lang w:eastAsia="hu-HU"/>
-        </w:rPr>
-        <w:t xml:space="preserve">  regisztrál </w:t>
+        <w:t xml:space="preserve">  regisztrál </w:t>
       </w:r>
     </w:p>
     <w:p>
@@ -1456,7 +1564,7 @@
         <w:pStyle w:val="Listaszerbekezds"/>
         <w:spacing w:after="0" w:line="240" w:lineRule="auto"/>
         <w:rPr>
-          <w:rFonts w:ascii="Times New Roman" w:eastAsia="Times New Roman" w:hAnsi="Times New Roman" w:cs="Times New Roman"/>
+          <w:rFonts w:ascii="Arial" w:eastAsia="Times New Roman" w:hAnsi="Arial" w:cs="Arial"/>
           <w:sz w:val="24"/>
           <w:szCs w:val="24"/>
           <w:lang w:eastAsia="hu-HU"/>
@@ -1464,21 +1572,12 @@
       </w:pPr>
       <w:r>
         <w:rPr>
-          <w:rFonts w:ascii="Times New Roman" w:eastAsia="Times New Roman" w:hAnsi="Symbol" w:cs="Times New Roman"/>
+          <w:rFonts w:ascii="Arial" w:eastAsia="Times New Roman" w:hAnsi="Arial" w:cs="Arial"/>
           <w:sz w:val="24"/>
           <w:szCs w:val="24"/>
           <w:lang w:eastAsia="hu-HU"/>
         </w:rPr>
-        <w:t></w:t>
-      </w:r>
-      <w:r>
-        <w:rPr>
-          <w:rFonts w:ascii="Times New Roman" w:eastAsia="Times New Roman" w:hAnsi="Times New Roman" w:cs="Times New Roman"/>
-          <w:sz w:val="24"/>
-          <w:szCs w:val="24"/>
-          <w:lang w:eastAsia="hu-HU"/>
-        </w:rPr>
-        <w:t xml:space="preserve">  megadja, milyen célból szeretne matekórát </w:t>
+        <w:t xml:space="preserve">  megadja, milyen célból szeretne matekórát </w:t>
       </w:r>
     </w:p>
     <w:p>
@@ -1486,7 +1585,7 @@
         <w:pStyle w:val="Listaszerbekezds"/>
         <w:spacing w:after="0" w:line="240" w:lineRule="auto"/>
         <w:rPr>
-          <w:rFonts w:ascii="Times New Roman" w:eastAsia="Times New Roman" w:hAnsi="Times New Roman" w:cs="Times New Roman"/>
+          <w:rFonts w:ascii="Arial" w:eastAsia="Times New Roman" w:hAnsi="Arial" w:cs="Arial"/>
           <w:sz w:val="24"/>
           <w:szCs w:val="24"/>
           <w:lang w:eastAsia="hu-HU"/>
@@ -1494,61 +1593,42 @@
       </w:pPr>
       <w:r>
         <w:rPr>
-          <w:rFonts w:ascii="Times New Roman" w:eastAsia="Times New Roman" w:hAnsi="Symbol" w:cs="Times New Roman"/>
+          <w:rFonts w:ascii="Arial" w:eastAsia="Times New Roman" w:hAnsi="Arial" w:cs="Arial"/>
           <w:sz w:val="24"/>
           <w:szCs w:val="24"/>
           <w:lang w:eastAsia="hu-HU"/>
         </w:rPr>
-        <w:t></w:t>
-      </w:r>
-      <w:r>
-        <w:rPr>
-          <w:rFonts w:ascii="Times New Roman" w:eastAsia="Times New Roman" w:hAnsi="Times New Roman" w:cs="Times New Roman"/>
+        <w:t xml:space="preserve">  időpontot foglal </w:t>
+      </w:r>
+    </w:p>
+    <w:p>
+      <w:pPr>
+        <w:pStyle w:val="Listaszerbekezds"/>
+        <w:spacing w:before="120" w:after="120" w:line="240" w:lineRule="auto"/>
+        <w:jc w:val="both"/>
+        <w:rPr>
+          <w:rFonts w:ascii="Arial" w:eastAsia="Times New Roman" w:hAnsi="Arial" w:cs="Arial"/>
           <w:sz w:val="24"/>
           <w:szCs w:val="24"/>
           <w:lang w:eastAsia="hu-HU"/>
         </w:rPr>
-        <w:t xml:space="preserve">  időpontot foglal </w:t>
-      </w:r>
-    </w:p>
-    <w:p>
-      <w:pPr>
-        <w:pStyle w:val="Listaszerbekezds"/>
-        <w:spacing w:before="120" w:after="120" w:line="240" w:lineRule="auto"/>
-        <w:jc w:val="both"/>
-        <w:rPr>
-          <w:rFonts w:ascii="Times New Roman" w:eastAsia="Times New Roman" w:hAnsi="Times New Roman" w:cs="Times New Roman"/>
+      </w:pPr>
+      <w:r>
+        <w:rPr>
+          <w:rFonts w:ascii="Arial" w:eastAsia="Times New Roman" w:hAnsi="Arial" w:cs="Arial"/>
           <w:sz w:val="24"/>
           <w:szCs w:val="24"/>
           <w:lang w:eastAsia="hu-HU"/>
         </w:rPr>
-      </w:pPr>
-      <w:r>
-        <w:rPr>
-          <w:rFonts w:ascii="Times New Roman" w:eastAsia="Times New Roman" w:hAnsi="Symbol" w:cs="Times New Roman"/>
-          <w:sz w:val="24"/>
-          <w:szCs w:val="24"/>
-          <w:lang w:eastAsia="hu-HU"/>
-        </w:rPr>
-        <w:t></w:t>
-      </w:r>
-      <w:r>
-        <w:rPr>
-          <w:rFonts w:ascii="Times New Roman" w:eastAsia="Times New Roman" w:hAnsi="Times New Roman" w:cs="Times New Roman"/>
-          <w:sz w:val="24"/>
-          <w:szCs w:val="24"/>
-          <w:lang w:eastAsia="hu-HU"/>
-        </w:rPr>
-        <w:t xml:space="preserve">  időpontot lemondhat</w:t>
-      </w:r>
-    </w:p>
-    <w:p>
-      <w:pPr>
-        <w:pStyle w:val="Listaszerbekezds"/>
-        <w:spacing w:before="120" w:after="120" w:line="240" w:lineRule="auto"/>
-        <w:jc w:val="both"/>
-        <w:rPr>
-          <w:rFonts w:ascii="Times New Roman" w:eastAsia="Times New Roman" w:hAnsi="Times New Roman" w:cs="Times New Roman"/>
+        <w:t>  időpontot lemondhat</w:t>
+      </w:r>
+    </w:p>
+    <w:p>
+      <w:pPr>
+        <w:spacing w:before="120" w:after="120" w:line="240" w:lineRule="auto"/>
+        <w:jc w:val="both"/>
+        <w:rPr>
+          <w:rFonts w:ascii="Arial" w:eastAsia="Times New Roman" w:hAnsi="Arial" w:cs="Arial"/>
           <w:sz w:val="24"/>
           <w:szCs w:val="24"/>
           <w:lang w:eastAsia="hu-HU"/>
@@ -1565,6 +1645,7 @@
         <w:spacing w:before="120" w:after="120" w:line="240" w:lineRule="auto"/>
         <w:jc w:val="both"/>
         <w:rPr>
+          <w:rFonts w:ascii="Arial" w:hAnsi="Arial" w:cs="Arial"/>
           <w:b/>
           <w:sz w:val="24"/>
           <w:szCs w:val="24"/>
@@ -1572,6 +1653,7 @@
       </w:pPr>
       <w:r>
         <w:rPr>
+          <w:rFonts w:ascii="Arial" w:hAnsi="Arial" w:cs="Arial"/>
           <w:b/>
           <w:sz w:val="24"/>
           <w:szCs w:val="24"/>
@@ -1584,7 +1666,7 @@
         <w:pStyle w:val="Listaszerbekezds"/>
         <w:spacing w:after="0" w:line="240" w:lineRule="auto"/>
         <w:rPr>
-          <w:rFonts w:ascii="Times New Roman" w:eastAsia="Times New Roman" w:hAnsi="Times New Roman" w:cs="Times New Roman"/>
+          <w:rFonts w:ascii="Arial" w:eastAsia="Times New Roman" w:hAnsi="Arial" w:cs="Arial"/>
           <w:sz w:val="24"/>
           <w:szCs w:val="24"/>
           <w:lang w:eastAsia="hu-HU"/>
@@ -1592,50 +1674,12 @@
       </w:pPr>
       <w:r>
         <w:rPr>
-          <w:rFonts w:ascii="Times New Roman" w:eastAsia="Times New Roman" w:hAnsi="Symbol" w:cs="Times New Roman"/>
+          <w:rFonts w:ascii="Arial" w:eastAsia="Times New Roman" w:hAnsi="Arial" w:cs="Arial"/>
           <w:sz w:val="24"/>
           <w:szCs w:val="24"/>
           <w:lang w:eastAsia="hu-HU"/>
         </w:rPr>
-        <w:t></w:t>
-      </w:r>
-      <w:r>
-        <w:rPr>
-          <w:rFonts w:ascii="Times New Roman" w:eastAsia="Times New Roman" w:hAnsi="Times New Roman" w:cs="Times New Roman"/>
-          <w:sz w:val="24"/>
-          <w:szCs w:val="24"/>
-          <w:lang w:eastAsia="hu-HU"/>
-        </w:rPr>
-        <w:t xml:space="preserve">  </w:t>
-      </w:r>
-      <w:r>
-        <w:rPr>
-          <w:rFonts w:ascii="Times New Roman" w:eastAsia="Times New Roman" w:hAnsi="Times New Roman" w:cs="Times New Roman"/>
-          <w:sz w:val="24"/>
-          <w:szCs w:val="24"/>
-          <w:lang w:eastAsia="hu-HU"/>
-        </w:rPr>
-        <w:t>meg</w:t>
-      </w:r>
-      <w:bookmarkStart w:id="0" w:name="_GoBack"/>
-      <w:bookmarkEnd w:id="0"/>
-      <w:r>
-        <w:rPr>
-          <w:rFonts w:ascii="Times New Roman" w:eastAsia="Times New Roman" w:hAnsi="Times New Roman" w:cs="Times New Roman"/>
-          <w:sz w:val="24"/>
-          <w:szCs w:val="24"/>
-          <w:lang w:eastAsia="hu-HU"/>
-        </w:rPr>
-        <w:t>adj</w:t>
-      </w:r>
-      <w:r>
-        <w:rPr>
-          <w:rFonts w:ascii="Times New Roman" w:eastAsia="Times New Roman" w:hAnsi="Times New Roman" w:cs="Times New Roman"/>
-          <w:sz w:val="24"/>
-          <w:szCs w:val="24"/>
-          <w:lang w:eastAsia="hu-HU"/>
-        </w:rPr>
-        <w:t xml:space="preserve">a a foglalható időpontokat </w:t>
+        <w:t xml:space="preserve">  megadja a foglalható időpontokat </w:t>
       </w:r>
     </w:p>
     <w:p>
@@ -1643,7 +1687,7 @@
         <w:pStyle w:val="Listaszerbekezds"/>
         <w:spacing w:after="0" w:line="240" w:lineRule="auto"/>
         <w:rPr>
-          <w:rFonts w:ascii="Times New Roman" w:eastAsia="Times New Roman" w:hAnsi="Times New Roman" w:cs="Times New Roman"/>
+          <w:rFonts w:ascii="Arial" w:eastAsia="Times New Roman" w:hAnsi="Arial" w:cs="Arial"/>
           <w:sz w:val="24"/>
           <w:szCs w:val="24"/>
           <w:lang w:eastAsia="hu-HU"/>
@@ -1651,21 +1695,12 @@
       </w:pPr>
       <w:r>
         <w:rPr>
-          <w:rFonts w:ascii="Times New Roman" w:eastAsia="Times New Roman" w:hAnsi="Symbol" w:cs="Times New Roman"/>
+          <w:rFonts w:ascii="Arial" w:eastAsia="Times New Roman" w:hAnsi="Arial" w:cs="Arial"/>
           <w:sz w:val="24"/>
           <w:szCs w:val="24"/>
           <w:lang w:eastAsia="hu-HU"/>
         </w:rPr>
-        <w:t></w:t>
-      </w:r>
-      <w:r>
-        <w:rPr>
-          <w:rFonts w:ascii="Times New Roman" w:eastAsia="Times New Roman" w:hAnsi="Times New Roman" w:cs="Times New Roman"/>
-          <w:sz w:val="24"/>
-          <w:szCs w:val="24"/>
-          <w:lang w:eastAsia="hu-HU"/>
-        </w:rPr>
-        <w:t xml:space="preserve">  módosíthatja azokat </w:t>
+        <w:t xml:space="preserve">  módosíthatja azokat </w:t>
       </w:r>
     </w:p>
     <w:p>
@@ -1673,7 +1708,7 @@
         <w:pStyle w:val="Listaszerbekezds"/>
         <w:spacing w:after="0" w:line="240" w:lineRule="auto"/>
         <w:rPr>
-          <w:rFonts w:ascii="Times New Roman" w:eastAsia="Times New Roman" w:hAnsi="Times New Roman" w:cs="Times New Roman"/>
+          <w:rFonts w:ascii="Arial" w:eastAsia="Times New Roman" w:hAnsi="Arial" w:cs="Arial"/>
           <w:sz w:val="24"/>
           <w:szCs w:val="24"/>
           <w:lang w:eastAsia="hu-HU"/>
@@ -1681,62 +1716,34 @@
       </w:pPr>
       <w:r>
         <w:rPr>
-          <w:rFonts w:ascii="Times New Roman" w:eastAsia="Times New Roman" w:hAnsi="Symbol" w:cs="Times New Roman"/>
+          <w:rFonts w:ascii="Arial" w:eastAsia="Times New Roman" w:hAnsi="Arial" w:cs="Arial"/>
           <w:sz w:val="24"/>
           <w:szCs w:val="24"/>
           <w:lang w:eastAsia="hu-HU"/>
         </w:rPr>
-        <w:t></w:t>
-      </w:r>
-      <w:r>
-        <w:rPr>
-          <w:rFonts w:ascii="Times New Roman" w:eastAsia="Times New Roman" w:hAnsi="Times New Roman" w:cs="Times New Roman"/>
+        <w:t xml:space="preserve">  látja a foglalásokat </w:t>
+      </w:r>
+    </w:p>
+    <w:p>
+      <w:pPr>
+        <w:pStyle w:val="Listaszerbekezds"/>
+        <w:spacing w:before="120" w:after="120" w:line="240" w:lineRule="auto"/>
+        <w:jc w:val="both"/>
+        <w:rPr>
+          <w:rFonts w:ascii="Arial" w:hAnsi="Arial" w:cs="Arial"/>
+          <w:sz w:val="24"/>
+          <w:szCs w:val="24"/>
+        </w:rPr>
+      </w:pPr>
+      <w:r>
+        <w:rPr>
+          <w:rFonts w:ascii="Arial" w:eastAsia="Times New Roman" w:hAnsi="Arial" w:cs="Arial"/>
           <w:sz w:val="24"/>
           <w:szCs w:val="24"/>
           <w:lang w:eastAsia="hu-HU"/>
         </w:rPr>
-        <w:t xml:space="preserve">  látja a foglalásokat </w:t>
-      </w:r>
-    </w:p>
-    <w:p>
-      <w:pPr>
-        <w:pStyle w:val="Listaszerbekezds"/>
-        <w:spacing w:before="120" w:after="120" w:line="240" w:lineRule="auto"/>
-        <w:jc w:val="both"/>
-        <w:rPr>
-          <w:sz w:val="24"/>
-          <w:szCs w:val="24"/>
-        </w:rPr>
-      </w:pPr>
-      <w:r>
-        <w:rPr>
-          <w:rFonts w:ascii="Times New Roman" w:eastAsia="Times New Roman" w:hAnsi="Symbol" w:cs="Times New Roman"/>
-          <w:sz w:val="24"/>
-          <w:szCs w:val="24"/>
-          <w:lang w:eastAsia="hu-HU"/>
-        </w:rPr>
-        <w:t></w:t>
-      </w:r>
-      <w:r>
-        <w:rPr>
-          <w:rFonts w:ascii="Times New Roman" w:eastAsia="Times New Roman" w:hAnsi="Times New Roman" w:cs="Times New Roman"/>
-          <w:sz w:val="24"/>
-          <w:szCs w:val="24"/>
-          <w:lang w:eastAsia="hu-HU"/>
-        </w:rPr>
-        <w:t xml:space="preserve">  kezeli a lemondásokat</w:t>
-      </w:r>
-    </w:p>
-    <w:p>
-      <w:pPr>
-        <w:pStyle w:val="Listaszerbekezds"/>
-        <w:spacing w:before="120" w:after="120" w:line="240" w:lineRule="auto"/>
-        <w:jc w:val="both"/>
-        <w:rPr>
-          <w:sz w:val="24"/>
-          <w:szCs w:val="24"/>
-        </w:rPr>
-      </w:pPr>
+        <w:t>  kezeli a lemondásokat</w:t>
+      </w:r>
     </w:p>
     <w:sectPr>
       <w:pgSz w:w="11906" w:h="16838"/>
@@ -2209,7 +2216,7 @@
   <w:abstractNum w:abstractNumId="4" w15:restartNumberingAfterBreak="0">
     <w:nsid w:val="11D5484D"/>
     <w:multiLevelType w:val="hybridMultilevel"/>
-    <w:tmpl w:val="E0EAEC32"/>
+    <w:tmpl w:val="96CC7C58"/>
     <w:lvl w:ilvl="0" w:tplc="040E000D">
       <w:start w:val="1"/>
       <w:numFmt w:val="bullet"/>
@@ -2321,6 +2328,120 @@
     </w:lvl>
   </w:abstractNum>
   <w:abstractNum w:abstractNumId="5" w15:restartNumberingAfterBreak="0">
+    <w:nsid w:val="17764D5A"/>
+    <w:multiLevelType w:val="hybridMultilevel"/>
+    <w:tmpl w:val="647C6846"/>
+    <w:lvl w:ilvl="0" w:tplc="040E000D">
+      <w:start w:val="1"/>
+      <w:numFmt w:val="bullet"/>
+      <w:lvlText w:val=""/>
+      <w:lvlJc w:val="left"/>
+      <w:pPr>
+        <w:ind w:left="1080" w:hanging="360"/>
+      </w:pPr>
+      <w:rPr>
+        <w:rFonts w:ascii="Wingdings" w:hAnsi="Wingdings" w:hint="default"/>
+        <w:color w:val="auto"/>
+      </w:rPr>
+    </w:lvl>
+    <w:lvl w:ilvl="1" w:tplc="040E0003" w:tentative="1">
+      <w:start w:val="1"/>
+      <w:numFmt w:val="bullet"/>
+      <w:lvlText w:val="o"/>
+      <w:lvlJc w:val="left"/>
+      <w:pPr>
+        <w:ind w:left="1800" w:hanging="360"/>
+      </w:pPr>
+      <w:rPr>
+        <w:rFonts w:ascii="Courier New" w:hAnsi="Courier New" w:cs="Courier New" w:hint="default"/>
+      </w:rPr>
+    </w:lvl>
+    <w:lvl w:ilvl="2" w:tplc="040E0005" w:tentative="1">
+      <w:start w:val="1"/>
+      <w:numFmt w:val="bullet"/>
+      <w:lvlText w:val=""/>
+      <w:lvlJc w:val="left"/>
+      <w:pPr>
+        <w:ind w:left="2520" w:hanging="360"/>
+      </w:pPr>
+      <w:rPr>
+        <w:rFonts w:ascii="Wingdings" w:hAnsi="Wingdings" w:hint="default"/>
+      </w:rPr>
+    </w:lvl>
+    <w:lvl w:ilvl="3" w:tplc="040E0001" w:tentative="1">
+      <w:start w:val="1"/>
+      <w:numFmt w:val="bullet"/>
+      <w:lvlText w:val=""/>
+      <w:lvlJc w:val="left"/>
+      <w:pPr>
+        <w:ind w:left="3240" w:hanging="360"/>
+      </w:pPr>
+      <w:rPr>
+        <w:rFonts w:ascii="Symbol" w:hAnsi="Symbol" w:hint="default"/>
+      </w:rPr>
+    </w:lvl>
+    <w:lvl w:ilvl="4" w:tplc="040E0003" w:tentative="1">
+      <w:start w:val="1"/>
+      <w:numFmt w:val="bullet"/>
+      <w:lvlText w:val="o"/>
+      <w:lvlJc w:val="left"/>
+      <w:pPr>
+        <w:ind w:left="3960" w:hanging="360"/>
+      </w:pPr>
+      <w:rPr>
+        <w:rFonts w:ascii="Courier New" w:hAnsi="Courier New" w:cs="Courier New" w:hint="default"/>
+      </w:rPr>
+    </w:lvl>
+    <w:lvl w:ilvl="5" w:tplc="040E0005" w:tentative="1">
+      <w:start w:val="1"/>
+      <w:numFmt w:val="bullet"/>
+      <w:lvlText w:val=""/>
+      <w:lvlJc w:val="left"/>
+      <w:pPr>
+        <w:ind w:left="4680" w:hanging="360"/>
+      </w:pPr>
+      <w:rPr>
+        <w:rFonts w:ascii="Wingdings" w:hAnsi="Wingdings" w:hint="default"/>
+      </w:rPr>
+    </w:lvl>
+    <w:lvl w:ilvl="6" w:tplc="040E0001" w:tentative="1">
+      <w:start w:val="1"/>
+      <w:numFmt w:val="bullet"/>
+      <w:lvlText w:val=""/>
+      <w:lvlJc w:val="left"/>
+      <w:pPr>
+        <w:ind w:left="5400" w:hanging="360"/>
+      </w:pPr>
+      <w:rPr>
+        <w:rFonts w:ascii="Symbol" w:hAnsi="Symbol" w:hint="default"/>
+      </w:rPr>
+    </w:lvl>
+    <w:lvl w:ilvl="7" w:tplc="040E0003" w:tentative="1">
+      <w:start w:val="1"/>
+      <w:numFmt w:val="bullet"/>
+      <w:lvlText w:val="o"/>
+      <w:lvlJc w:val="left"/>
+      <w:pPr>
+        <w:ind w:left="6120" w:hanging="360"/>
+      </w:pPr>
+      <w:rPr>
+        <w:rFonts w:ascii="Courier New" w:hAnsi="Courier New" w:cs="Courier New" w:hint="default"/>
+      </w:rPr>
+    </w:lvl>
+    <w:lvl w:ilvl="8" w:tplc="040E0005" w:tentative="1">
+      <w:start w:val="1"/>
+      <w:numFmt w:val="bullet"/>
+      <w:lvlText w:val=""/>
+      <w:lvlJc w:val="left"/>
+      <w:pPr>
+        <w:ind w:left="6840" w:hanging="360"/>
+      </w:pPr>
+      <w:rPr>
+        <w:rFonts w:ascii="Wingdings" w:hAnsi="Wingdings" w:hint="default"/>
+      </w:rPr>
+    </w:lvl>
+  </w:abstractNum>
+  <w:abstractNum w:abstractNumId="6" w15:restartNumberingAfterBreak="0">
     <w:nsid w:val="17D046FE"/>
     <w:multiLevelType w:val="hybridMultilevel"/>
     <w:tmpl w:val="2932EF96"/>
@@ -2435,7 +2556,7 @@
       </w:rPr>
     </w:lvl>
   </w:abstractNum>
-  <w:abstractNum w:abstractNumId="6" w15:restartNumberingAfterBreak="0">
+  <w:abstractNum w:abstractNumId="7" w15:restartNumberingAfterBreak="0">
     <w:nsid w:val="198C4CA7"/>
     <w:multiLevelType w:val="hybridMultilevel"/>
     <w:tmpl w:val="BC824092"/>
@@ -2549,7 +2670,7 @@
       </w:rPr>
     </w:lvl>
   </w:abstractNum>
-  <w:abstractNum w:abstractNumId="7" w15:restartNumberingAfterBreak="0">
+  <w:abstractNum w:abstractNumId="8" w15:restartNumberingAfterBreak="0">
     <w:nsid w:val="2C9A3D50"/>
     <w:multiLevelType w:val="hybridMultilevel"/>
     <w:tmpl w:val="CE5082B0"/>
@@ -2662,7 +2783,7 @@
       </w:rPr>
     </w:lvl>
   </w:abstractNum>
-  <w:abstractNum w:abstractNumId="8" w15:restartNumberingAfterBreak="0">
+  <w:abstractNum w:abstractNumId="9" w15:restartNumberingAfterBreak="0">
     <w:nsid w:val="3A7C723B"/>
     <w:multiLevelType w:val="hybridMultilevel"/>
     <w:tmpl w:val="27AC388A"/>
@@ -2748,7 +2869,7 @@
       </w:pPr>
     </w:lvl>
   </w:abstractNum>
-  <w:abstractNum w:abstractNumId="9" w15:restartNumberingAfterBreak="0">
+  <w:abstractNum w:abstractNumId="10" w15:restartNumberingAfterBreak="0">
     <w:nsid w:val="41F46547"/>
     <w:multiLevelType w:val="hybridMultilevel"/>
     <w:tmpl w:val="5A76D1D2"/>
@@ -2863,7 +2984,7 @@
       </w:rPr>
     </w:lvl>
   </w:abstractNum>
-  <w:abstractNum w:abstractNumId="10" w15:restartNumberingAfterBreak="0">
+  <w:abstractNum w:abstractNumId="11" w15:restartNumberingAfterBreak="0">
     <w:nsid w:val="48F77888"/>
     <w:multiLevelType w:val="hybridMultilevel"/>
     <w:tmpl w:val="B98A92AC"/>
@@ -2976,7 +3097,7 @@
       </w:rPr>
     </w:lvl>
   </w:abstractNum>
-  <w:abstractNum w:abstractNumId="11" w15:restartNumberingAfterBreak="0">
+  <w:abstractNum w:abstractNumId="12" w15:restartNumberingAfterBreak="0">
     <w:nsid w:val="50C9628B"/>
     <w:multiLevelType w:val="hybridMultilevel"/>
     <w:tmpl w:val="75C6A8A2"/>
@@ -3090,7 +3211,7 @@
       </w:rPr>
     </w:lvl>
   </w:abstractNum>
-  <w:abstractNum w:abstractNumId="12" w15:restartNumberingAfterBreak="0">
+  <w:abstractNum w:abstractNumId="13" w15:restartNumberingAfterBreak="0">
     <w:nsid w:val="554F7665"/>
     <w:multiLevelType w:val="hybridMultilevel"/>
     <w:tmpl w:val="706E986E"/>
@@ -3205,7 +3326,7 @@
       </w:rPr>
     </w:lvl>
   </w:abstractNum>
-  <w:abstractNum w:abstractNumId="13" w15:restartNumberingAfterBreak="0">
+  <w:abstractNum w:abstractNumId="14" w15:restartNumberingAfterBreak="0">
     <w:nsid w:val="55F5676C"/>
     <w:multiLevelType w:val="hybridMultilevel"/>
     <w:tmpl w:val="E5E29380"/>
@@ -3320,10 +3441,124 @@
       </w:rPr>
     </w:lvl>
   </w:abstractNum>
-  <w:abstractNum w:abstractNumId="14" w15:restartNumberingAfterBreak="0">
+  <w:abstractNum w:abstractNumId="15" w15:restartNumberingAfterBreak="0">
+    <w:nsid w:val="5C85232D"/>
+    <w:multiLevelType w:val="hybridMultilevel"/>
+    <w:tmpl w:val="16E00E82"/>
+    <w:lvl w:ilvl="0" w:tplc="040E000D">
+      <w:start w:val="1"/>
+      <w:numFmt w:val="bullet"/>
+      <w:lvlText w:val=""/>
+      <w:lvlJc w:val="left"/>
+      <w:pPr>
+        <w:ind w:left="720" w:hanging="360"/>
+      </w:pPr>
+      <w:rPr>
+        <w:rFonts w:ascii="Wingdings" w:hAnsi="Wingdings" w:hint="default"/>
+        <w:color w:val="auto"/>
+      </w:rPr>
+    </w:lvl>
+    <w:lvl w:ilvl="1" w:tplc="040E0003" w:tentative="1">
+      <w:start w:val="1"/>
+      <w:numFmt w:val="bullet"/>
+      <w:lvlText w:val="o"/>
+      <w:lvlJc w:val="left"/>
+      <w:pPr>
+        <w:ind w:left="1440" w:hanging="360"/>
+      </w:pPr>
+      <w:rPr>
+        <w:rFonts w:ascii="Courier New" w:hAnsi="Courier New" w:cs="Courier New" w:hint="default"/>
+      </w:rPr>
+    </w:lvl>
+    <w:lvl w:ilvl="2" w:tplc="040E0005" w:tentative="1">
+      <w:start w:val="1"/>
+      <w:numFmt w:val="bullet"/>
+      <w:lvlText w:val=""/>
+      <w:lvlJc w:val="left"/>
+      <w:pPr>
+        <w:ind w:left="2160" w:hanging="360"/>
+      </w:pPr>
+      <w:rPr>
+        <w:rFonts w:ascii="Wingdings" w:hAnsi="Wingdings" w:hint="default"/>
+      </w:rPr>
+    </w:lvl>
+    <w:lvl w:ilvl="3" w:tplc="040E0001" w:tentative="1">
+      <w:start w:val="1"/>
+      <w:numFmt w:val="bullet"/>
+      <w:lvlText w:val=""/>
+      <w:lvlJc w:val="left"/>
+      <w:pPr>
+        <w:ind w:left="2880" w:hanging="360"/>
+      </w:pPr>
+      <w:rPr>
+        <w:rFonts w:ascii="Symbol" w:hAnsi="Symbol" w:hint="default"/>
+      </w:rPr>
+    </w:lvl>
+    <w:lvl w:ilvl="4" w:tplc="040E0003" w:tentative="1">
+      <w:start w:val="1"/>
+      <w:numFmt w:val="bullet"/>
+      <w:lvlText w:val="o"/>
+      <w:lvlJc w:val="left"/>
+      <w:pPr>
+        <w:ind w:left="3600" w:hanging="360"/>
+      </w:pPr>
+      <w:rPr>
+        <w:rFonts w:ascii="Courier New" w:hAnsi="Courier New" w:cs="Courier New" w:hint="default"/>
+      </w:rPr>
+    </w:lvl>
+    <w:lvl w:ilvl="5" w:tplc="040E0005" w:tentative="1">
+      <w:start w:val="1"/>
+      <w:numFmt w:val="bullet"/>
+      <w:lvlText w:val=""/>
+      <w:lvlJc w:val="left"/>
+      <w:pPr>
+        <w:ind w:left="4320" w:hanging="360"/>
+      </w:pPr>
+      <w:rPr>
+        <w:rFonts w:ascii="Wingdings" w:hAnsi="Wingdings" w:hint="default"/>
+      </w:rPr>
+    </w:lvl>
+    <w:lvl w:ilvl="6" w:tplc="040E0001" w:tentative="1">
+      <w:start w:val="1"/>
+      <w:numFmt w:val="bullet"/>
+      <w:lvlText w:val=""/>
+      <w:lvlJc w:val="left"/>
+      <w:pPr>
+        <w:ind w:left="5040" w:hanging="360"/>
+      </w:pPr>
+      <w:rPr>
+        <w:rFonts w:ascii="Symbol" w:hAnsi="Symbol" w:hint="default"/>
+      </w:rPr>
+    </w:lvl>
+    <w:lvl w:ilvl="7" w:tplc="040E0003" w:tentative="1">
+      <w:start w:val="1"/>
+      <w:numFmt w:val="bullet"/>
+      <w:lvlText w:val="o"/>
+      <w:lvlJc w:val="left"/>
+      <w:pPr>
+        <w:ind w:left="5760" w:hanging="360"/>
+      </w:pPr>
+      <w:rPr>
+        <w:rFonts w:ascii="Courier New" w:hAnsi="Courier New" w:cs="Courier New" w:hint="default"/>
+      </w:rPr>
+    </w:lvl>
+    <w:lvl w:ilvl="8" w:tplc="040E0005" w:tentative="1">
+      <w:start w:val="1"/>
+      <w:numFmt w:val="bullet"/>
+      <w:lvlText w:val=""/>
+      <w:lvlJc w:val="left"/>
+      <w:pPr>
+        <w:ind w:left="6480" w:hanging="360"/>
+      </w:pPr>
+      <w:rPr>
+        <w:rFonts w:ascii="Wingdings" w:hAnsi="Wingdings" w:hint="default"/>
+      </w:rPr>
+    </w:lvl>
+  </w:abstractNum>
+  <w:abstractNum w:abstractNumId="16" w15:restartNumberingAfterBreak="0">
     <w:nsid w:val="633824E8"/>
     <w:multiLevelType w:val="hybridMultilevel"/>
-    <w:tmpl w:val="FF168342"/>
+    <w:tmpl w:val="FC169D60"/>
     <w:lvl w:ilvl="0" w:tplc="5AFAB07C">
       <w:start w:val="1"/>
       <w:numFmt w:val="bullet"/>
@@ -3434,7 +3669,7 @@
       </w:rPr>
     </w:lvl>
   </w:abstractNum>
-  <w:abstractNum w:abstractNumId="15" w15:restartNumberingAfterBreak="0">
+  <w:abstractNum w:abstractNumId="17" w15:restartNumberingAfterBreak="0">
     <w:nsid w:val="6AF637B9"/>
     <w:multiLevelType w:val="hybridMultilevel"/>
     <w:tmpl w:val="69541880"/>
@@ -3523,7 +3758,7 @@
       </w:pPr>
     </w:lvl>
   </w:abstractNum>
-  <w:abstractNum w:abstractNumId="16" w15:restartNumberingAfterBreak="0">
+  <w:abstractNum w:abstractNumId="18" w15:restartNumberingAfterBreak="0">
     <w:nsid w:val="733D47D6"/>
     <w:multiLevelType w:val="hybridMultilevel"/>
     <w:tmpl w:val="65CA6E4E"/>
@@ -3637,7 +3872,7 @@
       </w:rPr>
     </w:lvl>
   </w:abstractNum>
-  <w:abstractNum w:abstractNumId="17" w15:restartNumberingAfterBreak="0">
+  <w:abstractNum w:abstractNumId="19" w15:restartNumberingAfterBreak="0">
     <w:nsid w:val="734B599D"/>
     <w:multiLevelType w:val="hybridMultilevel"/>
     <w:tmpl w:val="4E1AC3B6"/>
@@ -3750,10 +3985,10 @@
       </w:rPr>
     </w:lvl>
   </w:abstractNum>
-  <w:abstractNum w:abstractNumId="18" w15:restartNumberingAfterBreak="0">
+  <w:abstractNum w:abstractNumId="20" w15:restartNumberingAfterBreak="0">
     <w:nsid w:val="741C3A0C"/>
     <w:multiLevelType w:val="hybridMultilevel"/>
-    <w:tmpl w:val="1BA052D4"/>
+    <w:tmpl w:val="14069102"/>
     <w:lvl w:ilvl="0" w:tplc="040E000D">
       <w:start w:val="1"/>
       <w:numFmt w:val="bullet"/>
@@ -3864,7 +4099,7 @@
       </w:rPr>
     </w:lvl>
   </w:abstractNum>
-  <w:abstractNum w:abstractNumId="19" w15:restartNumberingAfterBreak="0">
+  <w:abstractNum w:abstractNumId="21" w15:restartNumberingAfterBreak="0">
     <w:nsid w:val="7B455D58"/>
     <w:multiLevelType w:val="hybridMultilevel"/>
     <w:tmpl w:val="D68E86C0"/>
@@ -3955,7 +4190,7 @@
       </w:pPr>
     </w:lvl>
   </w:abstractNum>
-  <w:abstractNum w:abstractNumId="20" w15:restartNumberingAfterBreak="0">
+  <w:abstractNum w:abstractNumId="22" w15:restartNumberingAfterBreak="0">
     <w:nsid w:val="7CA34E76"/>
     <w:multiLevelType w:val="hybridMultilevel"/>
     <w:tmpl w:val="ABFEDC6C"/>
@@ -4071,16 +4306,16 @@
     </w:lvl>
   </w:abstractNum>
   <w:num w:numId="1">
-    <w:abstractNumId w:val="14"/>
+    <w:abstractNumId w:val="16"/>
   </w:num>
   <w:num w:numId="2">
-    <w:abstractNumId w:val="6"/>
+    <w:abstractNumId w:val="7"/>
   </w:num>
   <w:num w:numId="3">
     <w:abstractNumId w:val="0"/>
   </w:num>
   <w:num w:numId="4">
-    <w:abstractNumId w:val="11"/>
+    <w:abstractNumId w:val="12"/>
   </w:num>
   <w:num w:numId="5">
     <w:abstractNumId w:val="1"/>
@@ -4089,10 +4324,10 @@
     <w:abstractNumId w:val="3"/>
   </w:num>
   <w:num w:numId="7">
-    <w:abstractNumId w:val="18"/>
+    <w:abstractNumId w:val="20"/>
   </w:num>
   <w:num w:numId="8">
-    <w:abstractNumId w:val="16"/>
+    <w:abstractNumId w:val="18"/>
   </w:num>
   <w:num w:numId="9">
     <w:abstractNumId w:val="2"/>
@@ -4101,37 +4336,43 @@
     <w:abstractNumId w:val="4"/>
   </w:num>
   <w:num w:numId="11">
-    <w:abstractNumId w:val="5"/>
+    <w:abstractNumId w:val="6"/>
   </w:num>
   <w:num w:numId="12">
+    <w:abstractNumId w:val="21"/>
+  </w:num>
+  <w:num w:numId="13">
+    <w:abstractNumId w:val="14"/>
+  </w:num>
+  <w:num w:numId="14">
+    <w:abstractNumId w:val="13"/>
+  </w:num>
+  <w:num w:numId="15">
+    <w:abstractNumId w:val="8"/>
+  </w:num>
+  <w:num w:numId="16">
     <w:abstractNumId w:val="19"/>
   </w:num>
-  <w:num w:numId="13">
-    <w:abstractNumId w:val="13"/>
+  <w:num w:numId="17">
+    <w:abstractNumId w:val="10"/>
   </w:num>
-  <w:num w:numId="14">
-    <w:abstractNumId w:val="12"/>
+  <w:num w:numId="18">
+    <w:abstractNumId w:val="22"/>
   </w:num>
-  <w:num w:numId="15">
-    <w:abstractNumId w:val="7"/>
+  <w:num w:numId="19">
+    <w:abstractNumId w:val="9"/>
   </w:num>
-  <w:num w:numId="16">
+  <w:num w:numId="20">
     <w:abstractNumId w:val="17"/>
   </w:num>
-  <w:num w:numId="17">
-    <w:abstractNumId w:val="9"/>
+  <w:num w:numId="21">
+    <w:abstractNumId w:val="11"/>
   </w:num>
-  <w:num w:numId="18">
-    <w:abstractNumId w:val="20"/>
-  </w:num>
-  <w:num w:numId="19">
-    <w:abstractNumId w:val="8"/>
-  </w:num>
-  <w:num w:numId="20">
+  <w:num w:numId="22">
     <w:abstractNumId w:val="15"/>
   </w:num>
-  <w:num w:numId="21">
-    <w:abstractNumId w:val="10"/>
+  <w:num w:numId="23">
+    <w:abstractNumId w:val="5"/>
   </w:num>
 </w:numbering>
 </file>

--- a/tervezési dokumentumok/dokumentáció.docx
+++ b/tervezési dokumentumok/dokumentáció.docx
@@ -33,8 +33,6 @@
           <w:szCs w:val="24"/>
         </w:rPr>
       </w:pPr>
-      <w:bookmarkStart w:id="0" w:name="_GoBack"/>
-      <w:bookmarkEnd w:id="0"/>
     </w:p>
     <w:p>
       <w:pPr>
@@ -248,7 +246,25 @@
           <w:sz w:val="24"/>
           <w:szCs w:val="24"/>
         </w:rPr>
-        <w:t>A projekt lehetővé teszi az órák időpontjának és számának nyomon követését.</w:t>
+        <w:t>A</w:t>
+      </w:r>
+      <w:r>
+        <w:rPr>
+          <w:rFonts w:ascii="Arial" w:hAnsi="Arial" w:cs="Arial"/>
+          <w:sz w:val="24"/>
+          <w:szCs w:val="24"/>
+        </w:rPr>
+        <w:t>z oldal</w:t>
+      </w:r>
+      <w:bookmarkStart w:id="0" w:name="_GoBack"/>
+      <w:bookmarkEnd w:id="0"/>
+      <w:r>
+        <w:rPr>
+          <w:rFonts w:ascii="Arial" w:hAnsi="Arial" w:cs="Arial"/>
+          <w:sz w:val="24"/>
+          <w:szCs w:val="24"/>
+        </w:rPr>
+        <w:t xml:space="preserve"> lehetővé teszi az órák időpontjának és számának nyomon követését.</w:t>
       </w:r>
     </w:p>
     <w:p>
